--- a/DOCX.docx
+++ b/DOCX.docx
@@ -28,7 +28,7 @@
         </w:p>
       </w:sdtContent>
     </w:sdt>
-    <w:bookmarkStart w:id="44" w:name="zapp-техническая-документация"/>
+    <w:bookmarkStart w:id="49" w:name="zapp-техническая-документация"/>
     <w:p>
       <w:pPr>
         <w:pStyle w:val="Heading1"/>
@@ -42,13 +42,48 @@
         <w:pStyle w:val="FirstParagraph"/>
       </w:pPr>
       <w:r>
-        <w:t xml:space="preserve">Файл описывает, что лежит в проекте, чем оно собрано и где что лежит. Формат</w:t>
-      </w:r>
-      <w:r>
-        <w:t xml:space="preserve"> </w:t>
-      </w:r>
-      <w:r>
-        <w:t xml:space="preserve">фактический: версии и числа взяты из конфигов, а не из описания.</w:t>
+        <w:t xml:space="preserve">Документ описывает, что лежит в проекте, чем он собран и где что находится.</w:t>
+      </w:r>
+      <w:r>
+        <w:t xml:space="preserve"> </w:t>
+      </w:r>
+      <w:r>
+        <w:t xml:space="preserve">Все версии и числа взяты из конфигов и из собранных артефактов, а не из</w:t>
+      </w:r>
+      <w:r>
+        <w:t xml:space="preserve"> </w:t>
+      </w:r>
+      <w:r>
+        <w:t xml:space="preserve">описания. Там, где значение проверялось запуском, это отмечено.</w:t>
+      </w:r>
+    </w:p>
+    <w:p>
+      <w:pPr>
+        <w:pStyle w:val="BodyText"/>
+      </w:pPr>
+      <w:r>
+        <w:t xml:space="preserve">Документ лежит здесь в двух видах: этот файл и</w:t>
+      </w:r>
+      <w:r>
+        <w:t xml:space="preserve"> </w:t>
+      </w:r>
+      <w:r>
+        <w:rPr>
+          <w:rStyle w:val="VerbatimChar"/>
+        </w:rPr>
+        <w:t xml:space="preserve">DOCX.docx</w:t>
+      </w:r>
+      <w:r>
+        <w:t xml:space="preserve"> </w:t>
+      </w:r>
+      <w:r>
+        <w:t xml:space="preserve">из того же текста.</w:t>
+      </w:r>
+      <w:r>
+        <w:t xml:space="preserve"> </w:t>
+      </w:r>
+      <w:r>
+        <w:t xml:space="preserve">Markdown читается прямо на GitHub, DOCX открывается в Word и LibreOffice.</w:t>
       </w:r>
     </w:p>
     <w:p>
@@ -58,7 +93,7 @@
         </w:pict>
       </w:r>
     </w:p>
-    <w:bookmarkStart w:id="9" w:name="стек"/>
+    <w:bookmarkStart w:id="9" w:name="X3a20e92d1185c4a89c099256afc4d3450dda186"/>
     <w:p>
       <w:pPr>
         <w:pStyle w:val="Heading2"/>
@@ -70,8 +105,7 @@
     <w:tbl>
       <w:tblPr>
         <w:tblStyle w:val="Table"/>
-        <w:tblW w:type="pct" w:w="5000"/>
-        <w:tblLayout w:type="fixed"/>
+        <w:tblW w:type="auto" w:w="0"/>
         <w:tblLook w:firstRow="1" w:lastRow="0" w:firstColumn="0" w:lastColumn="0" w:noHBand="0" w:noVBand="0" w:val="0020"/>
       </w:tblPr>
       <w:tblGrid>
@@ -268,7 +302,10 @@
               <w:pStyle w:val="Compact"/>
             </w:pPr>
             <w:r>
-              <w:t xml:space="preserve">там же</w:t>
+              <w:rPr>
+                <w:rStyle w:val="VerbatimChar"/>
+              </w:rPr>
+              <w:t xml:space="preserve">APP/gradle/libs.versions.toml</w:t>
             </w:r>
           </w:p>
         </w:tc>
@@ -476,13 +513,7 @@
               <w:pStyle w:val="Compact"/>
             </w:pPr>
             <w:r>
-              <w:t xml:space="preserve">kotlin(</w:t>
-            </w:r>
-            <w:r>
-              <w:t xml:space="preserve">“test”</w:t>
-            </w:r>
-            <w:r>
-              <w:t xml:space="preserve">)</w:t>
+              <w:t xml:space="preserve">kotlin("test")</w:t>
             </w:r>
           </w:p>
         </w:tc>
@@ -610,13 +641,108 @@
           </w:p>
         </w:tc>
       </w:tr>
+      <w:tr>
+        <w:tc>
+          <w:tcPr/>
+          <w:p>
+            <w:pPr>
+              <w:pStyle w:val="Compact"/>
+            </w:pPr>
+            <w:r>
+              <w:t xml:space="preserve">Целевая ОС Android</w:t>
+            </w:r>
+          </w:p>
+        </w:tc>
+        <w:tc>
+          <w:tcPr/>
+          <w:p>
+            <w:pPr>
+              <w:pStyle w:val="Compact"/>
+            </w:pPr>
+            <w:r>
+              <w:t xml:space="preserve">API 33 и выше</w:t>
+            </w:r>
+          </w:p>
+        </w:tc>
+        <w:tc>
+          <w:tcPr/>
+          <w:p>
+            <w:pPr>
+              <w:pStyle w:val="Compact"/>
+            </w:pPr>
+            <w:r>
+              <w:t xml:space="preserve">--</w:t>
+            </w:r>
+          </w:p>
+        </w:tc>
+        <w:tc>
+          <w:tcPr/>
+          <w:p>
+            <w:pPr>
+              <w:pStyle w:val="Compact"/>
+            </w:pPr>
+            <w:r>
+              <w:rPr>
+                <w:rStyle w:val="VerbatimChar"/>
+              </w:rPr>
+              <w:t xml:space="preserve">APP/app/build.gradle.kts</w:t>
+            </w:r>
+          </w:p>
+        </w:tc>
+      </w:tr>
+      <w:tr>
+        <w:tc>
+          <w:tcPr/>
+          <w:p>
+            <w:pPr>
+              <w:pStyle w:val="Compact"/>
+            </w:pPr>
+            <w:r>
+              <w:t xml:space="preserve">Целевая ОС Android</w:t>
+            </w:r>
+          </w:p>
+        </w:tc>
+        <w:tc>
+          <w:tcPr/>
+          <w:p>
+            <w:pPr>
+              <w:pStyle w:val="Compact"/>
+            </w:pPr>
+            <w:r>
+              <w:t xml:space="preserve">targetSdk 36</w:t>
+            </w:r>
+          </w:p>
+        </w:tc>
+        <w:tc>
+          <w:tcPr/>
+          <w:p>
+            <w:pPr>
+              <w:pStyle w:val="Compact"/>
+            </w:pPr>
+            <w:r>
+              <w:t xml:space="preserve">--</w:t>
+            </w:r>
+          </w:p>
+        </w:tc>
+        <w:tc>
+          <w:tcPr/>
+          <w:p>
+            <w:pPr>
+              <w:pStyle w:val="Compact"/>
+            </w:pPr>
+            <w:r>
+              <w:t xml:space="preserve">там же</w:t>
+            </w:r>
+          </w:p>
+        </w:tc>
+      </w:tr>
     </w:tbl>
     <w:p>
       <w:pPr>
         <w:pStyle w:val="BodyText"/>
       </w:pPr>
       <w:r>
-        <w:t xml:space="preserve">Единая точка правды по версиям –</w:t>
+        <w:t xml:space="preserve">Единая точка правды по версиям --</w:t>
       </w:r>
       <w:r>
         <w:t xml:space="preserve"> </w:t>
@@ -628,7 +754,7 @@
         <w:t xml:space="preserve">APP/gradle/libs.versions.toml</w:t>
       </w:r>
       <w:r>
-        <w:t xml:space="preserve">. Версии в</w:t>
+        <w:t xml:space="preserve">. В</w:t>
       </w:r>
       <w:r>
         <w:t xml:space="preserve"> </w:t>
@@ -643,7 +769,7 @@
         <w:t xml:space="preserve"> </w:t>
       </w:r>
       <w:r>
-        <w:t xml:space="preserve">не дублируются, только alias’ы.</w:t>
+        <w:t xml:space="preserve">версии не дублируются, только alias'ы.</w:t>
       </w:r>
     </w:p>
     <w:p>
@@ -697,7 +823,7 @@
         <w:t xml:space="preserve"> </w:t>
       </w:r>
       <w:r>
-        <w:t xml:space="preserve">(как</w:t>
+        <w:t xml:space="preserve">как</w:t>
       </w:r>
       <w:r>
         <w:t xml:space="preserve"> </w:t>
@@ -709,7 +835,10 @@
         <w:t xml:space="preserve">versionName</w:t>
       </w:r>
       <w:r>
-        <w:t xml:space="preserve">) и</w:t>
+        <w:t xml:space="preserve"> </w:t>
+      </w:r>
+      <w:r>
+        <w:t xml:space="preserve">и</w:t>
       </w:r>
       <w:r>
         <w:t xml:space="preserve"> </w:t>
@@ -724,7 +853,7 @@
         <w:t xml:space="preserve"> </w:t>
       </w:r>
       <w:r>
-        <w:t xml:space="preserve">(как</w:t>
+        <w:t xml:space="preserve">как</w:t>
       </w:r>
       <w:r>
         <w:t xml:space="preserve"> </w:t>
@@ -736,13 +865,61 @@
         <w:t xml:space="preserve">packageVersion</w:t>
       </w:r>
       <w:r>
-        <w:t xml:space="preserve">), чтобы APK и десктопный</w:t>
-      </w:r>
-      <w:r>
-        <w:t xml:space="preserve"> </w:t>
-      </w:r>
-      <w:r>
-        <w:t xml:space="preserve">дистрибутив не разошлись по версиям.</w:t>
+        <w:t xml:space="preserve">, чтобы APK и десктопный</w:t>
+      </w:r>
+      <w:r>
+        <w:t xml:space="preserve"> </w:t>
+      </w:r>
+      <w:r>
+        <w:t xml:space="preserve">дистрибутив не разошлись по версиям. Проверено на собранном APK:</w:t>
+      </w:r>
+      <w:r>
+        <w:t xml:space="preserve"> </w:t>
+      </w:r>
+      <w:r>
+        <w:rPr>
+          <w:rStyle w:val="VerbatimChar"/>
+        </w:rPr>
+        <w:t xml:space="preserve">versionName=0.1.0</w:t>
+      </w:r>
+      <w:r>
+        <w:t xml:space="preserve">,</w:t>
+      </w:r>
+      <w:r>
+        <w:t xml:space="preserve"> </w:t>
+      </w:r>
+      <w:r>
+        <w:rPr>
+          <w:rStyle w:val="VerbatimChar"/>
+        </w:rPr>
+        <w:t xml:space="preserve">versionCode=1</w:t>
+      </w:r>
+      <w:r>
+        <w:t xml:space="preserve">,</w:t>
+      </w:r>
+      <w:r>
+        <w:t xml:space="preserve"> </w:t>
+      </w:r>
+      <w:r>
+        <w:rPr>
+          <w:rStyle w:val="VerbatimChar"/>
+        </w:rPr>
+        <w:t xml:space="preserve">minSdk=33</w:t>
+      </w:r>
+      <w:r>
+        <w:t xml:space="preserve">,</w:t>
+      </w:r>
+      <w:r>
+        <w:t xml:space="preserve"> </w:t>
+      </w:r>
+      <w:r>
+        <w:rPr>
+          <w:rStyle w:val="VerbatimChar"/>
+        </w:rPr>
+        <w:t xml:space="preserve">targetSdk=36</w:t>
+      </w:r>
+      <w:r>
+        <w:t xml:space="preserve">.</w:t>
       </w:r>
     </w:p>
     <w:p>
@@ -753,7 +930,7 @@
       </w:r>
     </w:p>
     <w:bookmarkEnd w:id="9"/>
-    <w:bookmarkStart w:id="13" w:name="модули"/>
+    <w:bookmarkStart w:id="13" w:name="X9090795ed0c191f51bac93550c7946bda137569"/>
     <w:p>
       <w:pPr>
         <w:pStyle w:val="Heading2"/>
@@ -785,7 +962,7 @@
         <w:t xml:space="preserve"> </w:t>
       </w:r>
       <w:r>
-        <w:t xml:space="preserve">source set’ам внутри модуля.</w:t>
+        <w:t xml:space="preserve">source set'ам внутри модуля.</w:t>
       </w:r>
     </w:p>
     <w:bookmarkStart w:id="10" w:name="composeapp"/>
@@ -826,7 +1003,7 @@
         <w:t xml:space="preserve"> </w:t>
       </w:r>
       <w:r>
-        <w:t xml:space="preserve">– Android-библиотека,</w:t>
+        <w:t xml:space="preserve">-- Android-библиотека,</w:t>
       </w:r>
       <w:r>
         <w:t xml:space="preserve"> </w:t>
@@ -895,7 +1072,7 @@
         <w:t xml:space="preserve"> </w:t>
       </w:r>
       <w:r>
-        <w:t xml:space="preserve">– обычная JVM-библиотека.</w:t>
+        <w:t xml:space="preserve">-- обычная JVM-библиотека.</w:t>
       </w:r>
     </w:p>
     <w:p>
@@ -903,14 +1080,13 @@
         <w:pStyle w:val="FirstParagraph"/>
       </w:pPr>
       <w:r>
-        <w:t xml:space="preserve">Source set’ы:</w:t>
+        <w:t xml:space="preserve">Source set'ы:</w:t>
       </w:r>
     </w:p>
     <w:tbl>
       <w:tblPr>
         <w:tblStyle w:val="Table"/>
-        <w:tblW w:type="pct" w:w="5000"/>
-        <w:tblLayout w:type="fixed"/>
+        <w:tblW w:type="auto" w:w="0"/>
         <w:tblLook w:firstRow="1" w:lastRow="0" w:firstColumn="0" w:lastColumn="0" w:noHBand="0" w:noVBand="0" w:val="0020"/>
       </w:tblPr>
       <w:tblGrid>
@@ -1017,7 +1193,7 @@
               <w:t xml:space="preserve"> </w:t>
             </w:r>
             <w:r>
-              <w:t xml:space="preserve">через</w:t>
+              <w:t xml:space="preserve">через Context и</w:t>
             </w:r>
             <w:r>
               <w:t xml:space="preserve"> </w:t>
@@ -1028,12 +1204,6 @@
               </w:rPr>
               <w:t xml:space="preserve">SharedPreferences</w:t>
             </w:r>
-            <w:r>
-              <w:t xml:space="preserve"> </w:t>
-            </w:r>
-            <w:r>
-              <w:t xml:space="preserve">и Context</w:t>
-            </w:r>
           </w:p>
         </w:tc>
       </w:tr>
@@ -1422,7 +1592,7 @@
         <w:t xml:space="preserve"> </w:t>
       </w:r>
       <w:r>
-        <w:t xml:space="preserve">–</w:t>
+        <w:t xml:space="preserve">--</w:t>
       </w:r>
       <w:r>
         <w:t xml:space="preserve"> </w:t>
@@ -1434,7 +1604,51 @@
         <w:t xml:space="preserve">androidx.activity.compose</w:t>
       </w:r>
       <w:r>
+        <w:t xml:space="preserve">,</w:t>
+      </w:r>
+      <w:r>
+        <w:t xml:space="preserve"> </w:t>
+      </w:r>
+      <w:r>
+        <w:rPr>
+          <w:rStyle w:val="VerbatimChar"/>
+        </w:rPr>
+        <w:t xml:space="preserve">desktopTest</w:t>
+      </w:r>
+      <w:r>
+        <w:t xml:space="preserve"> </w:t>
+      </w:r>
+      <w:r>
+        <w:t xml:space="preserve">--</w:t>
+      </w:r>
+      <w:r>
+        <w:t xml:space="preserve"> </w:t>
+      </w:r>
+      <w:r>
+        <w:rPr>
+          <w:rStyle w:val="VerbatimChar"/>
+        </w:rPr>
+        <w:t xml:space="preserve">kotlin("test")</w:t>
+      </w:r>
+      <w:r>
         <w:t xml:space="preserve">.</w:t>
+      </w:r>
+    </w:p>
+    <w:p>
+      <w:pPr>
+        <w:pStyle w:val="BodyText"/>
+      </w:pPr>
+      <w:r>
+        <w:rPr>
+          <w:rStyle w:val="VerbatimChar"/>
+        </w:rPr>
+        <w:t xml:space="preserve">androidResources</w:t>
+      </w:r>
+      <w:r>
+        <w:t xml:space="preserve"> </w:t>
+      </w:r>
+      <w:r>
+        <w:t xml:space="preserve">включены, потому что дизайн-система тянет ресурсы Compose.</w:t>
       </w:r>
     </w:p>
     <w:bookmarkEnd w:id="10"/>
@@ -1457,127 +1671,712 @@
       <w:r>
         <w:t xml:space="preserve">Только Android. Приложение, а не библиотека.</w:t>
       </w:r>
-      <w:r>
-        <w:t xml:space="preserve"> </w:t>
-      </w:r>
-      <w:r>
-        <w:rPr>
-          <w:rStyle w:val="VerbatimChar"/>
-        </w:rPr>
-        <w:t xml:space="preserve">namespace = xyz.azraellab.zapp</w:t>
-      </w:r>
-      <w:r>
-        <w:t xml:space="preserve">,</w:t>
-      </w:r>
-      <w:r>
-        <w:t xml:space="preserve"> </w:t>
-      </w:r>
-      <w:r>
-        <w:rPr>
-          <w:rStyle w:val="VerbatimChar"/>
-        </w:rPr>
-        <w:t xml:space="preserve">applicationId = xyz.azraellab.zapp</w:t>
-      </w:r>
-      <w:r>
-        <w:t xml:space="preserve">,</w:t>
-      </w:r>
-      <w:r>
-        <w:t xml:space="preserve"> </w:t>
-      </w:r>
-      <w:r>
-        <w:rPr>
-          <w:rStyle w:val="VerbatimChar"/>
-        </w:rPr>
-        <w:t xml:space="preserve">minSdk = 33</w:t>
-      </w:r>
-      <w:r>
-        <w:t xml:space="preserve">,</w:t>
-      </w:r>
-      <w:r>
-        <w:t xml:space="preserve"> </w:t>
-      </w:r>
-      <w:r>
-        <w:rPr>
-          <w:rStyle w:val="VerbatimChar"/>
-        </w:rPr>
-        <w:t xml:space="preserve">targetSdk = 36</w:t>
-      </w:r>
-      <w:r>
+    </w:p>
+    <w:tbl>
+      <w:tblPr>
+        <w:tblStyle w:val="Table"/>
+        <w:tblW w:type="auto" w:w="0"/>
+        <w:tblLook w:firstRow="1" w:lastRow="0" w:firstColumn="0" w:lastColumn="0" w:noHBand="0" w:noVBand="0" w:val="0020"/>
+      </w:tblPr>
+      <w:tblGrid>
+        <w:gridCol w:w="3960"/>
+        <w:gridCol w:w="3960"/>
+      </w:tblGrid>
+      <w:tr>
+        <w:trPr>
+          <w:tblHeader w:val="on"/>
+        </w:trPr>
+        <w:tc>
+          <w:tcPr/>
+          <w:p>
+            <w:pPr>
+              <w:pStyle w:val="Compact"/>
+            </w:pPr>
+            <w:r>
+              <w:t xml:space="preserve">Параметр</w:t>
+            </w:r>
+          </w:p>
+        </w:tc>
+        <w:tc>
+          <w:tcPr/>
+          <w:p>
+            <w:pPr>
+              <w:pStyle w:val="Compact"/>
+            </w:pPr>
+            <w:r>
+              <w:t xml:space="preserve">Значение</w:t>
+            </w:r>
+          </w:p>
+        </w:tc>
+      </w:tr>
+      <w:tr>
+        <w:tc>
+          <w:tcPr/>
+          <w:p>
+            <w:pPr>
+              <w:pStyle w:val="Compact"/>
+            </w:pPr>
+            <w:r>
+              <w:rPr>
+                <w:rStyle w:val="VerbatimChar"/>
+              </w:rPr>
+              <w:t xml:space="preserve">namespace</w:t>
+            </w:r>
+          </w:p>
+        </w:tc>
+        <w:tc>
+          <w:tcPr/>
+          <w:p>
+            <w:pPr>
+              <w:pStyle w:val="Compact"/>
+            </w:pPr>
+            <w:r>
+              <w:rPr>
+                <w:rStyle w:val="VerbatimChar"/>
+              </w:rPr>
+              <w:t xml:space="preserve">xyz.azraellab.zapp</w:t>
+            </w:r>
+          </w:p>
+        </w:tc>
+      </w:tr>
+      <w:tr>
+        <w:tc>
+          <w:tcPr/>
+          <w:p>
+            <w:pPr>
+              <w:pStyle w:val="Compact"/>
+            </w:pPr>
+            <w:r>
+              <w:rPr>
+                <w:rStyle w:val="VerbatimChar"/>
+              </w:rPr>
+              <w:t xml:space="preserve">applicationId</w:t>
+            </w:r>
+          </w:p>
+        </w:tc>
+        <w:tc>
+          <w:tcPr/>
+          <w:p>
+            <w:pPr>
+              <w:pStyle w:val="Compact"/>
+            </w:pPr>
+            <w:r>
+              <w:rPr>
+                <w:rStyle w:val="VerbatimChar"/>
+              </w:rPr>
+              <w:t xml:space="preserve">xyz.azraellab.zapp</w:t>
+            </w:r>
+          </w:p>
+        </w:tc>
+      </w:tr>
+      <w:tr>
+        <w:tc>
+          <w:tcPr/>
+          <w:p>
+            <w:pPr>
+              <w:pStyle w:val="Compact"/>
+            </w:pPr>
+            <w:r>
+              <w:rPr>
+                <w:rStyle w:val="VerbatimChar"/>
+              </w:rPr>
+              <w:t xml:space="preserve">minSdk</w:t>
+            </w:r>
+          </w:p>
+        </w:tc>
+        <w:tc>
+          <w:tcPr/>
+          <w:p>
+            <w:pPr>
+              <w:pStyle w:val="Compact"/>
+            </w:pPr>
+            <w:r>
+              <w:t xml:space="preserve">33</w:t>
+            </w:r>
+          </w:p>
+        </w:tc>
+      </w:tr>
+      <w:tr>
+        <w:tc>
+          <w:tcPr/>
+          <w:p>
+            <w:pPr>
+              <w:pStyle w:val="Compact"/>
+            </w:pPr>
+            <w:r>
+              <w:rPr>
+                <w:rStyle w:val="VerbatimChar"/>
+              </w:rPr>
+              <w:t xml:space="preserve">targetSdk</w:t>
+            </w:r>
+          </w:p>
+        </w:tc>
+        <w:tc>
+          <w:tcPr/>
+          <w:p>
+            <w:pPr>
+              <w:pStyle w:val="Compact"/>
+            </w:pPr>
+            <w:r>
+              <w:t xml:space="preserve">36</w:t>
+            </w:r>
+          </w:p>
+        </w:tc>
+      </w:tr>
+      <w:tr>
+        <w:tc>
+          <w:tcPr/>
+          <w:p>
+            <w:pPr>
+              <w:pStyle w:val="Compact"/>
+            </w:pPr>
+            <w:r>
+              <w:rPr>
+                <w:rStyle w:val="VerbatimChar"/>
+              </w:rPr>
+              <w:t xml:space="preserve">compileSdk</w:t>
+            </w:r>
+          </w:p>
+        </w:tc>
+        <w:tc>
+          <w:tcPr/>
+          <w:p>
+            <w:pPr>
+              <w:pStyle w:val="Compact"/>
+            </w:pPr>
+            <w:r>
+              <w:t xml:space="preserve">37, minorApiLevel 2</w:t>
+            </w:r>
+          </w:p>
+        </w:tc>
+      </w:tr>
+      <w:tr>
+        <w:tc>
+          <w:tcPr/>
+          <w:p>
+            <w:pPr>
+              <w:pStyle w:val="Compact"/>
+            </w:pPr>
+            <w:r>
+              <w:rPr>
+                <w:rStyle w:val="VerbatimChar"/>
+              </w:rPr>
+              <w:t xml:space="preserve">sourceCompatibility</w:t>
+            </w:r>
+          </w:p>
+        </w:tc>
+        <w:tc>
+          <w:tcPr/>
+          <w:p>
+            <w:pPr>
+              <w:pStyle w:val="Compact"/>
+            </w:pPr>
+            <w:r>
+              <w:t xml:space="preserve">Java 11</w:t>
+            </w:r>
+          </w:p>
+        </w:tc>
+      </w:tr>
+    </w:tbl>
+    <w:p>
+      <w:pPr>
+        <w:pStyle w:val="BodyText"/>
+      </w:pPr>
+      <w:r>
+        <w:t xml:space="preserve">Release-сборка включает минификацию и усадку ресурсов:</w:t>
+      </w:r>
+    </w:p>
+    <w:p>
+      <w:pPr>
+        <w:pStyle w:val="SourceCode"/>
+      </w:pPr>
+      <w:r>
+        <w:rPr>
+          <w:rStyle w:val="NormalTok"/>
+        </w:rPr>
+        <w:t xml:space="preserve">release </w:t>
+      </w:r>
+      <w:r>
+        <w:rPr>
+          <w:rStyle w:val="OperatorTok"/>
+        </w:rPr>
+        <w:t xml:space="preserve">{</w:t>
+      </w:r>
+      <w:r>
+        <w:br/>
+      </w:r>
+      <w:r>
+        <w:rPr>
+          <w:rStyle w:val="NormalTok"/>
+        </w:rPr>
+        <w:t xml:space="preserve">    isMinifyEnabled </w:t>
+      </w:r>
+      <w:r>
+        <w:rPr>
+          <w:rStyle w:val="OperatorTok"/>
+        </w:rPr>
+        <w:t xml:space="preserve">=</w:t>
+      </w:r>
+      <w:r>
+        <w:rPr>
+          <w:rStyle w:val="NormalTok"/>
+        </w:rPr>
+        <w:t xml:space="preserve"> </w:t>
+      </w:r>
+      <w:r>
+        <w:rPr>
+          <w:rStyle w:val="KeywordTok"/>
+        </w:rPr>
+        <w:t xml:space="preserve">true</w:t>
+      </w:r>
+      <w:r>
+        <w:br/>
+      </w:r>
+      <w:r>
+        <w:rPr>
+          <w:rStyle w:val="NormalTok"/>
+        </w:rPr>
+        <w:t xml:space="preserve">    isShrinkResources </w:t>
+      </w:r>
+      <w:r>
+        <w:rPr>
+          <w:rStyle w:val="OperatorTok"/>
+        </w:rPr>
+        <w:t xml:space="preserve">=</w:t>
+      </w:r>
+      <w:r>
+        <w:rPr>
+          <w:rStyle w:val="NormalTok"/>
+        </w:rPr>
+        <w:t xml:space="preserve"> </w:t>
+      </w:r>
+      <w:r>
+        <w:rPr>
+          <w:rStyle w:val="KeywordTok"/>
+        </w:rPr>
+        <w:t xml:space="preserve">true</w:t>
+      </w:r>
+      <w:r>
+        <w:br/>
+      </w:r>
+      <w:r>
+        <w:rPr>
+          <w:rStyle w:val="NormalTok"/>
+        </w:rPr>
+        <w:t xml:space="preserve">    proguardFiles</w:t>
+      </w:r>
+      <w:r>
+        <w:rPr>
+          <w:rStyle w:val="OperatorTok"/>
+        </w:rPr>
+        <w:t xml:space="preserve">(</w:t>
+      </w:r>
+      <w:r>
+        <w:br/>
+      </w:r>
+      <w:r>
+        <w:rPr>
+          <w:rStyle w:val="NormalTok"/>
+        </w:rPr>
+        <w:t xml:space="preserve">        getDefaultProguardFile</w:t>
+      </w:r>
+      <w:r>
+        <w:rPr>
+          <w:rStyle w:val="OperatorTok"/>
+        </w:rPr>
+        <w:t xml:space="preserve">(</w:t>
+      </w:r>
+      <w:r>
+        <w:rPr>
+          <w:rStyle w:val="StringTok"/>
+        </w:rPr>
+        <w:t xml:space="preserve">"proguard-android-optimize.txt"</w:t>
+      </w:r>
+      <w:r>
+        <w:rPr>
+          <w:rStyle w:val="OperatorTok"/>
+        </w:rPr>
+        <w:t xml:space="preserve">),</w:t>
+      </w:r>
+      <w:r>
+        <w:br/>
+      </w:r>
+      <w:r>
+        <w:rPr>
+          <w:rStyle w:val="NormalTok"/>
+        </w:rPr>
+        <w:t xml:space="preserve">        </w:t>
+      </w:r>
+      <w:r>
+        <w:rPr>
+          <w:rStyle w:val="StringTok"/>
+        </w:rPr>
+        <w:t xml:space="preserve">"proguard-rules.pro"</w:t>
+      </w:r>
+      <w:r>
+        <w:br/>
+      </w:r>
+      <w:r>
+        <w:rPr>
+          <w:rStyle w:val="NormalTok"/>
+        </w:rPr>
+        <w:t xml:space="preserve">    </w:t>
+      </w:r>
+      <w:r>
+        <w:rPr>
+          <w:rStyle w:val="OperatorTok"/>
+        </w:rPr>
+        <w:t xml:space="preserve">)</w:t>
+      </w:r>
+      <w:r>
+        <w:br/>
+      </w:r>
+      <w:r>
+        <w:rPr>
+          <w:rStyle w:val="OperatorTok"/>
+        </w:rPr>
+        <w:t xml:space="preserve">}</w:t>
+      </w:r>
+    </w:p>
+    <w:p>
+      <w:pPr>
+        <w:pStyle w:val="FirstParagraph"/>
+      </w:pPr>
+      <w:r>
+        <w:t xml:space="preserve">Одна activity --</w:t>
+      </w:r>
+      <w:r>
+        <w:t xml:space="preserve"> </w:t>
+      </w:r>
+      <w:r>
+        <w:rPr>
+          <w:rStyle w:val="VerbatimChar"/>
+        </w:rPr>
+        <w:t xml:space="preserve">MainActivity</w:t>
+      </w:r>
+      <w:r>
+        <w:t xml:space="preserve"> </w:t>
+      </w:r>
+      <w:r>
+        <w:t xml:space="preserve">на</w:t>
+      </w:r>
+      <w:r>
+        <w:t xml:space="preserve"> </w:t>
+      </w:r>
+      <w:r>
+        <w:rPr>
+          <w:rStyle w:val="VerbatimChar"/>
+        </w:rPr>
+        <w:t xml:space="preserve">ComponentActivity</w:t>
+      </w:r>
+      <w:r>
+        <w:t xml:space="preserve">:</w:t>
+      </w:r>
+    </w:p>
+    <w:p>
+      <w:pPr>
+        <w:pStyle w:val="SourceCode"/>
+      </w:pPr>
+      <w:r>
+        <w:rPr>
+          <w:rStyle w:val="KeywordTok"/>
+        </w:rPr>
+        <w:t xml:space="preserve">override</w:t>
+      </w:r>
+      <w:r>
+        <w:rPr>
+          <w:rStyle w:val="NormalTok"/>
+        </w:rPr>
+        <w:t xml:space="preserve"> </w:t>
+      </w:r>
+      <w:r>
+        <w:rPr>
+          <w:rStyle w:val="KeywordTok"/>
+        </w:rPr>
+        <w:t xml:space="preserve">fun</w:t>
+      </w:r>
+      <w:r>
+        <w:rPr>
+          <w:rStyle w:val="NormalTok"/>
+        </w:rPr>
+        <w:t xml:space="preserve"> </w:t>
+      </w:r>
+      <w:r>
+        <w:rPr>
+          <w:rStyle w:val="FunctionTok"/>
+        </w:rPr>
+        <w:t xml:space="preserve">onCreate</w:t>
+      </w:r>
+      <w:r>
+        <w:rPr>
+          <w:rStyle w:val="OperatorTok"/>
+        </w:rPr>
+        <w:t xml:space="preserve">(</w:t>
+      </w:r>
+      <w:r>
+        <w:rPr>
+          <w:rStyle w:val="VariableTok"/>
+        </w:rPr>
+        <w:t xml:space="preserve">savedInstanceState</w:t>
+      </w:r>
+      <w:r>
+        <w:rPr>
+          <w:rStyle w:val="OperatorTok"/>
+        </w:rPr>
+        <w:t xml:space="preserve">:</w:t>
+      </w:r>
+      <w:r>
+        <w:rPr>
+          <w:rStyle w:val="NormalTok"/>
+        </w:rPr>
+        <w:t xml:space="preserve"> </w:t>
+      </w:r>
+      <w:r>
+        <w:rPr>
+          <w:rStyle w:val="DataTypeTok"/>
+        </w:rPr>
+        <w:t xml:space="preserve">Bundle</w:t>
+      </w:r>
+      <w:r>
+        <w:rPr>
+          <w:rStyle w:val="OperatorTok"/>
+        </w:rPr>
+        <w:t xml:space="preserve">?)</w:t>
+      </w:r>
+      <w:r>
+        <w:rPr>
+          <w:rStyle w:val="NormalTok"/>
+        </w:rPr>
+        <w:t xml:space="preserve"> </w:t>
+      </w:r>
+      <w:r>
+        <w:rPr>
+          <w:rStyle w:val="OperatorTok"/>
+        </w:rPr>
+        <w:t xml:space="preserve">{</w:t>
+      </w:r>
+      <w:r>
+        <w:br/>
+      </w:r>
+      <w:r>
+        <w:rPr>
+          <w:rStyle w:val="NormalTok"/>
+        </w:rPr>
+        <w:t xml:space="preserve">    </w:t>
+      </w:r>
+      <w:r>
+        <w:rPr>
+          <w:rStyle w:val="KeywordTok"/>
+        </w:rPr>
+        <w:t xml:space="preserve">super</w:t>
+      </w:r>
+      <w:r>
+        <w:rPr>
+          <w:rStyle w:val="OperatorTok"/>
+        </w:rPr>
         <w:t xml:space="preserve">.</w:t>
       </w:r>
+      <w:r>
+        <w:rPr>
+          <w:rStyle w:val="NormalTok"/>
+        </w:rPr>
+        <w:t xml:space="preserve">onCreate</w:t>
+      </w:r>
+      <w:r>
+        <w:rPr>
+          <w:rStyle w:val="OperatorTok"/>
+        </w:rPr>
+        <w:t xml:space="preserve">(</w:t>
+      </w:r>
+      <w:r>
+        <w:rPr>
+          <w:rStyle w:val="NormalTok"/>
+        </w:rPr>
+        <w:t xml:space="preserve">savedInstanceState</w:t>
+      </w:r>
+      <w:r>
+        <w:rPr>
+          <w:rStyle w:val="OperatorTok"/>
+        </w:rPr>
+        <w:t xml:space="preserve">)</w:t>
+      </w:r>
+      <w:r>
+        <w:br/>
+      </w:r>
+      <w:r>
+        <w:rPr>
+          <w:rStyle w:val="NormalTok"/>
+        </w:rPr>
+        <w:t xml:space="preserve">    enableEdgeToEdge</w:t>
+      </w:r>
+      <w:r>
+        <w:rPr>
+          <w:rStyle w:val="OperatorTok"/>
+        </w:rPr>
+        <w:t xml:space="preserve">()</w:t>
+      </w:r>
+      <w:r>
+        <w:br/>
+      </w:r>
+      <w:r>
+        <w:rPr>
+          <w:rStyle w:val="NormalTok"/>
+        </w:rPr>
+        <w:t xml:space="preserve">    AndroidCtx</w:t>
+      </w:r>
+      <w:r>
+        <w:rPr>
+          <w:rStyle w:val="OperatorTok"/>
+        </w:rPr>
+        <w:t xml:space="preserve">.</w:t>
+      </w:r>
+      <w:r>
+        <w:rPr>
+          <w:rStyle w:val="NormalTok"/>
+        </w:rPr>
+        <w:t xml:space="preserve">attach</w:t>
+      </w:r>
+      <w:r>
+        <w:rPr>
+          <w:rStyle w:val="OperatorTok"/>
+        </w:rPr>
+        <w:t xml:space="preserve">(</w:t>
+      </w:r>
+      <w:r>
+        <w:rPr>
+          <w:rStyle w:val="KeywordTok"/>
+        </w:rPr>
+        <w:t xml:space="preserve">this</w:t>
+      </w:r>
+      <w:r>
+        <w:rPr>
+          <w:rStyle w:val="OperatorTok"/>
+        </w:rPr>
+        <w:t xml:space="preserve">)</w:t>
+      </w:r>
+      <w:r>
+        <w:br/>
+      </w:r>
+      <w:r>
+        <w:rPr>
+          <w:rStyle w:val="NormalTok"/>
+        </w:rPr>
+        <w:t xml:space="preserve">    setContent </w:t>
+      </w:r>
+      <w:r>
+        <w:rPr>
+          <w:rStyle w:val="OperatorTok"/>
+        </w:rPr>
+        <w:t xml:space="preserve">{</w:t>
+      </w:r>
+      <w:r>
+        <w:rPr>
+          <w:rStyle w:val="NormalTok"/>
+        </w:rPr>
+        <w:t xml:space="preserve"> App</w:t>
+      </w:r>
+      <w:r>
+        <w:rPr>
+          <w:rStyle w:val="OperatorTok"/>
+        </w:rPr>
+        <w:t xml:space="preserve">()</w:t>
+      </w:r>
+      <w:r>
+        <w:rPr>
+          <w:rStyle w:val="NormalTok"/>
+        </w:rPr>
+        <w:t xml:space="preserve"> </w:t>
+      </w:r>
+      <w:r>
+        <w:rPr>
+          <w:rStyle w:val="OperatorTok"/>
+        </w:rPr>
+        <w:t xml:space="preserve">}</w:t>
+      </w:r>
+      <w:r>
+        <w:br/>
+      </w:r>
+      <w:r>
+        <w:rPr>
+          <w:rStyle w:val="OperatorTok"/>
+        </w:rPr>
+        <w:t xml:space="preserve">}</w:t>
+      </w:r>
+    </w:p>
+    <w:p>
+      <w:pPr>
+        <w:pStyle w:val="FirstParagraph"/>
+      </w:pPr>
+      <w:r>
+        <w:rPr>
+          <w:rStyle w:val="VerbatimChar"/>
+        </w:rPr>
+        <w:t xml:space="preserve">AndroidCtx</w:t>
+      </w:r>
+      <w:r>
+        <w:t xml:space="preserve"> </w:t>
+      </w:r>
+      <w:r>
+        <w:t xml:space="preserve">даёт доступ к Context из кода, которому Context передавать нечем.</w:t>
+      </w:r>
+      <w:r>
+        <w:t xml:space="preserve"> </w:t>
+      </w:r>
+      <w:r>
+        <w:t xml:space="preserve">Он объявлен в</w:t>
+      </w:r>
+      <w:r>
+        <w:t xml:space="preserve"> </w:t>
+      </w:r>
+      <w:r>
+        <w:rPr>
+          <w:rStyle w:val="VerbatimChar"/>
+        </w:rPr>
+        <w:t xml:space="preserve">AppThemeStore.android.kt</w:t>
+      </w:r>
+      <w:r>
+        <w:t xml:space="preserve"> </w:t>
+      </w:r>
+      <w:r>
+        <w:t xml:space="preserve">рядом с хранилищем темы, потому что</w:t>
+      </w:r>
+      <w:r>
+        <w:t xml:space="preserve"> </w:t>
+      </w:r>
+      <w:r>
+        <w:t xml:space="preserve">используется тем же способом.</w:t>
+      </w:r>
     </w:p>
     <w:p>
       <w:pPr>
         <w:pStyle w:val="BodyText"/>
       </w:pPr>
       <w:r>
-        <w:t xml:space="preserve">Одна activity –</w:t>
-      </w:r>
-      <w:r>
-        <w:t xml:space="preserve"> </w:t>
-      </w:r>
-      <w:r>
-        <w:rPr>
-          <w:rStyle w:val="VerbatimChar"/>
-        </w:rPr>
-        <w:t xml:space="preserve">MainActivity</w:t>
-      </w:r>
-      <w:r>
-        <w:t xml:space="preserve"> </w:t>
-      </w:r>
-      <w:r>
-        <w:t xml:space="preserve">на</w:t>
-      </w:r>
-      <w:r>
-        <w:t xml:space="preserve"> </w:t>
-      </w:r>
-      <w:r>
-        <w:rPr>
-          <w:rStyle w:val="VerbatimChar"/>
-        </w:rPr>
-        <w:t xml:space="preserve">ComponentActivity</w:t>
-      </w:r>
-      <w:r>
-        <w:t xml:space="preserve">, вызывает</w:t>
-      </w:r>
-      <w:r>
-        <w:t xml:space="preserve"> </w:t>
-      </w:r>
-      <w:r>
-        <w:rPr>
-          <w:rStyle w:val="VerbatimChar"/>
-        </w:rPr>
-        <w:t xml:space="preserve">enableEdgeToEdge()</w:t>
-      </w:r>
-      <w:r>
-        <w:t xml:space="preserve">, прикрепляет Context к</w:t>
-      </w:r>
-      <w:r>
-        <w:t xml:space="preserve"> </w:t>
-      </w:r>
-      <w:r>
-        <w:rPr>
-          <w:rStyle w:val="VerbatimChar"/>
-        </w:rPr>
-        <w:t xml:space="preserve">AndroidCtx</w:t>
-      </w:r>
-      <w:r>
-        <w:t xml:space="preserve"> </w:t>
-      </w:r>
-      <w:r>
-        <w:t xml:space="preserve">и ставит</w:t>
-      </w:r>
-      <w:r>
-        <w:t xml:space="preserve"> </w:t>
-      </w:r>
-      <w:r>
-        <w:rPr>
-          <w:rStyle w:val="VerbatimChar"/>
-        </w:rPr>
-        <w:t xml:space="preserve">App()</w:t>
-      </w:r>
-      <w:r>
-        <w:t xml:space="preserve">.</w:t>
+        <w:t xml:space="preserve">В манифесте нет ни одного</w:t>
+      </w:r>
+      <w:r>
+        <w:t xml:space="preserve"> </w:t>
+      </w:r>
+      <w:r>
+        <w:rPr>
+          <w:rStyle w:val="VerbatimChar"/>
+        </w:rPr>
+        <w:t xml:space="preserve">permission</w:t>
+      </w:r>
+      <w:r>
+        <w:t xml:space="preserve">. Приложение ещё ничего не просит: на</w:t>
+      </w:r>
+      <w:r>
+        <w:t xml:space="preserve"> </w:t>
+      </w:r>
+      <w:r>
+        <w:t xml:space="preserve">этапе 4 появятся разведка устройства и запрос прав, и они пойдут в манифест</w:t>
+      </w:r>
+      <w:r>
+        <w:t xml:space="preserve"> </w:t>
+      </w:r>
+      <w:r>
+        <w:t xml:space="preserve">вместе с первым экраном, который их потребует.</w:t>
       </w:r>
     </w:p>
     <w:bookmarkEnd w:id="11"/>
@@ -1631,7 +2430,7 @@
         <w:t xml:space="preserve"> </w:t>
       </w:r>
       <w:r>
-        <w:t xml:space="preserve">Точка входа –</w:t>
+        <w:t xml:space="preserve">Точка входа --</w:t>
       </w:r>
       <w:r>
         <w:t xml:space="preserve"> </w:t>
@@ -1648,20 +2447,39 @@
     </w:p>
     <w:p>
       <w:pPr>
-        <w:pStyle w:val="BodyText"/>
-      </w:pPr>
-      <w:r>
-        <w:t xml:space="preserve">Форматы упаковки:</w:t>
-      </w:r>
-    </w:p>
-    <w:p>
-      <w:pPr>
         <w:pStyle w:val="SourceCode"/>
       </w:pPr>
       <w:r>
         <w:rPr>
           <w:rStyle w:val="NormalTok"/>
         </w:rPr>
+        <w:t xml:space="preserve">mainClass </w:t>
+      </w:r>
+      <w:r>
+        <w:rPr>
+          <w:rStyle w:val="OperatorTok"/>
+        </w:rPr>
+        <w:t xml:space="preserve">=</w:t>
+      </w:r>
+      <w:r>
+        <w:rPr>
+          <w:rStyle w:val="NormalTok"/>
+        </w:rPr>
+        <w:t xml:space="preserve"> </w:t>
+      </w:r>
+      <w:r>
+        <w:rPr>
+          <w:rStyle w:val="StringTok"/>
+        </w:rPr>
+        <w:t xml:space="preserve">"xyz.azraellab.zapp.desktop.MainKt"</w:t>
+      </w:r>
+      <w:r>
+        <w:br/>
+      </w:r>
+      <w:r>
+        <w:rPr>
+          <w:rStyle w:val="NormalTok"/>
+        </w:rPr>
         <w:t xml:space="preserve">targetFormats</w:t>
       </w:r>
       <w:r>
@@ -1789,6 +2607,138 @@
           <w:rStyle w:val="NormalTok"/>
         </w:rPr>
         <w:t xml:space="preserve"> zappVersion</w:t>
+      </w:r>
+      <w:r>
+        <w:br/>
+      </w:r>
+      <w:r>
+        <w:rPr>
+          <w:rStyle w:val="NormalTok"/>
+        </w:rPr>
+        <w:t xml:space="preserve">description </w:t>
+      </w:r>
+      <w:r>
+        <w:rPr>
+          <w:rStyle w:val="OperatorTok"/>
+        </w:rPr>
+        <w:t xml:space="preserve">=</w:t>
+      </w:r>
+      <w:r>
+        <w:rPr>
+          <w:rStyle w:val="NormalTok"/>
+        </w:rPr>
+        <w:t xml:space="preserve"> </w:t>
+      </w:r>
+      <w:r>
+        <w:rPr>
+          <w:rStyle w:val="StringTok"/>
+        </w:rPr>
+        <w:t xml:space="preserve">"ZAPP - network toolkit"</w:t>
+      </w:r>
+      <w:r>
+        <w:br/>
+      </w:r>
+      <w:r>
+        <w:rPr>
+          <w:rStyle w:val="NormalTok"/>
+        </w:rPr>
+        <w:t xml:space="preserve">vendor </w:t>
+      </w:r>
+      <w:r>
+        <w:rPr>
+          <w:rStyle w:val="OperatorTok"/>
+        </w:rPr>
+        <w:t xml:space="preserve">=</w:t>
+      </w:r>
+      <w:r>
+        <w:rPr>
+          <w:rStyle w:val="NormalTok"/>
+        </w:rPr>
+        <w:t xml:space="preserve"> </w:t>
+      </w:r>
+      <w:r>
+        <w:rPr>
+          <w:rStyle w:val="StringTok"/>
+        </w:rPr>
+        <w:t xml:space="preserve">"ZAPP"</w:t>
+      </w:r>
+      <w:r>
+        <w:br/>
+      </w:r>
+      <w:r>
+        <w:rPr>
+          <w:rStyle w:val="NormalTok"/>
+        </w:rPr>
+        <w:t xml:space="preserve">linux </w:t>
+      </w:r>
+      <w:r>
+        <w:rPr>
+          <w:rStyle w:val="OperatorTok"/>
+        </w:rPr>
+        <w:t xml:space="preserve">{</w:t>
+      </w:r>
+      <w:r>
+        <w:br/>
+      </w:r>
+      <w:r>
+        <w:rPr>
+          <w:rStyle w:val="NormalTok"/>
+        </w:rPr>
+        <w:t xml:space="preserve">    appCategory </w:t>
+      </w:r>
+      <w:r>
+        <w:rPr>
+          <w:rStyle w:val="OperatorTok"/>
+        </w:rPr>
+        <w:t xml:space="preserve">=</w:t>
+      </w:r>
+      <w:r>
+        <w:rPr>
+          <w:rStyle w:val="NormalTok"/>
+        </w:rPr>
+        <w:t xml:space="preserve"> </w:t>
+      </w:r>
+      <w:r>
+        <w:rPr>
+          <w:rStyle w:val="StringTok"/>
+        </w:rPr>
+        <w:t xml:space="preserve">"Network"</w:t>
+      </w:r>
+      <w:r>
+        <w:br/>
+      </w:r>
+      <w:r>
+        <w:rPr>
+          <w:rStyle w:val="NormalTok"/>
+        </w:rPr>
+        <w:t xml:space="preserve">    menuGroup </w:t>
+      </w:r>
+      <w:r>
+        <w:rPr>
+          <w:rStyle w:val="OperatorTok"/>
+        </w:rPr>
+        <w:t xml:space="preserve">=</w:t>
+      </w:r>
+      <w:r>
+        <w:rPr>
+          <w:rStyle w:val="NormalTok"/>
+        </w:rPr>
+        <w:t xml:space="preserve"> </w:t>
+      </w:r>
+      <w:r>
+        <w:rPr>
+          <w:rStyle w:val="StringTok"/>
+        </w:rPr>
+        <w:t xml:space="preserve">"Network"</w:t>
+      </w:r>
+      <w:r>
+        <w:br/>
+      </w:r>
+      <w:r>
+        <w:rPr>
+          <w:rStyle w:val="OperatorTok"/>
+        </w:rPr>
+        <w:t xml:space="preserve">}</w:t>
       </w:r>
     </w:p>
     <w:p>
@@ -1800,7 +2750,7 @@
     </w:p>
     <w:bookmarkEnd w:id="12"/>
     <w:bookmarkEnd w:id="13"/>
-    <w:bookmarkStart w:id="14" w:name="про-namespace"/>
+    <w:bookmarkStart w:id="14" w:name="X4719660d4ee9ddf13183470bec546ac8e866031"/>
     <w:p>
       <w:pPr>
         <w:pStyle w:val="Heading2"/>
@@ -1853,7 +2803,7 @@
         <w:t xml:space="preserve"> </w:t>
       </w:r>
       <w:r>
-        <w:t xml:space="preserve">– merger манифестов</w:t>
+        <w:t xml:space="preserve">-- merger манифестов</w:t>
       </w:r>
       <w:r>
         <w:t xml:space="preserve"> </w:t>
@@ -2014,13 +2964,13 @@
         <w:t xml:space="preserve"> </w:t>
       </w:r>
       <w:r>
-        <w:t xml:space="preserve">Android-библиотеки и пакет Kotlin – разные вещи. Namespace попадает в</w:t>
-      </w:r>
-      <w:r>
-        <w:t xml:space="preserve"> </w:t>
-      </w:r>
-      <w:r>
-        <w:t xml:space="preserve">сгенерированные</w:t>
+        <w:t xml:space="preserve">Android-библиотеки и пакет Kotlin -- разные вещи. Namespace попадает</w:t>
+      </w:r>
+      <w:r>
+        <w:t xml:space="preserve"> </w:t>
+      </w:r>
+      <w:r>
+        <w:t xml:space="preserve">в сгенерированные</w:t>
       </w:r>
       <w:r>
         <w:t xml:space="preserve"> </w:t>
@@ -2047,13 +2997,13 @@
         <w:t xml:space="preserve">BuildConfig</w:t>
       </w:r>
       <w:r>
-        <w:t xml:space="preserve">, а Kotlin-пакет определяет видимость кода.</w:t>
-      </w:r>
-      <w:r>
-        <w:t xml:space="preserve"> </w:t>
-      </w:r>
-      <w:r>
-        <w:t xml:space="preserve">Совпадение пакетов у модулей нормально, совпадение namespace – нет.</w:t>
+        <w:t xml:space="preserve">, а Kotlin-пакет определяет видимость кода</w:t>
+      </w:r>
+      <w:r>
+        <w:t xml:space="preserve"> </w:t>
+      </w:r>
+      <w:r>
+        <w:t xml:space="preserve">по classpath. Совпадение пакетов у модулей нормально, совпадение namespace -- нет.</w:t>
       </w:r>
     </w:p>
     <w:p>
@@ -2064,7 +3014,7 @@
       </w:r>
     </w:p>
     <w:bookmarkEnd w:id="14"/>
-    <w:bookmarkStart w:id="24" w:name="грабли-сборки"/>
+    <w:bookmarkStart w:id="25" w:name="Xc4c947a995f99a68930fe642b0728dcef50f83a"/>
     <w:p>
       <w:pPr>
         <w:pStyle w:val="Heading2"/>
@@ -2073,7 +3023,7 @@
         <w:t xml:space="preserve">4. Грабли сборки</w:t>
       </w:r>
     </w:p>
-    <w:bookmarkStart w:id="15" w:name="плагины-в-корневом-build.gradle.kts"/>
+    <w:bookmarkStart w:id="15" w:name="плагины-в-корневом-buildgradlekts"/>
     <w:p>
       <w:pPr>
         <w:pStyle w:val="Heading3"/>
@@ -2144,13 +3094,13 @@
         <w:t xml:space="preserve"> </w:t>
       </w:r>
       <w:r>
-        <w:t xml:space="preserve">Gradle остаётся на версии из AGP. Со списком конфликт разрешается в сторону 2.4.20,</w:t>
-      </w:r>
-      <w:r>
-        <w:t xml:space="preserve"> </w:t>
-      </w:r>
-      <w:r>
-        <w:t xml:space="preserve">иначе</w:t>
+        <w:t xml:space="preserve">Gradle остаётся на версии из AGP. Со списком конфликт разрешается в сторону</w:t>
+      </w:r>
+      <w:r>
+        <w:t xml:space="preserve"> </w:t>
+      </w:r>
+      <w:r>
+        <w:t xml:space="preserve">2.4.20, иначе сборка</w:t>
       </w:r>
       <w:r>
         <w:t xml:space="preserve"> </w:t>
@@ -2327,7 +3277,7 @@
         <w:t xml:space="preserve">objcopy</w:t>
       </w:r>
       <w:r>
-        <w:t xml:space="preserve">, в</w:t>
+        <w:t xml:space="preserve">, а в</w:t>
       </w:r>
       <w:r>
         <w:t xml:space="preserve"> </w:t>
@@ -2410,13 +3360,105 @@
         <w:t xml:space="preserve">$PATH</w:t>
       </w:r>
     </w:p>
+    <w:p>
+      <w:pPr>
+        <w:pStyle w:val="FirstParagraph"/>
+      </w:pPr>
+      <w:r>
+        <w:t xml:space="preserve">Без этого</w:t>
+      </w:r>
+      <w:r>
+        <w:t xml:space="preserve"> </w:t>
+      </w:r>
+      <w:r>
+        <w:rPr>
+          <w:rStyle w:val="VerbatimChar"/>
+        </w:rPr>
+        <w:t xml:space="preserve">createRuntimeImage</w:t>
+      </w:r>
+      <w:r>
+        <w:t xml:space="preserve"> </w:t>
+      </w:r>
+      <w:r>
+        <w:t xml:space="preserve">падает с</w:t>
+      </w:r>
+      <w:r>
+        <w:t xml:space="preserve"> </w:t>
+      </w:r>
+      <w:r>
+        <w:rPr>
+          <w:rStyle w:val="VerbatimChar"/>
+        </w:rPr>
+        <w:t xml:space="preserve">External tool execution failed</w:t>
+      </w:r>
+      <w:r>
+        <w:t xml:space="preserve">.</w:t>
+      </w:r>
+    </w:p>
     <w:bookmarkEnd w:id="18"/>
-    <w:bookmarkStart w:id="19" w:name="packageappimage"/>
+    <w:bookmarkStart w:id="19" w:name="fakeroot-и-dpkg-deb"/>
     <w:p>
       <w:pPr>
         <w:pStyle w:val="Heading3"/>
       </w:pPr>
       <w:r>
+        <w:t xml:space="preserve">fakeroot и dpkg-deb</w:t>
+      </w:r>
+    </w:p>
+    <w:p>
+      <w:pPr>
+        <w:pStyle w:val="FirstParagraph"/>
+      </w:pPr>
+      <w:r>
+        <w:rPr>
+          <w:rStyle w:val="VerbatimChar"/>
+        </w:rPr>
+        <w:t xml:space="preserve">.deb</w:t>
+      </w:r>
+      <w:r>
+        <w:t xml:space="preserve"> </w:t>
+      </w:r>
+      <w:r>
+        <w:t xml:space="preserve">собирается через fakeroot и dpkg-deb. На NixOS их тоже нет в</w:t>
+      </w:r>
+      <w:r>
+        <w:t xml:space="preserve"> </w:t>
+      </w:r>
+      <w:r>
+        <w:rPr>
+          <w:rStyle w:val="VerbatimChar"/>
+        </w:rPr>
+        <w:t xml:space="preserve">PATH</w:t>
+      </w:r>
+      <w:r>
+        <w:t xml:space="preserve">, и</w:t>
+      </w:r>
+      <w:r>
+        <w:t xml:space="preserve"> </w:t>
+      </w:r>
+      <w:r>
+        <w:t xml:space="preserve">без них задача падает с</w:t>
+      </w:r>
+      <w:r>
+        <w:t xml:space="preserve"> </w:t>
+      </w:r>
+      <w:r>
+        <w:rPr>
+          <w:rStyle w:val="VerbatimChar"/>
+        </w:rPr>
+        <w:t xml:space="preserve">Invalid or unsupported type: [deb]</w:t>
+      </w:r>
+      <w:r>
+        <w:t xml:space="preserve">.</w:t>
+      </w:r>
+    </w:p>
+    <w:bookmarkEnd w:id="19"/>
+    <w:bookmarkStart w:id="20" w:name="packageappimage"/>
+    <w:p>
+      <w:pPr>
+        <w:pStyle w:val="Heading3"/>
+      </w:pPr>
+      <w:r>
         <w:t xml:space="preserve">packageAppImage</w:t>
       </w:r>
     </w:p>
@@ -2425,7 +3467,22 @@
         <w:pStyle w:val="FirstParagraph"/>
       </w:pPr>
       <w:r>
-        <w:t xml:space="preserve">Задача отрабатывает успешно и</w:t>
+        <w:t xml:space="preserve">Задача отрабатывает с</w:t>
+      </w:r>
+      <w:r>
+        <w:t xml:space="preserve"> </w:t>
+      </w:r>
+      <w:r>
+        <w:rPr>
+          <w:rStyle w:val="VerbatimChar"/>
+        </w:rPr>
+        <w:t xml:space="preserve">BUILD SUCCESSFUL</w:t>
+      </w:r>
+      <w:r>
+        <w:t xml:space="preserve"> </w:t>
+      </w:r>
+      <w:r>
+        <w:t xml:space="preserve">и</w:t>
       </w:r>
       <w:r>
         <w:t xml:space="preserve"> </w:t>
@@ -2438,13 +3495,13 @@
         <w:t xml:space="preserve">не создаёт AppImage</w:t>
       </w:r>
       <w:r>
-        <w:t xml:space="preserve">: jpackage отдаёт только</w:t>
-      </w:r>
-      <w:r>
-        <w:t xml:space="preserve"> </w:t>
-      </w:r>
-      <w:r>
-        <w:t xml:space="preserve">каталог</w:t>
+        <w:t xml:space="preserve">: jpackage</w:t>
+      </w:r>
+      <w:r>
+        <w:t xml:space="preserve"> </w:t>
+      </w:r>
+      <w:r>
+        <w:t xml:space="preserve">отдаёт только каталог</w:t>
       </w:r>
       <w:r>
         <w:t xml:space="preserve"> </w:t>
@@ -2456,7 +3513,16 @@
         <w:t xml:space="preserve">app/zapp</w:t>
       </w:r>
       <w:r>
-        <w:t xml:space="preserve">. Сборку настоящего AppImage делает внешний</w:t>
+        <w:t xml:space="preserve"> </w:t>
+      </w:r>
+      <w:r>
+        <w:t xml:space="preserve">с бинарником и библиотеками. Сборку настоящего</w:t>
+      </w:r>
+      <w:r>
+        <w:t xml:space="preserve"> </w:t>
+      </w:r>
+      <w:r>
+        <w:t xml:space="preserve">AppImage делает внешний</w:t>
       </w:r>
       <w:r>
         <w:t xml:space="preserve"> </w:t>
@@ -2468,30 +3534,24 @@
         <w:t xml:space="preserve">appimagetool</w:t>
       </w:r>
       <w:r>
+        <w:t xml:space="preserve">, поэтому в CI он ставится явно, а</w:t>
+      </w:r>
+      <w:r>
+        <w:t xml:space="preserve"> </w:t>
+      </w:r>
+      <w:r>
+        <w:rPr>
+          <w:rStyle w:val="VerbatimChar"/>
+        </w:rPr>
+        <w:t xml:space="preserve">AppRun</w:t>
+      </w:r>
+      <w:r>
         <w:t xml:space="preserve">,</w:t>
       </w:r>
       <w:r>
         <w:t xml:space="preserve"> </w:t>
       </w:r>
       <w:r>
-        <w:t xml:space="preserve">поэтому в CI он ставится явно, а</w:t>
-      </w:r>
-      <w:r>
-        <w:t xml:space="preserve"> </w:t>
-      </w:r>
-      <w:r>
-        <w:rPr>
-          <w:rStyle w:val="VerbatimChar"/>
-        </w:rPr>
-        <w:t xml:space="preserve">AppRun</w:t>
-      </w:r>
-      <w:r>
-        <w:t xml:space="preserve">,</w:t>
-      </w:r>
-      <w:r>
-        <w:t xml:space="preserve"> </w:t>
-      </w:r>
-      <w:r>
         <w:rPr>
           <w:rStyle w:val="VerbatimChar"/>
         </w:rPr>
@@ -2501,11 +3561,44 @@
         <w:t xml:space="preserve"> </w:t>
       </w:r>
       <w:r>
-        <w:t xml:space="preserve">и иконка собираются вручную.</w:t>
-      </w:r>
-    </w:p>
-    <w:bookmarkEnd w:id="19"/>
-    <w:bookmarkStart w:id="20" w:name="требования-дистрибутива-к-jdk"/>
+        <w:t xml:space="preserve">и иконка собираются вручную. Проверено: после задачи в каталоге есть</w:t>
+      </w:r>
+      <w:r>
+        <w:t xml:space="preserve"> </w:t>
+      </w:r>
+      <w:r>
+        <w:t xml:space="preserve">только подкаталог</w:t>
+      </w:r>
+      <w:r>
+        <w:t xml:space="preserve"> </w:t>
+      </w:r>
+      <w:r>
+        <w:rPr>
+          <w:rStyle w:val="VerbatimChar"/>
+        </w:rPr>
+        <w:t xml:space="preserve">zapp</w:t>
+      </w:r>
+      <w:r>
+        <w:t xml:space="preserve">, файла</w:t>
+      </w:r>
+      <w:r>
+        <w:t xml:space="preserve"> </w:t>
+      </w:r>
+      <w:r>
+        <w:rPr>
+          <w:rStyle w:val="VerbatimChar"/>
+        </w:rPr>
+        <w:t xml:space="preserve">.AppImage</w:t>
+      </w:r>
+      <w:r>
+        <w:t xml:space="preserve"> </w:t>
+      </w:r>
+      <w:r>
+        <w:t xml:space="preserve">нет.</w:t>
+      </w:r>
+    </w:p>
+    <w:bookmarkEnd w:id="20"/>
+    <w:bookmarkStart w:id="21" w:name="требования-дистрибутива-к-jdk"/>
     <w:p>
       <w:pPr>
         <w:pStyle w:val="Heading3"/>
@@ -2563,8 +3656,8 @@
         <w:t xml:space="preserve">--stop</w:t>
       </w:r>
     </w:p>
-    <w:bookmarkEnd w:id="20"/>
-    <w:bookmarkStart w:id="21" w:name="подпись-apk"/>
+    <w:bookmarkEnd w:id="21"/>
+    <w:bookmarkStart w:id="22" w:name="подпись-apk"/>
     <w:p>
       <w:pPr>
         <w:pStyle w:val="Heading3"/>
@@ -2623,17 +3716,17 @@
         <w:t xml:space="preserve">signing/keystore.properties</w:t>
       </w:r>
       <w:r>
-        <w:t xml:space="preserve">. Поэтому release-сборка без</w:t>
-      </w:r>
-      <w:r>
-        <w:t xml:space="preserve"> </w:t>
-      </w:r>
-      <w:r>
-        <w:t xml:space="preserve">этого файла выходит неподписанной, и в релиз такой APK не выкладывается.</w:t>
-      </w:r>
-    </w:p>
-    <w:bookmarkEnd w:id="21"/>
-    <w:bookmarkStart w:id="22" w:name="проверка-подписи"/>
+        <w:t xml:space="preserve">. Без этого файла</w:t>
+      </w:r>
+      <w:r>
+        <w:t xml:space="preserve"> </w:t>
+      </w:r>
+      <w:r>
+        <w:t xml:space="preserve">release-сборка выходит неподписанной.</w:t>
+      </w:r>
+    </w:p>
+    <w:bookmarkEnd w:id="22"/>
+    <w:bookmarkStart w:id="23" w:name="проверка-подписи"/>
     <w:p>
       <w:pPr>
         <w:pStyle w:val="Heading3"/>
@@ -2697,20 +3790,17 @@
         <w:t xml:space="preserve">Not a signed jar file</w:t>
       </w:r>
       <w:r>
-        <w:t xml:space="preserve"> </w:t>
-      </w:r>
-      <w:r>
-        <w:t xml:space="preserve">– это не</w:t>
-      </w:r>
-      <w:r>
-        <w:t xml:space="preserve"> </w:t>
-      </w:r>
-      <w:r>
-        <w:t xml:space="preserve">ошибка подписи, просто инструмент не умеет.</w:t>
-      </w:r>
-    </w:p>
-    <w:bookmarkEnd w:id="22"/>
-    <w:bookmarkStart w:id="23" w:name="владение-файлами"/>
+        <w:t xml:space="preserve">. Это не</w:t>
+      </w:r>
+      <w:r>
+        <w:t xml:space="preserve"> </w:t>
+      </w:r>
+      <w:r>
+        <w:t xml:space="preserve">ошибка подписи, просто инструмент так не умеет.</w:t>
+      </w:r>
+    </w:p>
+    <w:bookmarkEnd w:id="23"/>
+    <w:bookmarkStart w:id="24" w:name="владение-файлами"/>
     <w:p>
       <w:pPr>
         <w:pStyle w:val="Heading3"/>
@@ -2784,9 +3874,9 @@
         </w:pict>
       </w:r>
     </w:p>
-    <w:bookmarkEnd w:id="23"/>
     <w:bookmarkEnd w:id="24"/>
-    <w:bookmarkStart w:id="30" w:name="дизайн-система"/>
+    <w:bookmarkEnd w:id="25"/>
+    <w:bookmarkStart w:id="33" w:name="Xee9acfd08d5f3beededa40a7469d8dbc53eef75"/>
     <w:p>
       <w:pPr>
         <w:pStyle w:val="Heading2"/>
@@ -2815,7 +3905,7 @@
         <w:t xml:space="preserve">.</w:t>
       </w:r>
     </w:p>
-    <w:bookmarkStart w:id="25" w:name="палитра-color.kt"/>
+    <w:bookmarkStart w:id="26" w:name="палитра-colorkt"/>
     <w:p>
       <w:pPr>
         <w:pStyle w:val="Heading3"/>
@@ -2831,14 +3921,6 @@
       </w:r>
       <w:r>
         <w:t xml:space="preserve">)</w:t>
-      </w:r>
-    </w:p>
-    <w:p>
-      <w:pPr>
-        <w:pStyle w:val="FirstParagraph"/>
-      </w:pPr>
-      <w:r>
-        <w:t xml:space="preserve">Ключевые токены:</w:t>
       </w:r>
     </w:p>
     <w:tbl>
@@ -3106,6 +4188,47 @@
               <w:rPr>
                 <w:rStyle w:val="VerbatimChar"/>
               </w:rPr>
+              <w:t xml:space="preserve">AzraelTextDim</w:t>
+            </w:r>
+          </w:p>
+        </w:tc>
+        <w:tc>
+          <w:tcPr/>
+          <w:p>
+            <w:pPr>
+              <w:pStyle w:val="Compact"/>
+            </w:pPr>
+            <w:r>
+              <w:rPr>
+                <w:rStyle w:val="VerbatimChar"/>
+              </w:rPr>
+              <w:t xml:space="preserve">#D9EDEDED</w:t>
+            </w:r>
+          </w:p>
+        </w:tc>
+        <w:tc>
+          <w:tcPr/>
+          <w:p>
+            <w:pPr>
+              <w:pStyle w:val="Compact"/>
+            </w:pPr>
+            <w:r>
+              <w:t xml:space="preserve">приглушённый текст</w:t>
+            </w:r>
+          </w:p>
+        </w:tc>
+      </w:tr>
+      <w:tr>
+        <w:tc>
+          <w:tcPr/>
+          <w:p>
+            <w:pPr>
+              <w:pStyle w:val="Compact"/>
+            </w:pPr>
+            <w:r>
+              <w:rPr>
+                <w:rStyle w:val="VerbatimChar"/>
+              </w:rPr>
               <w:t xml:space="preserve">AzraelDanger</w:t>
             </w:r>
           </w:p>
@@ -3259,12 +4382,198 @@
           </w:p>
         </w:tc>
       </w:tr>
+      <w:tr>
+        <w:tc>
+          <w:tcPr/>
+          <w:p>
+            <w:pPr>
+              <w:pStyle w:val="Compact"/>
+            </w:pPr>
+            <w:r>
+              <w:rPr>
+                <w:rStyle w:val="VerbatimChar"/>
+              </w:rPr>
+              <w:t xml:space="preserve">AzraelStrong</w:t>
+            </w:r>
+          </w:p>
+        </w:tc>
+        <w:tc>
+          <w:tcPr/>
+          <w:p>
+            <w:pPr>
+              <w:pStyle w:val="Compact"/>
+            </w:pPr>
+            <w:r>
+              <w:rPr>
+                <w:rStyle w:val="VerbatimChar"/>
+              </w:rPr>
+              <w:t xml:space="preserve">#16A34A</w:t>
+            </w:r>
+          </w:p>
+        </w:tc>
+        <w:tc>
+          <w:tcPr/>
+          <w:p>
+            <w:pPr>
+              <w:pStyle w:val="Compact"/>
+            </w:pPr>
+            <w:r>
+              <w:t xml:space="preserve">усиленный успех</w:t>
+            </w:r>
+          </w:p>
+        </w:tc>
+      </w:tr>
+      <w:tr>
+        <w:tc>
+          <w:tcPr/>
+          <w:p>
+            <w:pPr>
+              <w:pStyle w:val="Compact"/>
+            </w:pPr>
+            <w:r>
+              <w:rPr>
+                <w:rStyle w:val="VerbatimChar"/>
+              </w:rPr>
+              <w:t xml:space="preserve">AzraelErrorSoft</w:t>
+            </w:r>
+          </w:p>
+        </w:tc>
+        <w:tc>
+          <w:tcPr/>
+          <w:p>
+            <w:pPr>
+              <w:pStyle w:val="Compact"/>
+            </w:pPr>
+            <w:r>
+              <w:rPr>
+                <w:rStyle w:val="VerbatimChar"/>
+              </w:rPr>
+              <w:t xml:space="preserve">#F87171</w:t>
+            </w:r>
+          </w:p>
+        </w:tc>
+        <w:tc>
+          <w:tcPr/>
+          <w:p>
+            <w:pPr>
+              <w:pStyle w:val="Compact"/>
+            </w:pPr>
+            <w:r>
+              <w:t xml:space="preserve">мягкая ошибка</w:t>
+            </w:r>
+          </w:p>
+        </w:tc>
+      </w:tr>
     </w:tbl>
     <w:p>
       <w:pPr>
         <w:pStyle w:val="BodyText"/>
       </w:pPr>
       <w:r>
+        <w:t xml:space="preserve">Оценки подряд:</w:t>
+      </w:r>
+      <w:r>
+        <w:t xml:space="preserve"> </w:t>
+      </w:r>
+      <w:r>
+        <w:rPr>
+          <w:rStyle w:val="VerbatimChar"/>
+        </w:rPr>
+        <w:t xml:space="preserve">#F4585A</w:t>
+      </w:r>
+      <w:r>
+        <w:t xml:space="preserve"> </w:t>
+      </w:r>
+      <w:r>
+        <w:t xml:space="preserve">бедно,</w:t>
+      </w:r>
+      <w:r>
+        <w:t xml:space="preserve"> </w:t>
+      </w:r>
+      <w:r>
+        <w:rPr>
+          <w:rStyle w:val="VerbatimChar"/>
+        </w:rPr>
+        <w:t xml:space="preserve">#F59E0B</w:t>
+      </w:r>
+      <w:r>
+        <w:t xml:space="preserve"> </w:t>
+      </w:r>
+      <w:r>
+        <w:t xml:space="preserve">средне,</w:t>
+      </w:r>
+      <w:r>
+        <w:t xml:space="preserve"> </w:t>
+      </w:r>
+      <w:r>
+        <w:rPr>
+          <w:rStyle w:val="VerbatimChar"/>
+        </w:rPr>
+        <w:t xml:space="preserve">#22C55E</w:t>
+      </w:r>
+      <w:r>
+        <w:t xml:space="preserve"> </w:t>
+      </w:r>
+      <w:r>
+        <w:t xml:space="preserve">хорошо,</w:t>
+      </w:r>
+      <w:r>
+        <w:t xml:space="preserve"> </w:t>
+      </w:r>
+      <w:r>
+        <w:rPr>
+          <w:rStyle w:val="VerbatimChar"/>
+        </w:rPr>
+        <w:t xml:space="preserve">#16A34A</w:t>
+      </w:r>
+      <w:r>
+        <w:t xml:space="preserve"> </w:t>
+      </w:r>
+      <w:r>
+        <w:t xml:space="preserve">отлично. Роли</w:t>
+      </w:r>
+      <w:r>
+        <w:t xml:space="preserve"> </w:t>
+      </w:r>
+      <w:r>
+        <w:rPr>
+          <w:rStyle w:val="VerbatimChar"/>
+        </w:rPr>
+        <w:t xml:space="preserve">#FFB74D</w:t>
+      </w:r>
+      <w:r>
+        <w:t xml:space="preserve"> </w:t>
+      </w:r>
+      <w:r>
+        <w:t xml:space="preserve">и</w:t>
+      </w:r>
+      <w:r>
+        <w:t xml:space="preserve"> </w:t>
+      </w:r>
+      <w:r>
+        <w:rPr>
+          <w:rStyle w:val="VerbatimChar"/>
+        </w:rPr>
+        <w:t xml:space="preserve">#E6C86A</w:t>
+      </w:r>
+      <w:r>
+        <w:t xml:space="preserve"> </w:t>
+      </w:r>
+      <w:r>
+        <w:t xml:space="preserve">есть, но на экране пока не</w:t>
+      </w:r>
+      <w:r>
+        <w:t xml:space="preserve"> </w:t>
+      </w:r>
+      <w:r>
+        <w:t xml:space="preserve">показываются.</w:t>
+      </w:r>
+    </w:p>
+    <w:p>
+      <w:pPr>
+        <w:pStyle w:val="BodyText"/>
+      </w:pPr>
+      <w:r>
         <w:t xml:space="preserve">Светлая схема: фон</w:t>
       </w:r>
       <w:r>
@@ -3334,8 +4643,67 @@
         <w:t xml:space="preserve">.</w:t>
       </w:r>
     </w:p>
-    <w:bookmarkEnd w:id="25"/>
-    <w:bookmarkStart w:id="26" w:name="две-границы"/>
+    <w:p>
+      <w:pPr>
+        <w:pStyle w:val="BodyText"/>
+      </w:pPr>
+      <w:r>
+        <w:t xml:space="preserve">Значение</w:t>
+      </w:r>
+      <w:r>
+        <w:t xml:space="preserve"> </w:t>
+      </w:r>
+      <w:r>
+        <w:rPr>
+          <w:rStyle w:val="VerbatimChar"/>
+        </w:rPr>
+        <w:t xml:space="preserve">#166534</w:t>
+      </w:r>
+      <w:r>
+        <w:t xml:space="preserve"> </w:t>
+      </w:r>
+      <w:r>
+        <w:t xml:space="preserve">выбрано вместо</w:t>
+      </w:r>
+      <w:r>
+        <w:t xml:space="preserve"> </w:t>
+      </w:r>
+      <w:r>
+        <w:rPr>
+          <w:rStyle w:val="VerbatimChar"/>
+        </w:rPr>
+        <w:t xml:space="preserve">#15803D</w:t>
+      </w:r>
+      <w:r>
+        <w:t xml:space="preserve"> </w:t>
+      </w:r>
+      <w:r>
+        <w:t xml:space="preserve">сознательно:</w:t>
+      </w:r>
+      <w:r>
+        <w:t xml:space="preserve"> </w:t>
+      </w:r>
+      <w:r>
+        <w:rPr>
+          <w:rStyle w:val="VerbatimChar"/>
+        </w:rPr>
+        <w:t xml:space="preserve">#15803D</w:t>
+      </w:r>
+      <w:r>
+        <w:t xml:space="preserve"> </w:t>
+      </w:r>
+      <w:r>
+        <w:t xml:space="preserve">даёт контраст</w:t>
+      </w:r>
+      <w:r>
+        <w:t xml:space="preserve"> </w:t>
+      </w:r>
+      <w:r>
+        <w:t xml:space="preserve">4.14:1, и этого не хватает для текста на кнопке.</w:t>
+      </w:r>
+    </w:p>
+    <w:bookmarkEnd w:id="26"/>
+    <w:bookmarkStart w:id="27" w:name="две-границы"/>
     <w:p>
       <w:pPr>
         <w:pStyle w:val="Heading3"/>
@@ -3373,7 +4741,7 @@
         <w:t xml:space="preserve"> </w:t>
       </w:r>
       <w:r>
-        <w:t xml:space="preserve">разведены по смыслу, и это проверяется:</w:t>
+        <w:t xml:space="preserve">разведены по смыслу, и это проверяется тестом:</w:t>
       </w:r>
     </w:p>
     <w:p>
@@ -3394,7 +4762,7 @@
         <w:t xml:space="preserve"> </w:t>
       </w:r>
       <w:r>
-        <w:t xml:space="preserve">– смысловая граница элемента управления. WCAG 1.4.11 требует 3:1,</w:t>
+        <w:t xml:space="preserve">-- смысловая граница элемента управления. WCAG 1.4.11 требует 3:1,</w:t>
       </w:r>
       <w:r>
         <w:t xml:space="preserve"> </w:t>
@@ -3421,13 +4789,19 @@
         <w:t xml:space="preserve"> </w:t>
       </w:r>
       <w:r>
-        <w:t xml:space="preserve">– декоративная (карточка, разделитель). Правило 3:1 к ней не</w:t>
-      </w:r>
-      <w:r>
-        <w:t xml:space="preserve"> </w:t>
-      </w:r>
-      <w:r>
-        <w:t xml:space="preserve">применяется.</w:t>
+        <w:t xml:space="preserve">-- декоративная: стеклянная карточка, разделитель, пассивная</w:t>
+      </w:r>
+      <w:r>
+        <w:t xml:space="preserve"> </w:t>
+      </w:r>
+      <w:r>
+        <w:t xml:space="preserve">подложка. Правило 3:1 к ней не применяется, её не нужно искать глазом, чтобы</w:t>
+      </w:r>
+      <w:r>
+        <w:t xml:space="preserve"> </w:t>
+      </w:r>
+      <w:r>
+        <w:t xml:space="preserve">начать взаимодействие.</w:t>
       </w:r>
     </w:p>
     <w:p>
@@ -3435,22 +4809,61 @@
         <w:pStyle w:val="FirstParagraph"/>
       </w:pPr>
       <w:r>
-        <w:t xml:space="preserve">Проверки лежат в</w:t>
-      </w:r>
-      <w:r>
-        <w:t xml:space="preserve"> </w:t>
-      </w:r>
-      <w:r>
-        <w:rPr>
-          <w:rStyle w:val="VerbatimChar"/>
-        </w:rPr>
-        <w:t xml:space="preserve">APP/composeApp/src/desktopTest/kotlin/xyz/azraellab/zapp/ui/theme/</w:t>
-      </w:r>
-      <w:r>
-        <w:t xml:space="preserve"> </w:t>
-      </w:r>
-      <w:r>
-        <w:t xml:space="preserve">(</w:t>
+        <w:t xml:space="preserve">Раньше обе границы брались из одного места и молча разъехались: где-то</w:t>
+      </w:r>
+      <w:r>
+        <w:t xml:space="preserve"> </w:t>
+      </w:r>
+      <w:r>
+        <w:rPr>
+          <w:rStyle w:val="VerbatimChar"/>
+        </w:rPr>
+        <w:t xml:space="preserve">outline</w:t>
+      </w:r>
+      <w:r>
+        <w:t xml:space="preserve">,</w:t>
+      </w:r>
+      <w:r>
+        <w:t xml:space="preserve"> </w:t>
+      </w:r>
+      <w:r>
+        <w:t xml:space="preserve">где-то</w:t>
+      </w:r>
+      <w:r>
+        <w:t xml:space="preserve"> </w:t>
+      </w:r>
+      <w:r>
+        <w:rPr>
+          <w:rStyle w:val="VerbatimChar"/>
+        </w:rPr>
+        <w:t xml:space="preserve">alpha=0.10</w:t>
+      </w:r>
+      <w:r>
+        <w:t xml:space="preserve"> </w:t>
+      </w:r>
+      <w:r>
+        <w:t xml:space="preserve">от</w:t>
+      </w:r>
+      <w:r>
+        <w:t xml:space="preserve"> </w:t>
+      </w:r>
+      <w:r>
+        <w:rPr>
+          <w:rStyle w:val="VerbatimChar"/>
+        </w:rPr>
+        <w:t xml:space="preserve">onSurface</w:t>
+      </w:r>
+      <w:r>
+        <w:t xml:space="preserve">. Теперь токены разделены по смыслу, а не по</w:t>
+      </w:r>
+      <w:r>
+        <w:t xml:space="preserve"> </w:t>
+      </w:r>
+      <w:r>
+        <w:t xml:space="preserve">красоте, и формулы лежат в</w:t>
+      </w:r>
+      <w:r>
+        <w:t xml:space="preserve"> </w:t>
       </w:r>
       <w:r>
         <w:rPr>
@@ -3462,6 +4875,526 @@
         <w:t xml:space="preserve"> </w:t>
       </w:r>
       <w:r>
+        <w:t xml:space="preserve">отдельным файлом -- тест не должен</w:t>
+      </w:r>
+      <w:r>
+        <w:t xml:space="preserve"> </w:t>
+      </w:r>
+      <w:r>
+        <w:t xml:space="preserve">повторять числа, которые он же и проверяет.</w:t>
+      </w:r>
+    </w:p>
+    <w:bookmarkEnd w:id="27"/>
+    <w:bookmarkStart w:id="28" w:name="отступы-spacingkt"/>
+    <w:p>
+      <w:pPr>
+        <w:pStyle w:val="Heading3"/>
+      </w:pPr>
+      <w:r>
+        <w:t xml:space="preserve">Отступы (</w:t>
+      </w:r>
+      <w:r>
+        <w:rPr>
+          <w:rStyle w:val="VerbatimChar"/>
+        </w:rPr>
+        <w:t xml:space="preserve">Spacing.kt</w:t>
+      </w:r>
+      <w:r>
+        <w:t xml:space="preserve">)</w:t>
+      </w:r>
+    </w:p>
+    <w:p>
+      <w:pPr>
+        <w:pStyle w:val="FirstParagraph"/>
+      </w:pPr>
+      <w:r>
+        <w:t xml:space="preserve">Шкала:</w:t>
+      </w:r>
+      <w:r>
+        <w:t xml:space="preserve"> </w:t>
+      </w:r>
+      <w:r>
+        <w:rPr>
+          <w:rStyle w:val="VerbatimChar"/>
+        </w:rPr>
+        <w:t xml:space="preserve">xxs</w:t>
+      </w:r>
+      <w:r>
+        <w:t xml:space="preserve"> </w:t>
+      </w:r>
+      <w:r>
+        <w:t xml:space="preserve">2,</w:t>
+      </w:r>
+      <w:r>
+        <w:t xml:space="preserve"> </w:t>
+      </w:r>
+      <w:r>
+        <w:rPr>
+          <w:rStyle w:val="VerbatimChar"/>
+        </w:rPr>
+        <w:t xml:space="preserve">xs</w:t>
+      </w:r>
+      <w:r>
+        <w:t xml:space="preserve"> </w:t>
+      </w:r>
+      <w:r>
+        <w:t xml:space="preserve">4,</w:t>
+      </w:r>
+      <w:r>
+        <w:t xml:space="preserve"> </w:t>
+      </w:r>
+      <w:r>
+        <w:rPr>
+          <w:rStyle w:val="VerbatimChar"/>
+        </w:rPr>
+        <w:t xml:space="preserve">sm</w:t>
+      </w:r>
+      <w:r>
+        <w:t xml:space="preserve"> </w:t>
+      </w:r>
+      <w:r>
+        <w:t xml:space="preserve">8,</w:t>
+      </w:r>
+      <w:r>
+        <w:t xml:space="preserve"> </w:t>
+      </w:r>
+      <w:r>
+        <w:rPr>
+          <w:rStyle w:val="VerbatimChar"/>
+        </w:rPr>
+        <w:t xml:space="preserve">md</w:t>
+      </w:r>
+      <w:r>
+        <w:t xml:space="preserve"> </w:t>
+      </w:r>
+      <w:r>
+        <w:t xml:space="preserve">12,</w:t>
+      </w:r>
+      <w:r>
+        <w:t xml:space="preserve"> </w:t>
+      </w:r>
+      <w:r>
+        <w:rPr>
+          <w:rStyle w:val="VerbatimChar"/>
+        </w:rPr>
+        <w:t xml:space="preserve">lg</w:t>
+      </w:r>
+      <w:r>
+        <w:t xml:space="preserve"> </w:t>
+      </w:r>
+      <w:r>
+        <w:t xml:space="preserve">16,</w:t>
+      </w:r>
+      <w:r>
+        <w:t xml:space="preserve"> </w:t>
+      </w:r>
+      <w:r>
+        <w:rPr>
+          <w:rStyle w:val="VerbatimChar"/>
+        </w:rPr>
+        <w:t xml:space="preserve">xl</w:t>
+      </w:r>
+      <w:r>
+        <w:t xml:space="preserve"> </w:t>
+      </w:r>
+      <w:r>
+        <w:t xml:space="preserve">24,</w:t>
+      </w:r>
+      <w:r>
+        <w:t xml:space="preserve"> </w:t>
+      </w:r>
+      <w:r>
+        <w:rPr>
+          <w:rStyle w:val="VerbatimChar"/>
+        </w:rPr>
+        <w:t xml:space="preserve">xxl</w:t>
+      </w:r>
+      <w:r>
+        <w:t xml:space="preserve"> </w:t>
+      </w:r>
+      <w:r>
+        <w:t xml:space="preserve">32 (в dp).</w:t>
+      </w:r>
+    </w:p>
+    <w:p>
+      <w:pPr>
+        <w:pStyle w:val="BodyText"/>
+      </w:pPr>
+      <w:r>
+        <w:t xml:space="preserve">Экраны:</w:t>
+      </w:r>
+      <w:r>
+        <w:t xml:space="preserve"> </w:t>
+      </w:r>
+      <w:r>
+        <w:rPr>
+          <w:rStyle w:val="VerbatimChar"/>
+        </w:rPr>
+        <w:t xml:space="preserve">screenPadding</w:t>
+      </w:r>
+      <w:r>
+        <w:t xml:space="preserve"> </w:t>
+      </w:r>
+      <w:r>
+        <w:t xml:space="preserve">16,</w:t>
+      </w:r>
+      <w:r>
+        <w:t xml:space="preserve"> </w:t>
+      </w:r>
+      <w:r>
+        <w:rPr>
+          <w:rStyle w:val="VerbatimChar"/>
+        </w:rPr>
+        <w:t xml:space="preserve">cardPadding</w:t>
+      </w:r>
+      <w:r>
+        <w:t xml:space="preserve"> </w:t>
+      </w:r>
+      <w:r>
+        <w:t xml:space="preserve">14,</w:t>
+      </w:r>
+      <w:r>
+        <w:t xml:space="preserve"> </w:t>
+      </w:r>
+      <w:r>
+        <w:rPr>
+          <w:rStyle w:val="VerbatimChar"/>
+        </w:rPr>
+        <w:t xml:space="preserve">cardGap</w:t>
+      </w:r>
+      <w:r>
+        <w:t xml:space="preserve"> </w:t>
+      </w:r>
+      <w:r>
+        <w:t xml:space="preserve">12,</w:t>
+      </w:r>
+      <w:r>
+        <w:t xml:space="preserve"> </w:t>
+      </w:r>
+      <w:r>
+        <w:rPr>
+          <w:rStyle w:val="VerbatimChar"/>
+        </w:rPr>
+        <w:t xml:space="preserve">listGap</w:t>
+      </w:r>
+      <w:r>
+        <w:t xml:space="preserve"> </w:t>
+      </w:r>
+      <w:r>
+        <w:t xml:space="preserve">8,</w:t>
+      </w:r>
+      <w:r>
+        <w:t xml:space="preserve"> </w:t>
+      </w:r>
+      <w:r>
+        <w:rPr>
+          <w:rStyle w:val="VerbatimChar"/>
+        </w:rPr>
+        <w:t xml:space="preserve">fieldGap</w:t>
+      </w:r>
+      <w:r>
+        <w:t xml:space="preserve"> </w:t>
+      </w:r>
+      <w:r>
+        <w:t xml:space="preserve">10,</w:t>
+      </w:r>
+      <w:r>
+        <w:t xml:space="preserve"> </w:t>
+      </w:r>
+      <w:r>
+        <w:rPr>
+          <w:rStyle w:val="VerbatimChar"/>
+        </w:rPr>
+        <w:t xml:space="preserve">controlHeight</w:t>
+      </w:r>
+      <w:r>
+        <w:t xml:space="preserve"> </w:t>
+      </w:r>
+      <w:r>
+        <w:t xml:space="preserve">44,</w:t>
+      </w:r>
+      <w:r>
+        <w:t xml:space="preserve"> </w:t>
+      </w:r>
+      <w:r>
+        <w:rPr>
+          <w:rStyle w:val="VerbatimChar"/>
+        </w:rPr>
+        <w:t xml:space="preserve">controlHeightSm</w:t>
+      </w:r>
+      <w:r>
+        <w:t xml:space="preserve"> </w:t>
+      </w:r>
+      <w:r>
+        <w:t xml:space="preserve">36,</w:t>
+      </w:r>
+      <w:r>
+        <w:t xml:space="preserve"> </w:t>
+      </w:r>
+      <w:r>
+        <w:rPr>
+          <w:rStyle w:val="VerbatimChar"/>
+        </w:rPr>
+        <w:t xml:space="preserve">touchTarget</w:t>
+      </w:r>
+      <w:r>
+        <w:t xml:space="preserve"> </w:t>
+      </w:r>
+      <w:r>
+        <w:t xml:space="preserve">48,</w:t>
+      </w:r>
+      <w:r>
+        <w:t xml:space="preserve"> </w:t>
+      </w:r>
+      <w:r>
+        <w:rPr>
+          <w:rStyle w:val="VerbatimChar"/>
+        </w:rPr>
+        <w:t xml:space="preserve">divider</w:t>
+      </w:r>
+      <w:r>
+        <w:t xml:space="preserve"> </w:t>
+      </w:r>
+      <w:r>
+        <w:t xml:space="preserve">1,</w:t>
+      </w:r>
+      <w:r>
+        <w:t xml:space="preserve"> </w:t>
+      </w:r>
+      <w:r>
+        <w:rPr>
+          <w:rStyle w:val="VerbatimChar"/>
+        </w:rPr>
+        <w:t xml:space="preserve">stroke</w:t>
+      </w:r>
+      <w:r>
+        <w:t xml:space="preserve"> </w:t>
+      </w:r>
+      <w:r>
+        <w:t xml:space="preserve">1.</w:t>
+      </w:r>
+    </w:p>
+    <w:p>
+      <w:pPr>
+        <w:pStyle w:val="BodyText"/>
+      </w:pPr>
+      <w:r>
+        <w:rPr>
+          <w:rStyle w:val="VerbatimChar"/>
+        </w:rPr>
+        <w:t xml:space="preserve">touchTarget</w:t>
+      </w:r>
+      <w:r>
+        <w:t xml:space="preserve"> </w:t>
+      </w:r>
+      <w:r>
+        <w:t xml:space="preserve">48 -- это минимум WCAG 2.5.8 для пальца, а</w:t>
+      </w:r>
+      <w:r>
+        <w:t xml:space="preserve"> </w:t>
+      </w:r>
+      <w:r>
+        <w:rPr>
+          <w:rStyle w:val="VerbatimChar"/>
+        </w:rPr>
+        <w:t xml:space="preserve">controlHeight</w:t>
+      </w:r>
+      <w:r>
+        <w:t xml:space="preserve"> </w:t>
+      </w:r>
+      <w:r>
+        <w:t xml:space="preserve">44</w:t>
+      </w:r>
+      <w:r>
+        <w:t xml:space="preserve"> </w:t>
+      </w:r>
+      <w:r>
+        <w:t xml:space="preserve">виден глазом. Разные числа для разных задач, поэтому и токена два.</w:t>
+      </w:r>
+    </w:p>
+    <w:bookmarkEnd w:id="28"/>
+    <w:bookmarkStart w:id="29" w:name="скругления-shapekt"/>
+    <w:p>
+      <w:pPr>
+        <w:pStyle w:val="Heading3"/>
+      </w:pPr>
+      <w:r>
+        <w:t xml:space="preserve">Скругления (</w:t>
+      </w:r>
+      <w:r>
+        <w:rPr>
+          <w:rStyle w:val="VerbatimChar"/>
+        </w:rPr>
+        <w:t xml:space="preserve">Shape.kt</w:t>
+      </w:r>
+      <w:r>
+        <w:t xml:space="preserve">)</w:t>
+      </w:r>
+    </w:p>
+    <w:p>
+      <w:pPr>
+        <w:pStyle w:val="FirstParagraph"/>
+      </w:pPr>
+      <w:r>
+        <w:rPr>
+          <w:rStyle w:val="VerbatimChar"/>
+        </w:rPr>
+        <w:t xml:space="preserve">xs</w:t>
+      </w:r>
+      <w:r>
+        <w:t xml:space="preserve"> </w:t>
+      </w:r>
+      <w:r>
+        <w:t xml:space="preserve">6,</w:t>
+      </w:r>
+      <w:r>
+        <w:t xml:space="preserve"> </w:t>
+      </w:r>
+      <w:r>
+        <w:rPr>
+          <w:rStyle w:val="VerbatimChar"/>
+        </w:rPr>
+        <w:t xml:space="preserve">sm</w:t>
+      </w:r>
+      <w:r>
+        <w:t xml:space="preserve"> </w:t>
+      </w:r>
+      <w:r>
+        <w:t xml:space="preserve">10,</w:t>
+      </w:r>
+      <w:r>
+        <w:t xml:space="preserve"> </w:t>
+      </w:r>
+      <w:r>
+        <w:rPr>
+          <w:rStyle w:val="VerbatimChar"/>
+        </w:rPr>
+        <w:t xml:space="preserve">md</w:t>
+      </w:r>
+      <w:r>
+        <w:t xml:space="preserve"> </w:t>
+      </w:r>
+      <w:r>
+        <w:t xml:space="preserve">14,</w:t>
+      </w:r>
+      <w:r>
+        <w:t xml:space="preserve"> </w:t>
+      </w:r>
+      <w:r>
+        <w:rPr>
+          <w:rStyle w:val="VerbatimChar"/>
+        </w:rPr>
+        <w:t xml:space="preserve">lg</w:t>
+      </w:r>
+      <w:r>
+        <w:t xml:space="preserve"> </w:t>
+      </w:r>
+      <w:r>
+        <w:t xml:space="preserve">20,</w:t>
+      </w:r>
+      <w:r>
+        <w:t xml:space="preserve"> </w:t>
+      </w:r>
+      <w:r>
+        <w:rPr>
+          <w:rStyle w:val="VerbatimChar"/>
+        </w:rPr>
+        <w:t xml:space="preserve">xl</w:t>
+      </w:r>
+      <w:r>
+        <w:t xml:space="preserve"> </w:t>
+      </w:r>
+      <w:r>
+        <w:t xml:space="preserve">26,</w:t>
+      </w:r>
+      <w:r>
+        <w:t xml:space="preserve"> </w:t>
+      </w:r>
+      <w:r>
+        <w:rPr>
+          <w:rStyle w:val="VerbatimChar"/>
+        </w:rPr>
+        <w:t xml:space="preserve">glass</w:t>
+      </w:r>
+      <w:r>
+        <w:t xml:space="preserve"> </w:t>
+      </w:r>
+      <w:r>
+        <w:t xml:space="preserve">22 (в dp).</w:t>
+      </w:r>
+    </w:p>
+    <w:bookmarkEnd w:id="29"/>
+    <w:bookmarkStart w:id="30" w:name="типографика-typekt"/>
+    <w:p>
+      <w:pPr>
+        <w:pStyle w:val="Heading3"/>
+      </w:pPr>
+      <w:r>
+        <w:t xml:space="preserve">Типографика (</w:t>
+      </w:r>
+      <w:r>
+        <w:rPr>
+          <w:rStyle w:val="VerbatimChar"/>
+        </w:rPr>
+        <w:t xml:space="preserve">Type.kt</w:t>
+      </w:r>
+      <w:r>
+        <w:t xml:space="preserve">)</w:t>
+      </w:r>
+    </w:p>
+    <w:p>
+      <w:pPr>
+        <w:pStyle w:val="FirstParagraph"/>
+      </w:pPr>
+      <w:r>
+        <w:rPr>
+          <w:rStyle w:val="VerbatimChar"/>
+        </w:rPr>
+        <w:t xml:space="preserve">FontFamily.Default</w:t>
+      </w:r>
+      <w:r>
+        <w:t xml:space="preserve">,</w:t>
+      </w:r>
+      <w:r>
+        <w:t xml:space="preserve"> </w:t>
+      </w:r>
+      <w:r>
+        <w:rPr>
+          <w:rStyle w:val="VerbatimChar"/>
+        </w:rPr>
+        <w:t xml:space="preserve">LineHeightStyle.Alignment.Center</w:t>
+      </w:r>
+      <w:r>
+        <w:t xml:space="preserve">. Заголовки</w:t>
+      </w:r>
+      <w:r>
+        <w:t xml:space="preserve"> </w:t>
+      </w:r>
+      <w:r>
+        <w:rPr>
+          <w:rStyle w:val="VerbatimChar"/>
+        </w:rPr>
+        <w:t xml:space="preserve">display*</w:t>
+      </w:r>
+      <w:r>
+        <w:t xml:space="preserve"> </w:t>
+      </w:r>
+      <w:r>
+        <w:t xml:space="preserve">набраны Bold и SemiBold с отрицательным трекингом от -1.0 до -0.25, текст</w:t>
+      </w:r>
+      <w:r>
+        <w:t xml:space="preserve"> </w:t>
+      </w:r>
+      <w:r>
+        <w:rPr>
+          <w:rStyle w:val="VerbatimChar"/>
+        </w:rPr>
+        <w:t xml:space="preserve">body</w:t>
+      </w:r>
+      <w:r>
+        <w:t xml:space="preserve"> </w:t>
+      </w:r>
+      <w:r>
         <w:t xml:space="preserve">и</w:t>
       </w:r>
       <w:r>
@@ -3471,26 +5404,41 @@
         <w:rPr>
           <w:rStyle w:val="VerbatimChar"/>
         </w:rPr>
-        <w:t xml:space="preserve">ThemeTest.kt</w:t>
-      </w:r>
-      <w:r>
-        <w:t xml:space="preserve">).</w:t>
-      </w:r>
-    </w:p>
-    <w:bookmarkEnd w:id="26"/>
-    <w:bookmarkStart w:id="27" w:name="отступы-spacing.kt"/>
+        <w:t xml:space="preserve">label</w:t>
+      </w:r>
+      <w:r>
+        <w:t xml:space="preserve"> </w:t>
+      </w:r>
+      <w:r>
+        <w:t xml:space="preserve">-- Normal и Medium с трекингом от 0.1 до 0.4. Отрицательный</w:t>
+      </w:r>
+      <w:r>
+        <w:t xml:space="preserve"> </w:t>
+      </w:r>
+      <w:r>
+        <w:t xml:space="preserve">трекинг у крупного текста и положительный у мелкого -- противоположные</w:t>
+      </w:r>
+      <w:r>
+        <w:t xml:space="preserve"> </w:t>
+      </w:r>
+      <w:r>
+        <w:t xml:space="preserve">правила, иначе либо заголовки разъезжаются, либо текст в упор читается.</w:t>
+      </w:r>
+    </w:p>
+    <w:bookmarkEnd w:id="30"/>
+    <w:bookmarkStart w:id="31" w:name="ripple-ripplekt"/>
     <w:p>
       <w:pPr>
         <w:pStyle w:val="Heading3"/>
       </w:pPr>
       <w:r>
-        <w:t xml:space="preserve">Отступы (</w:t>
-      </w:r>
-      <w:r>
-        <w:rPr>
-          <w:rStyle w:val="VerbatimChar"/>
-        </w:rPr>
-        <w:t xml:space="preserve">Spacing.kt</w:t>
+        <w:t xml:space="preserve">Ripple (</w:t>
+      </w:r>
+      <w:r>
+        <w:rPr>
+          <w:rStyle w:val="VerbatimChar"/>
+        </w:rPr>
+        <w:t xml:space="preserve">Ripple.kt</w:t>
       </w:r>
       <w:r>
         <w:t xml:space="preserve">)</w:t>
@@ -3501,112 +5449,485 @@
         <w:pStyle w:val="FirstParagraph"/>
       </w:pPr>
       <w:r>
-        <w:t xml:space="preserve">Шкала:</w:t>
-      </w:r>
-      <w:r>
-        <w:t xml:space="preserve"> </w:t>
-      </w:r>
-      <w:r>
-        <w:rPr>
-          <w:rStyle w:val="VerbatimChar"/>
-        </w:rPr>
-        <w:t xml:space="preserve">xxs</w:t>
-      </w:r>
-      <w:r>
-        <w:t xml:space="preserve"> </w:t>
-      </w:r>
-      <w:r>
-        <w:t xml:space="preserve">2,</w:t>
-      </w:r>
-      <w:r>
-        <w:t xml:space="preserve"> </w:t>
-      </w:r>
-      <w:r>
-        <w:rPr>
-          <w:rStyle w:val="VerbatimChar"/>
-        </w:rPr>
-        <w:t xml:space="preserve">xs</w:t>
-      </w:r>
-      <w:r>
-        <w:t xml:space="preserve"> </w:t>
-      </w:r>
-      <w:r>
-        <w:t xml:space="preserve">4,</w:t>
-      </w:r>
-      <w:r>
-        <w:t xml:space="preserve"> </w:t>
-      </w:r>
-      <w:r>
-        <w:rPr>
-          <w:rStyle w:val="VerbatimChar"/>
-        </w:rPr>
-        <w:t xml:space="preserve">sm</w:t>
-      </w:r>
-      <w:r>
-        <w:t xml:space="preserve"> </w:t>
-      </w:r>
-      <w:r>
-        <w:t xml:space="preserve">8,</w:t>
-      </w:r>
-      <w:r>
-        <w:t xml:space="preserve"> </w:t>
-      </w:r>
-      <w:r>
-        <w:rPr>
-          <w:rStyle w:val="VerbatimChar"/>
-        </w:rPr>
-        <w:t xml:space="preserve">md</w:t>
-      </w:r>
-      <w:r>
-        <w:t xml:space="preserve"> </w:t>
-      </w:r>
-      <w:r>
-        <w:t xml:space="preserve">12,</w:t>
-      </w:r>
-      <w:r>
-        <w:t xml:space="preserve"> </w:t>
-      </w:r>
-      <w:r>
-        <w:rPr>
-          <w:rStyle w:val="VerbatimChar"/>
-        </w:rPr>
-        <w:t xml:space="preserve">lg</w:t>
-      </w:r>
-      <w:r>
-        <w:t xml:space="preserve"> </w:t>
-      </w:r>
-      <w:r>
-        <w:t xml:space="preserve">16,</w:t>
-      </w:r>
-      <w:r>
-        <w:t xml:space="preserve"> </w:t>
-      </w:r>
-      <w:r>
-        <w:rPr>
-          <w:rStyle w:val="VerbatimChar"/>
-        </w:rPr>
-        <w:t xml:space="preserve">xl</w:t>
-      </w:r>
-      <w:r>
-        <w:t xml:space="preserve"> </w:t>
-      </w:r>
-      <w:r>
-        <w:t xml:space="preserve">24,</w:t>
-      </w:r>
-      <w:r>
-        <w:t xml:space="preserve"> </w:t>
-      </w:r>
-      <w:r>
-        <w:rPr>
-          <w:rStyle w:val="VerbatimChar"/>
-        </w:rPr>
-        <w:t xml:space="preserve">xxl</w:t>
-      </w:r>
-      <w:r>
-        <w:t xml:space="preserve"> </w:t>
-      </w:r>
-      <w:r>
-        <w:t xml:space="preserve">32 (в dp).</w:t>
+        <w:rPr>
+          <w:rStyle w:val="VerbatimChar"/>
+        </w:rPr>
+        <w:t xml:space="preserve">ripple(bounded, onSurface)</w:t>
+      </w:r>
+      <w:r>
+        <w:t xml:space="preserve">, обёрнут в отдельную тему индикации, чтобы</w:t>
+      </w:r>
+      <w:r>
+        <w:t xml:space="preserve"> </w:t>
+      </w:r>
+      <w:r>
+        <w:t xml:space="preserve">компоненты не задавали ripple каждый раз заново.</w:t>
+      </w:r>
+    </w:p>
+    <w:bookmarkEnd w:id="31"/>
+    <w:bookmarkStart w:id="32" w:name="фон-starfieldbackgroundkt"/>
+    <w:p>
+      <w:pPr>
+        <w:pStyle w:val="Heading3"/>
+      </w:pPr>
+      <w:r>
+        <w:t xml:space="preserve">Фон (</w:t>
+      </w:r>
+      <w:r>
+        <w:rPr>
+          <w:rStyle w:val="VerbatimChar"/>
+        </w:rPr>
+        <w:t xml:space="preserve">StarfieldBackground.kt</w:t>
+      </w:r>
+      <w:r>
+        <w:t xml:space="preserve">)</w:t>
+      </w:r>
+    </w:p>
+    <w:p>
+      <w:pPr>
+        <w:pStyle w:val="FirstParagraph"/>
+      </w:pPr>
+      <w:r>
+        <w:t xml:space="preserve">Звёздное небо на канвасе, а не картинка: картинку нельзя инвертировать под тему</w:t>
+      </w:r>
+      <w:r>
+        <w:t xml:space="preserve"> </w:t>
+      </w:r>
+      <w:r>
+        <w:t xml:space="preserve">и она не реагирует на смену темы на лету.</w:t>
+      </w:r>
+    </w:p>
+    <w:p>
+      <w:pPr>
+        <w:pStyle w:val="SourceCode"/>
+      </w:pPr>
+      <w:r>
+        <w:rPr>
+          <w:rStyle w:val="KeywordTok"/>
+        </w:rPr>
+        <w:t xml:space="preserve">const</w:t>
+      </w:r>
+      <w:r>
+        <w:rPr>
+          <w:rStyle w:val="NormalTok"/>
+        </w:rPr>
+        <w:t xml:space="preserve"> </w:t>
+      </w:r>
+      <w:r>
+        <w:rPr>
+          <w:rStyle w:val="KeywordTok"/>
+        </w:rPr>
+        <w:t xml:space="preserve">val</w:t>
+      </w:r>
+      <w:r>
+        <w:rPr>
+          <w:rStyle w:val="NormalTok"/>
+        </w:rPr>
+        <w:t xml:space="preserve"> </w:t>
+      </w:r>
+      <w:r>
+        <w:rPr>
+          <w:rStyle w:val="VariableTok"/>
+        </w:rPr>
+        <w:t xml:space="preserve">STAR_COUNT</w:t>
+      </w:r>
+      <w:r>
+        <w:rPr>
+          <w:rStyle w:val="NormalTok"/>
+        </w:rPr>
+        <w:t xml:space="preserve"> </w:t>
+      </w:r>
+      <w:r>
+        <w:rPr>
+          <w:rStyle w:val="OperatorTok"/>
+        </w:rPr>
+        <w:t xml:space="preserve">=</w:t>
+      </w:r>
+      <w:r>
+        <w:rPr>
+          <w:rStyle w:val="NormalTok"/>
+        </w:rPr>
+        <w:t xml:space="preserve"> </w:t>
+      </w:r>
+      <w:r>
+        <w:rPr>
+          <w:rStyle w:val="DecValTok"/>
+        </w:rPr>
+        <w:t xml:space="preserve">110</w:t>
+      </w:r>
+      <w:r>
+        <w:br/>
+      </w:r>
+      <w:r>
+        <w:rPr>
+          <w:rStyle w:val="KeywordTok"/>
+        </w:rPr>
+        <w:t xml:space="preserve">const</w:t>
+      </w:r>
+      <w:r>
+        <w:rPr>
+          <w:rStyle w:val="NormalTok"/>
+        </w:rPr>
+        <w:t xml:space="preserve"> </w:t>
+      </w:r>
+      <w:r>
+        <w:rPr>
+          <w:rStyle w:val="KeywordTok"/>
+        </w:rPr>
+        <w:t xml:space="preserve">val</w:t>
+      </w:r>
+      <w:r>
+        <w:rPr>
+          <w:rStyle w:val="NormalTok"/>
+        </w:rPr>
+        <w:t xml:space="preserve"> </w:t>
+      </w:r>
+      <w:r>
+        <w:rPr>
+          <w:rStyle w:val="VariableTok"/>
+        </w:rPr>
+        <w:t xml:space="preserve">HIT_FRAMES</w:t>
+      </w:r>
+      <w:r>
+        <w:rPr>
+          <w:rStyle w:val="NormalTok"/>
+        </w:rPr>
+        <w:t xml:space="preserve"> </w:t>
+      </w:r>
+      <w:r>
+        <w:rPr>
+          <w:rStyle w:val="OperatorTok"/>
+        </w:rPr>
+        <w:t xml:space="preserve">=</w:t>
+      </w:r>
+      <w:r>
+        <w:rPr>
+          <w:rStyle w:val="NormalTok"/>
+        </w:rPr>
+        <w:t xml:space="preserve"> </w:t>
+      </w:r>
+      <w:r>
+        <w:rPr>
+          <w:rStyle w:val="DecValTok"/>
+        </w:rPr>
+        <w:t xml:space="preserve">90</w:t>
+      </w:r>
+      <w:r>
+        <w:br/>
+      </w:r>
+      <w:r>
+        <w:rPr>
+          <w:rStyle w:val="KeywordTok"/>
+        </w:rPr>
+        <w:t xml:space="preserve">const</w:t>
+      </w:r>
+      <w:r>
+        <w:rPr>
+          <w:rStyle w:val="NormalTok"/>
+        </w:rPr>
+        <w:t xml:space="preserve"> </w:t>
+      </w:r>
+      <w:r>
+        <w:rPr>
+          <w:rStyle w:val="KeywordTok"/>
+        </w:rPr>
+        <w:t xml:space="preserve">val</w:t>
+      </w:r>
+      <w:r>
+        <w:rPr>
+          <w:rStyle w:val="NormalTok"/>
+        </w:rPr>
+        <w:t xml:space="preserve"> </w:t>
+      </w:r>
+      <w:r>
+        <w:rPr>
+          <w:rStyle w:val="VariableTok"/>
+        </w:rPr>
+        <w:t xml:space="preserve">MIN_COMETS</w:t>
+      </w:r>
+      <w:r>
+        <w:rPr>
+          <w:rStyle w:val="NormalTok"/>
+        </w:rPr>
+        <w:t xml:space="preserve"> </w:t>
+      </w:r>
+      <w:r>
+        <w:rPr>
+          <w:rStyle w:val="OperatorTok"/>
+        </w:rPr>
+        <w:t xml:space="preserve">=</w:t>
+      </w:r>
+      <w:r>
+        <w:rPr>
+          <w:rStyle w:val="NormalTok"/>
+        </w:rPr>
+        <w:t xml:space="preserve"> </w:t>
+      </w:r>
+      <w:r>
+        <w:rPr>
+          <w:rStyle w:val="DecValTok"/>
+        </w:rPr>
+        <w:t xml:space="preserve">1</w:t>
+      </w:r>
+      <w:r>
+        <w:br/>
+      </w:r>
+      <w:r>
+        <w:rPr>
+          <w:rStyle w:val="KeywordTok"/>
+        </w:rPr>
+        <w:t xml:space="preserve">const</w:t>
+      </w:r>
+      <w:r>
+        <w:rPr>
+          <w:rStyle w:val="NormalTok"/>
+        </w:rPr>
+        <w:t xml:space="preserve"> </w:t>
+      </w:r>
+      <w:r>
+        <w:rPr>
+          <w:rStyle w:val="KeywordTok"/>
+        </w:rPr>
+        <w:t xml:space="preserve">val</w:t>
+      </w:r>
+      <w:r>
+        <w:rPr>
+          <w:rStyle w:val="NormalTok"/>
+        </w:rPr>
+        <w:t xml:space="preserve"> </w:t>
+      </w:r>
+      <w:r>
+        <w:rPr>
+          <w:rStyle w:val="VariableTok"/>
+        </w:rPr>
+        <w:t xml:space="preserve">MAX_COMETS</w:t>
+      </w:r>
+      <w:r>
+        <w:rPr>
+          <w:rStyle w:val="NormalTok"/>
+        </w:rPr>
+        <w:t xml:space="preserve"> </w:t>
+      </w:r>
+      <w:r>
+        <w:rPr>
+          <w:rStyle w:val="OperatorTok"/>
+        </w:rPr>
+        <w:t xml:space="preserve">=</w:t>
+      </w:r>
+      <w:r>
+        <w:rPr>
+          <w:rStyle w:val="NormalTok"/>
+        </w:rPr>
+        <w:t xml:space="preserve"> </w:t>
+      </w:r>
+      <w:r>
+        <w:rPr>
+          <w:rStyle w:val="DecValTok"/>
+        </w:rPr>
+        <w:t xml:space="preserve">5</w:t>
+      </w:r>
+      <w:r>
+        <w:br/>
+      </w:r>
+      <w:r>
+        <w:rPr>
+          <w:rStyle w:val="KeywordTok"/>
+        </w:rPr>
+        <w:t xml:space="preserve">const</w:t>
+      </w:r>
+      <w:r>
+        <w:rPr>
+          <w:rStyle w:val="NormalTok"/>
+        </w:rPr>
+        <w:t xml:space="preserve"> </w:t>
+      </w:r>
+      <w:r>
+        <w:rPr>
+          <w:rStyle w:val="KeywordTok"/>
+        </w:rPr>
+        <w:t xml:space="preserve">val</w:t>
+      </w:r>
+      <w:r>
+        <w:rPr>
+          <w:rStyle w:val="NormalTok"/>
+        </w:rPr>
+        <w:t xml:space="preserve"> </w:t>
+      </w:r>
+      <w:r>
+        <w:rPr>
+          <w:rStyle w:val="VariableTok"/>
+        </w:rPr>
+        <w:t xml:space="preserve">COMET_SPAWN_MIN_MS</w:t>
+      </w:r>
+      <w:r>
+        <w:rPr>
+          <w:rStyle w:val="NormalTok"/>
+        </w:rPr>
+        <w:t xml:space="preserve"> </w:t>
+      </w:r>
+      <w:r>
+        <w:rPr>
+          <w:rStyle w:val="OperatorTok"/>
+        </w:rPr>
+        <w:t xml:space="preserve">=</w:t>
+      </w:r>
+      <w:r>
+        <w:rPr>
+          <w:rStyle w:val="NormalTok"/>
+        </w:rPr>
+        <w:t xml:space="preserve"> </w:t>
+      </w:r>
+      <w:r>
+        <w:rPr>
+          <w:rStyle w:val="DecValTok"/>
+        </w:rPr>
+        <w:t xml:space="preserve">2600</w:t>
+      </w:r>
+      <w:r>
+        <w:br/>
+      </w:r>
+      <w:r>
+        <w:rPr>
+          <w:rStyle w:val="KeywordTok"/>
+        </w:rPr>
+        <w:t xml:space="preserve">const</w:t>
+      </w:r>
+      <w:r>
+        <w:rPr>
+          <w:rStyle w:val="NormalTok"/>
+        </w:rPr>
+        <w:t xml:space="preserve"> </w:t>
+      </w:r>
+      <w:r>
+        <w:rPr>
+          <w:rStyle w:val="KeywordTok"/>
+        </w:rPr>
+        <w:t xml:space="preserve">val</w:t>
+      </w:r>
+      <w:r>
+        <w:rPr>
+          <w:rStyle w:val="NormalTok"/>
+        </w:rPr>
+        <w:t xml:space="preserve"> </w:t>
+      </w:r>
+      <w:r>
+        <w:rPr>
+          <w:rStyle w:val="VariableTok"/>
+        </w:rPr>
+        <w:t xml:space="preserve">COMET_SPAWN_MAX_MS</w:t>
+      </w:r>
+      <w:r>
+        <w:rPr>
+          <w:rStyle w:val="NormalTok"/>
+        </w:rPr>
+        <w:t xml:space="preserve"> </w:t>
+      </w:r>
+      <w:r>
+        <w:rPr>
+          <w:rStyle w:val="OperatorTok"/>
+        </w:rPr>
+        <w:t xml:space="preserve">=</w:t>
+      </w:r>
+      <w:r>
+        <w:rPr>
+          <w:rStyle w:val="NormalTok"/>
+        </w:rPr>
+        <w:t xml:space="preserve"> </w:t>
+      </w:r>
+      <w:r>
+        <w:rPr>
+          <w:rStyle w:val="DecValTok"/>
+        </w:rPr>
+        <w:t xml:space="preserve">7200</w:t>
+      </w:r>
+      <w:r>
+        <w:br/>
+      </w:r>
+      <w:r>
+        <w:rPr>
+          <w:rStyle w:val="KeywordTok"/>
+        </w:rPr>
+        <w:t xml:space="preserve">private</w:t>
+      </w:r>
+      <w:r>
+        <w:rPr>
+          <w:rStyle w:val="NormalTok"/>
+        </w:rPr>
+        <w:t xml:space="preserve"> </w:t>
+      </w:r>
+      <w:r>
+        <w:rPr>
+          <w:rStyle w:val="KeywordTok"/>
+        </w:rPr>
+        <w:t xml:space="preserve">const</w:t>
+      </w:r>
+      <w:r>
+        <w:rPr>
+          <w:rStyle w:val="NormalTok"/>
+        </w:rPr>
+        <w:t xml:space="preserve"> </w:t>
+      </w:r>
+      <w:r>
+        <w:rPr>
+          <w:rStyle w:val="KeywordTok"/>
+        </w:rPr>
+        <w:t xml:space="preserve">val</w:t>
+      </w:r>
+      <w:r>
+        <w:rPr>
+          <w:rStyle w:val="NormalTok"/>
+        </w:rPr>
+        <w:t xml:space="preserve"> </w:t>
+      </w:r>
+      <w:r>
+        <w:rPr>
+          <w:rStyle w:val="VariableTok"/>
+        </w:rPr>
+        <w:t xml:space="preserve">TRAIL_LEN_PX</w:t>
+      </w:r>
+      <w:r>
+        <w:rPr>
+          <w:rStyle w:val="NormalTok"/>
+        </w:rPr>
+        <w:t xml:space="preserve"> </w:t>
+      </w:r>
+      <w:r>
+        <w:rPr>
+          <w:rStyle w:val="OperatorTok"/>
+        </w:rPr>
+        <w:t xml:space="preserve">=</w:t>
+      </w:r>
+      <w:r>
+        <w:rPr>
+          <w:rStyle w:val="NormalTok"/>
+        </w:rPr>
+        <w:t xml:space="preserve"> </w:t>
+      </w:r>
+      <w:r>
+        <w:rPr>
+          <w:rStyle w:val="FloatTok"/>
+        </w:rPr>
+        <w:t xml:space="preserve">120f</w:t>
+      </w:r>
+    </w:p>
+    <w:p>
+      <w:pPr>
+        <w:pStyle w:val="FirstParagraph"/>
+      </w:pPr>
+      <w:r>
+        <w:t xml:space="preserve">Координаты звёзд хранятся долями экрана (0..1), иначе на повороте экрана или</w:t>
+      </w:r>
+      <w:r>
+        <w:t xml:space="preserve"> </w:t>
+      </w:r>
+      <w:r>
+        <w:t xml:space="preserve">на другом размере звёзды разъезжаются. Радиусы комет, наоборот, в пикселях:</w:t>
+      </w:r>
+      <w:r>
+        <w:t xml:space="preserve"> </w:t>
+      </w:r>
+      <w:r>
+        <w:t xml:space="preserve">хвост кометы должен быть одинаковой длиной в пикселях независимо от размера окна.</w:t>
       </w:r>
     </w:p>
     <w:p>
@@ -3614,773 +5935,75 @@
         <w:pStyle w:val="BodyText"/>
       </w:pPr>
       <w:r>
-        <w:t xml:space="preserve">Экраны:</w:t>
-      </w:r>
-      <w:r>
-        <w:t xml:space="preserve"> </w:t>
-      </w:r>
-      <w:r>
-        <w:rPr>
-          <w:rStyle w:val="VerbatimChar"/>
-        </w:rPr>
-        <w:t xml:space="preserve">screenPadding</w:t>
-      </w:r>
-      <w:r>
-        <w:t xml:space="preserve"> </w:t>
-      </w:r>
-      <w:r>
-        <w:t xml:space="preserve">16,</w:t>
-      </w:r>
-      <w:r>
-        <w:t xml:space="preserve"> </w:t>
-      </w:r>
-      <w:r>
-        <w:rPr>
-          <w:rStyle w:val="VerbatimChar"/>
-        </w:rPr>
-        <w:t xml:space="preserve">cardPadding</w:t>
-      </w:r>
-      <w:r>
-        <w:t xml:space="preserve"> </w:t>
-      </w:r>
-      <w:r>
-        <w:t xml:space="preserve">14,</w:t>
-      </w:r>
-      <w:r>
-        <w:t xml:space="preserve"> </w:t>
-      </w:r>
-      <w:r>
-        <w:rPr>
-          <w:rStyle w:val="VerbatimChar"/>
-        </w:rPr>
-        <w:t xml:space="preserve">cardGap</w:t>
-      </w:r>
-      <w:r>
-        <w:t xml:space="preserve"> </w:t>
-      </w:r>
-      <w:r>
-        <w:t xml:space="preserve">12,</w:t>
-      </w:r>
-      <w:r>
-        <w:t xml:space="preserve"> </w:t>
-      </w:r>
-      <w:r>
-        <w:rPr>
-          <w:rStyle w:val="VerbatimChar"/>
-        </w:rPr>
-        <w:t xml:space="preserve">listGap</w:t>
-      </w:r>
-      <w:r>
-        <w:t xml:space="preserve"> </w:t>
-      </w:r>
-      <w:r>
-        <w:t xml:space="preserve">8,</w:t>
-      </w:r>
-      <w:r>
-        <w:t xml:space="preserve"> </w:t>
-      </w:r>
-      <w:r>
-        <w:rPr>
-          <w:rStyle w:val="VerbatimChar"/>
-        </w:rPr>
-        <w:t xml:space="preserve">fieldGap</w:t>
-      </w:r>
-      <w:r>
-        <w:t xml:space="preserve"> </w:t>
-      </w:r>
-      <w:r>
-        <w:t xml:space="preserve">10,</w:t>
-      </w:r>
-      <w:r>
-        <w:t xml:space="preserve"> </w:t>
-      </w:r>
-      <w:r>
-        <w:rPr>
-          <w:rStyle w:val="VerbatimChar"/>
-        </w:rPr>
-        <w:t xml:space="preserve">controlHeight</w:t>
-      </w:r>
-      <w:r>
-        <w:t xml:space="preserve"> </w:t>
-      </w:r>
-      <w:r>
-        <w:t xml:space="preserve">44,</w:t>
-      </w:r>
-      <w:r>
-        <w:t xml:space="preserve"> </w:t>
-      </w:r>
-      <w:r>
-        <w:rPr>
-          <w:rStyle w:val="VerbatimChar"/>
-        </w:rPr>
-        <w:t xml:space="preserve">controlHeightSm</w:t>
-      </w:r>
-      <w:r>
-        <w:t xml:space="preserve"> </w:t>
-      </w:r>
-      <w:r>
-        <w:t xml:space="preserve">36,</w:t>
-      </w:r>
-      <w:r>
-        <w:t xml:space="preserve"> </w:t>
-      </w:r>
-      <w:r>
-        <w:rPr>
-          <w:rStyle w:val="VerbatimChar"/>
-        </w:rPr>
-        <w:t xml:space="preserve">touchTarget</w:t>
-      </w:r>
-      <w:r>
-        <w:t xml:space="preserve"> </w:t>
-      </w:r>
-      <w:r>
-        <w:t xml:space="preserve">48,</w:t>
-      </w:r>
-      <w:r>
-        <w:t xml:space="preserve"> </w:t>
-      </w:r>
-      <w:r>
-        <w:rPr>
-          <w:rStyle w:val="VerbatimChar"/>
-        </w:rPr>
-        <w:t xml:space="preserve">divider</w:t>
-      </w:r>
-      <w:r>
-        <w:t xml:space="preserve"> </w:t>
-      </w:r>
-      <w:r>
-        <w:t xml:space="preserve">1,</w:t>
-      </w:r>
-      <w:r>
-        <w:t xml:space="preserve"> </w:t>
-      </w:r>
-      <w:r>
-        <w:rPr>
-          <w:rStyle w:val="VerbatimChar"/>
-        </w:rPr>
-        <w:t xml:space="preserve">stroke</w:t>
-      </w:r>
-      <w:r>
-        <w:t xml:space="preserve"> </w:t>
-      </w:r>
-      <w:r>
-        <w:t xml:space="preserve">1.</w:t>
-      </w:r>
-    </w:p>
-    <w:bookmarkEnd w:id="27"/>
-    <w:bookmarkStart w:id="28" w:name="скругления-shape.kt"/>
-    <w:p>
-      <w:pPr>
-        <w:pStyle w:val="Heading3"/>
-      </w:pPr>
-      <w:r>
-        <w:t xml:space="preserve">Скругления (</w:t>
-      </w:r>
-      <w:r>
-        <w:rPr>
-          <w:rStyle w:val="VerbatimChar"/>
-        </w:rPr>
-        <w:t xml:space="preserve">Shape.kt</w:t>
-      </w:r>
-      <w:r>
-        <w:t xml:space="preserve">)</w:t>
-      </w:r>
-    </w:p>
-    <w:p>
-      <w:pPr>
-        <w:pStyle w:val="FirstParagraph"/>
-      </w:pPr>
-      <w:r>
-        <w:rPr>
-          <w:rStyle w:val="VerbatimChar"/>
-        </w:rPr>
-        <w:t xml:space="preserve">xs</w:t>
-      </w:r>
-      <w:r>
-        <w:t xml:space="preserve"> </w:t>
-      </w:r>
-      <w:r>
-        <w:t xml:space="preserve">6,</w:t>
-      </w:r>
-      <w:r>
-        <w:t xml:space="preserve"> </w:t>
-      </w:r>
-      <w:r>
-        <w:rPr>
-          <w:rStyle w:val="VerbatimChar"/>
-        </w:rPr>
-        <w:t xml:space="preserve">sm</w:t>
-      </w:r>
-      <w:r>
-        <w:t xml:space="preserve"> </w:t>
-      </w:r>
-      <w:r>
-        <w:t xml:space="preserve">10,</w:t>
-      </w:r>
-      <w:r>
-        <w:t xml:space="preserve"> </w:t>
-      </w:r>
-      <w:r>
-        <w:rPr>
-          <w:rStyle w:val="VerbatimChar"/>
-        </w:rPr>
-        <w:t xml:space="preserve">md</w:t>
-      </w:r>
-      <w:r>
-        <w:t xml:space="preserve"> </w:t>
-      </w:r>
-      <w:r>
-        <w:t xml:space="preserve">14,</w:t>
-      </w:r>
-      <w:r>
-        <w:t xml:space="preserve"> </w:t>
-      </w:r>
-      <w:r>
-        <w:rPr>
-          <w:rStyle w:val="VerbatimChar"/>
-        </w:rPr>
-        <w:t xml:space="preserve">lg</w:t>
-      </w:r>
-      <w:r>
-        <w:t xml:space="preserve"> </w:t>
-      </w:r>
-      <w:r>
-        <w:t xml:space="preserve">20,</w:t>
-      </w:r>
-      <w:r>
-        <w:t xml:space="preserve"> </w:t>
-      </w:r>
-      <w:r>
-        <w:rPr>
-          <w:rStyle w:val="VerbatimChar"/>
-        </w:rPr>
-        <w:t xml:space="preserve">xl</w:t>
-      </w:r>
-      <w:r>
-        <w:t xml:space="preserve"> </w:t>
-      </w:r>
-      <w:r>
-        <w:t xml:space="preserve">26,</w:t>
-      </w:r>
-      <w:r>
-        <w:t xml:space="preserve"> </w:t>
-      </w:r>
-      <w:r>
-        <w:rPr>
-          <w:rStyle w:val="VerbatimChar"/>
-        </w:rPr>
-        <w:t xml:space="preserve">glass</w:t>
-      </w:r>
-      <w:r>
-        <w:t xml:space="preserve"> </w:t>
-      </w:r>
-      <w:r>
-        <w:t xml:space="preserve">22 (в dp).</w:t>
-      </w:r>
-    </w:p>
-    <w:bookmarkEnd w:id="28"/>
-    <w:bookmarkStart w:id="29" w:name="фон-starfieldbackground.kt"/>
-    <w:p>
-      <w:pPr>
-        <w:pStyle w:val="Heading3"/>
-      </w:pPr>
-      <w:r>
-        <w:t xml:space="preserve">Фон (</w:t>
-      </w:r>
-      <w:r>
-        <w:rPr>
-          <w:rStyle w:val="VerbatimChar"/>
-        </w:rPr>
-        <w:t xml:space="preserve">StarfieldBackground.kt</w:t>
-      </w:r>
-      <w:r>
-        <w:t xml:space="preserve">)</w:t>
-      </w:r>
-    </w:p>
-    <w:p>
-      <w:pPr>
-        <w:pStyle w:val="FirstParagraph"/>
-      </w:pPr>
-      <w:r>
-        <w:t xml:space="preserve">Звёздное небо на канвасе. Константы:</w:t>
-      </w:r>
-    </w:p>
-    <w:p>
-      <w:pPr>
-        <w:pStyle w:val="SourceCode"/>
-      </w:pPr>
-      <w:r>
-        <w:rPr>
-          <w:rStyle w:val="KeywordTok"/>
-        </w:rPr>
-        <w:t xml:space="preserve">const</w:t>
-      </w:r>
-      <w:r>
-        <w:rPr>
-          <w:rStyle w:val="NormalTok"/>
-        </w:rPr>
-        <w:t xml:space="preserve"> </w:t>
-      </w:r>
-      <w:r>
-        <w:rPr>
-          <w:rStyle w:val="KeywordTok"/>
-        </w:rPr>
-        <w:t xml:space="preserve">val</w:t>
-      </w:r>
-      <w:r>
-        <w:rPr>
-          <w:rStyle w:val="NormalTok"/>
-        </w:rPr>
-        <w:t xml:space="preserve"> </w:t>
-      </w:r>
-      <w:r>
-        <w:rPr>
-          <w:rStyle w:val="VariableTok"/>
-        </w:rPr>
-        <w:t xml:space="preserve">STAR_COUNT</w:t>
-      </w:r>
-      <w:r>
-        <w:rPr>
-          <w:rStyle w:val="NormalTok"/>
-        </w:rPr>
-        <w:t xml:space="preserve"> </w:t>
-      </w:r>
-      <w:r>
-        <w:rPr>
-          <w:rStyle w:val="OperatorTok"/>
-        </w:rPr>
-        <w:t xml:space="preserve">=</w:t>
-      </w:r>
-      <w:r>
-        <w:rPr>
-          <w:rStyle w:val="NormalTok"/>
-        </w:rPr>
-        <w:t xml:space="preserve"> </w:t>
-      </w:r>
-      <w:r>
-        <w:rPr>
-          <w:rStyle w:val="DecValTok"/>
-        </w:rPr>
-        <w:t xml:space="preserve">110</w:t>
-      </w:r>
-      <w:r>
-        <w:br/>
-      </w:r>
-      <w:r>
-        <w:rPr>
-          <w:rStyle w:val="KeywordTok"/>
-        </w:rPr>
-        <w:t xml:space="preserve">const</w:t>
-      </w:r>
-      <w:r>
-        <w:rPr>
-          <w:rStyle w:val="NormalTok"/>
-        </w:rPr>
-        <w:t xml:space="preserve"> </w:t>
-      </w:r>
-      <w:r>
-        <w:rPr>
-          <w:rStyle w:val="KeywordTok"/>
-        </w:rPr>
-        <w:t xml:space="preserve">val</w:t>
-      </w:r>
-      <w:r>
-        <w:rPr>
-          <w:rStyle w:val="NormalTok"/>
-        </w:rPr>
-        <w:t xml:space="preserve"> </w:t>
-      </w:r>
-      <w:r>
-        <w:rPr>
-          <w:rStyle w:val="VariableTok"/>
+        <w:t xml:space="preserve">На светлой теме палитра инвертируется, иначе белые звёзды на</w:t>
+      </w:r>
+      <w:r>
+        <w:t xml:space="preserve"> </w:t>
+      </w:r>
+      <w:r>
+        <w:rPr>
+          <w:rStyle w:val="VerbatimChar"/>
+        </w:rPr>
+        <w:t xml:space="preserve">#FAFAFA</w:t>
+      </w:r>
+      <w:r>
+        <w:t xml:space="preserve"> </w:t>
+      </w:r>
+      <w:r>
+        <w:t xml:space="preserve">не видны.</w:t>
+      </w:r>
+      <w:r>
+        <w:t xml:space="preserve"> </w:t>
+      </w:r>
+      <w:r>
+        <w:t xml:space="preserve">Перекрашивание уже созданных звёзд делает</w:t>
+      </w:r>
+      <w:r>
+        <w:t xml:space="preserve"> </w:t>
+      </w:r>
+      <w:r>
+        <w:rPr>
+          <w:rStyle w:val="VerbatimChar"/>
+        </w:rPr>
+        <w:t xml:space="preserve">LaunchedEffect(palette)</w:t>
+      </w:r>
+      <w:r>
+        <w:t xml:space="preserve">:</w:t>
+      </w:r>
+      <w:r>
+        <w:t xml:space="preserve"> </w:t>
+      </w:r>
+      <w:r>
+        <w:rPr>
+          <w:rStyle w:val="VerbatimChar"/>
+        </w:rPr>
+        <w:t xml:space="preserve">remember</w:t>
+      </w:r>
+      <w:r>
+        <w:t xml:space="preserve"> </w:t>
+      </w:r>
+      <w:r>
+        <w:t xml:space="preserve">без ключа переживает смену темы и оставил бы их старого цвета.</w:t>
+      </w:r>
+    </w:p>
+    <w:p>
+      <w:pPr>
+        <w:pStyle w:val="BodyText"/>
+      </w:pPr>
+      <w:r>
+        <w:t xml:space="preserve">Звезда и кома пересекаются -- ком даёт вспышку, для этого</w:t>
+      </w:r>
+      <w:r>
+        <w:t xml:space="preserve"> </w:t>
+      </w:r>
+      <w:r>
+        <w:rPr>
+          <w:rStyle w:val="VerbatimChar"/>
         </w:rPr>
         <w:t xml:space="preserve">HIT_FRAMES</w:t>
       </w:r>
       <w:r>
-        <w:rPr>
-          <w:rStyle w:val="NormalTok"/>
-        </w:rPr>
-        <w:t xml:space="preserve"> </w:t>
-      </w:r>
-      <w:r>
-        <w:rPr>
-          <w:rStyle w:val="OperatorTok"/>
-        </w:rPr>
-        <w:t xml:space="preserve">=</w:t>
-      </w:r>
-      <w:r>
-        <w:rPr>
-          <w:rStyle w:val="NormalTok"/>
-        </w:rPr>
-        <w:t xml:space="preserve"> </w:t>
-      </w:r>
-      <w:r>
-        <w:rPr>
-          <w:rStyle w:val="DecValTok"/>
-        </w:rPr>
-        <w:t xml:space="preserve">90</w:t>
-      </w:r>
-      <w:r>
-        <w:br/>
-      </w:r>
-      <w:r>
-        <w:rPr>
-          <w:rStyle w:val="KeywordTok"/>
-        </w:rPr>
-        <w:t xml:space="preserve">const</w:t>
-      </w:r>
-      <w:r>
-        <w:rPr>
-          <w:rStyle w:val="NormalTok"/>
-        </w:rPr>
-        <w:t xml:space="preserve"> </w:t>
-      </w:r>
-      <w:r>
-        <w:rPr>
-          <w:rStyle w:val="KeywordTok"/>
-        </w:rPr>
-        <w:t xml:space="preserve">val</w:t>
-      </w:r>
-      <w:r>
-        <w:rPr>
-          <w:rStyle w:val="NormalTok"/>
-        </w:rPr>
-        <w:t xml:space="preserve"> </w:t>
-      </w:r>
-      <w:r>
-        <w:rPr>
-          <w:rStyle w:val="VariableTok"/>
-        </w:rPr>
-        <w:t xml:space="preserve">MIN_COMETS</w:t>
-      </w:r>
-      <w:r>
-        <w:rPr>
-          <w:rStyle w:val="NormalTok"/>
-        </w:rPr>
-        <w:t xml:space="preserve"> </w:t>
-      </w:r>
-      <w:r>
-        <w:rPr>
-          <w:rStyle w:val="OperatorTok"/>
-        </w:rPr>
-        <w:t xml:space="preserve">=</w:t>
-      </w:r>
-      <w:r>
-        <w:rPr>
-          <w:rStyle w:val="NormalTok"/>
-        </w:rPr>
-        <w:t xml:space="preserve"> </w:t>
-      </w:r>
-      <w:r>
-        <w:rPr>
-          <w:rStyle w:val="DecValTok"/>
-        </w:rPr>
-        <w:t xml:space="preserve">1</w:t>
-      </w:r>
-      <w:r>
-        <w:br/>
-      </w:r>
-      <w:r>
-        <w:rPr>
-          <w:rStyle w:val="KeywordTok"/>
-        </w:rPr>
-        <w:t xml:space="preserve">const</w:t>
-      </w:r>
-      <w:r>
-        <w:rPr>
-          <w:rStyle w:val="NormalTok"/>
-        </w:rPr>
-        <w:t xml:space="preserve"> </w:t>
-      </w:r>
-      <w:r>
-        <w:rPr>
-          <w:rStyle w:val="KeywordTok"/>
-        </w:rPr>
-        <w:t xml:space="preserve">val</w:t>
-      </w:r>
-      <w:r>
-        <w:rPr>
-          <w:rStyle w:val="NormalTok"/>
-        </w:rPr>
-        <w:t xml:space="preserve"> </w:t>
-      </w:r>
-      <w:r>
-        <w:rPr>
-          <w:rStyle w:val="VariableTok"/>
-        </w:rPr>
-        <w:t xml:space="preserve">MAX_COMETS</w:t>
-      </w:r>
-      <w:r>
-        <w:rPr>
-          <w:rStyle w:val="NormalTok"/>
-        </w:rPr>
-        <w:t xml:space="preserve"> </w:t>
-      </w:r>
-      <w:r>
-        <w:rPr>
-          <w:rStyle w:val="OperatorTok"/>
-        </w:rPr>
-        <w:t xml:space="preserve">=</w:t>
-      </w:r>
-      <w:r>
-        <w:rPr>
-          <w:rStyle w:val="NormalTok"/>
-        </w:rPr>
-        <w:t xml:space="preserve"> </w:t>
-      </w:r>
-      <w:r>
-        <w:rPr>
-          <w:rStyle w:val="DecValTok"/>
-        </w:rPr>
-        <w:t xml:space="preserve">5</w:t>
-      </w:r>
-      <w:r>
-        <w:br/>
-      </w:r>
-      <w:r>
-        <w:rPr>
-          <w:rStyle w:val="KeywordTok"/>
-        </w:rPr>
-        <w:t xml:space="preserve">const</w:t>
-      </w:r>
-      <w:r>
-        <w:rPr>
-          <w:rStyle w:val="NormalTok"/>
-        </w:rPr>
-        <w:t xml:space="preserve"> </w:t>
-      </w:r>
-      <w:r>
-        <w:rPr>
-          <w:rStyle w:val="KeywordTok"/>
-        </w:rPr>
-        <w:t xml:space="preserve">val</w:t>
-      </w:r>
-      <w:r>
-        <w:rPr>
-          <w:rStyle w:val="NormalTok"/>
-        </w:rPr>
-        <w:t xml:space="preserve"> </w:t>
-      </w:r>
-      <w:r>
-        <w:rPr>
-          <w:rStyle w:val="VariableTok"/>
-        </w:rPr>
-        <w:t xml:space="preserve">COMET_SPAWN_MIN_MS</w:t>
-      </w:r>
-      <w:r>
-        <w:rPr>
-          <w:rStyle w:val="NormalTok"/>
-        </w:rPr>
-        <w:t xml:space="preserve"> </w:t>
-      </w:r>
-      <w:r>
-        <w:rPr>
-          <w:rStyle w:val="OperatorTok"/>
-        </w:rPr>
-        <w:t xml:space="preserve">=</w:t>
-      </w:r>
-      <w:r>
-        <w:rPr>
-          <w:rStyle w:val="NormalTok"/>
-        </w:rPr>
-        <w:t xml:space="preserve"> </w:t>
-      </w:r>
-      <w:r>
-        <w:rPr>
-          <w:rStyle w:val="DecValTok"/>
-        </w:rPr>
-        <w:t xml:space="preserve">2600</w:t>
-      </w:r>
-      <w:r>
-        <w:br/>
-      </w:r>
-      <w:r>
-        <w:rPr>
-          <w:rStyle w:val="KeywordTok"/>
-        </w:rPr>
-        <w:t xml:space="preserve">const</w:t>
-      </w:r>
-      <w:r>
-        <w:rPr>
-          <w:rStyle w:val="NormalTok"/>
-        </w:rPr>
-        <w:t xml:space="preserve"> </w:t>
-      </w:r>
-      <w:r>
-        <w:rPr>
-          <w:rStyle w:val="KeywordTok"/>
-        </w:rPr>
-        <w:t xml:space="preserve">val</w:t>
-      </w:r>
-      <w:r>
-        <w:rPr>
-          <w:rStyle w:val="NormalTok"/>
-        </w:rPr>
-        <w:t xml:space="preserve"> </w:t>
-      </w:r>
-      <w:r>
-        <w:rPr>
-          <w:rStyle w:val="VariableTok"/>
-        </w:rPr>
-        <w:t xml:space="preserve">COMET_SPAWN_MAX_MS</w:t>
-      </w:r>
-      <w:r>
-        <w:rPr>
-          <w:rStyle w:val="NormalTok"/>
-        </w:rPr>
-        <w:t xml:space="preserve"> </w:t>
-      </w:r>
-      <w:r>
-        <w:rPr>
-          <w:rStyle w:val="OperatorTok"/>
-        </w:rPr>
-        <w:t xml:space="preserve">=</w:t>
-      </w:r>
-      <w:r>
-        <w:rPr>
-          <w:rStyle w:val="NormalTok"/>
-        </w:rPr>
-        <w:t xml:space="preserve"> </w:t>
-      </w:r>
-      <w:r>
-        <w:rPr>
-          <w:rStyle w:val="DecValTok"/>
-        </w:rPr>
-        <w:t xml:space="preserve">7200</w:t>
-      </w:r>
-      <w:r>
-        <w:br/>
-      </w:r>
-      <w:r>
-        <w:rPr>
-          <w:rStyle w:val="KeywordTok"/>
-        </w:rPr>
-        <w:t xml:space="preserve">private</w:t>
-      </w:r>
-      <w:r>
-        <w:rPr>
-          <w:rStyle w:val="NormalTok"/>
-        </w:rPr>
-        <w:t xml:space="preserve"> </w:t>
-      </w:r>
-      <w:r>
-        <w:rPr>
-          <w:rStyle w:val="KeywordTok"/>
-        </w:rPr>
-        <w:t xml:space="preserve">const</w:t>
-      </w:r>
-      <w:r>
-        <w:rPr>
-          <w:rStyle w:val="NormalTok"/>
-        </w:rPr>
-        <w:t xml:space="preserve"> </w:t>
-      </w:r>
-      <w:r>
-        <w:rPr>
-          <w:rStyle w:val="KeywordTok"/>
-        </w:rPr>
-        <w:t xml:space="preserve">val</w:t>
-      </w:r>
-      <w:r>
-        <w:rPr>
-          <w:rStyle w:val="NormalTok"/>
-        </w:rPr>
-        <w:t xml:space="preserve"> </w:t>
-      </w:r>
-      <w:r>
-        <w:rPr>
-          <w:rStyle w:val="VariableTok"/>
-        </w:rPr>
-        <w:t xml:space="preserve">TRAIL_LEN_PX</w:t>
-      </w:r>
-      <w:r>
-        <w:rPr>
-          <w:rStyle w:val="NormalTok"/>
-        </w:rPr>
-        <w:t xml:space="preserve"> </w:t>
-      </w:r>
-      <w:r>
-        <w:rPr>
-          <w:rStyle w:val="OperatorTok"/>
-        </w:rPr>
-        <w:t xml:space="preserve">=</w:t>
-      </w:r>
-      <w:r>
-        <w:rPr>
-          <w:rStyle w:val="NormalTok"/>
-        </w:rPr>
-        <w:t xml:space="preserve"> </w:t>
-      </w:r>
-      <w:r>
-        <w:rPr>
-          <w:rStyle w:val="FloatTok"/>
-        </w:rPr>
-        <w:t xml:space="preserve">120f</w:t>
-      </w:r>
-    </w:p>
-    <w:p>
-      <w:pPr>
-        <w:pStyle w:val="FirstParagraph"/>
-      </w:pPr>
-      <w:r>
-        <w:t xml:space="preserve">Координаты звёзд хранятся долями экрана (0..1), радиусы комет – в пикселях. На</w:t>
-      </w:r>
-      <w:r>
-        <w:t xml:space="preserve"> </w:t>
-      </w:r>
-      <w:r>
-        <w:t xml:space="preserve">светлой теме палитра инвертируется, иначе белые звёзды на</w:t>
-      </w:r>
-      <w:r>
-        <w:t xml:space="preserve"> </w:t>
-      </w:r>
-      <w:r>
-        <w:rPr>
-          <w:rStyle w:val="VerbatimChar"/>
-        </w:rPr>
-        <w:t xml:space="preserve">#FAFAFA</w:t>
-      </w:r>
-      <w:r>
-        <w:t xml:space="preserve"> </w:t>
-      </w:r>
-      <w:r>
-        <w:t xml:space="preserve">не видны.</w:t>
-      </w:r>
-      <w:r>
-        <w:t xml:space="preserve"> </w:t>
-      </w:r>
-      <w:r>
-        <w:rPr>
-          <w:rStyle w:val="VerbatimChar"/>
-        </w:rPr>
-        <w:t xml:space="preserve">LaunchedEffect(palette)</w:t>
-      </w:r>
-      <w:r>
-        <w:t xml:space="preserve"> </w:t>
-      </w:r>
-      <w:r>
-        <w:t xml:space="preserve">перекрашивает уже созданные звёзды:</w:t>
-      </w:r>
-      <w:r>
-        <w:t xml:space="preserve"> </w:t>
-      </w:r>
-      <w:r>
-        <w:rPr>
-          <w:rStyle w:val="VerbatimChar"/>
-        </w:rPr>
-        <w:t xml:space="preserve">remember</w:t>
-      </w:r>
-      <w:r>
-        <w:t xml:space="preserve"> </w:t>
-      </w:r>
-      <w:r>
-        <w:t xml:space="preserve">без ключа</w:t>
-      </w:r>
-      <w:r>
-        <w:t xml:space="preserve"> </w:t>
-      </w:r>
-      <w:r>
-        <w:t xml:space="preserve">переживает смену темы и оставил бы их старого цвета.</w:t>
+        <w:t xml:space="preserve">.</w:t>
       </w:r>
     </w:p>
     <w:p>
@@ -4390,9 +6013,9 @@
         </w:pict>
       </w:r>
     </w:p>
-    <w:bookmarkEnd w:id="29"/>
-    <w:bookmarkEnd w:id="30"/>
-    <w:bookmarkStart w:id="34" w:name="тема-и-язык"/>
+    <w:bookmarkEnd w:id="32"/>
+    <w:bookmarkEnd w:id="33"/>
+    <w:bookmarkStart w:id="38" w:name="Xf5a0c18442ed4d90c54004796266a9ef782c5c5"/>
     <w:p>
       <w:pPr>
         <w:pStyle w:val="Heading2"/>
@@ -4401,34 +6024,13 @@
         <w:t xml:space="preserve">6. Тема и язык</w:t>
       </w:r>
     </w:p>
-    <w:bookmarkStart w:id="31" w:name="Xe440e1586ce625c776888ccd2d0e6178fbef798"/>
+    <w:bookmarkStart w:id="34" w:name="хранение"/>
     <w:p>
       <w:pPr>
         <w:pStyle w:val="Heading3"/>
       </w:pPr>
       <w:r>
-        <w:t xml:space="preserve">Хранение (</w:t>
-      </w:r>
-      <w:r>
-        <w:rPr>
-          <w:rStyle w:val="VerbatimChar"/>
-        </w:rPr>
-        <w:t xml:space="preserve">core/AppThemeStore.kt</w:t>
-      </w:r>
-      <w:r>
-        <w:t xml:space="preserve">,</w:t>
-      </w:r>
-      <w:r>
-        <w:t xml:space="preserve"> </w:t>
-      </w:r>
-      <w:r>
-        <w:rPr>
-          <w:rStyle w:val="VerbatimChar"/>
-        </w:rPr>
-        <w:t xml:space="preserve">core/AppLang.kt</w:t>
-      </w:r>
-      <w:r>
-        <w:t xml:space="preserve">)</w:t>
+        <w:t xml:space="preserve">Хранение</w:t>
       </w:r>
     </w:p>
     <w:p>
@@ -4573,17 +6175,89 @@
         <w:pStyle w:val="BodyText"/>
       </w:pPr>
       <w:r>
-        <w:t xml:space="preserve">На десктопе запись атомарная: пишем во временный файл и переименовываем. Падение на</w:t>
-      </w:r>
-      <w:r>
-        <w:t xml:space="preserve"> </w:t>
-      </w:r>
-      <w:r>
-        <w:t xml:space="preserve">середине иначе оставило бы файл, который следующий запуск не смог бы прочитать.</w:t>
-      </w:r>
-    </w:p>
-    <w:bookmarkEnd w:id="31"/>
-    <w:bookmarkStart w:id="32" w:name="язык"/>
+        <w:t xml:space="preserve">На десктопе запись атомарная: пишем во временный файл и переименовываем. Падение</w:t>
+      </w:r>
+      <w:r>
+        <w:t xml:space="preserve"> </w:t>
+      </w:r>
+      <w:r>
+        <w:t xml:space="preserve">на середине иначе оставило бы файл, который следующий запуск не смог бы прочитать.</w:t>
+      </w:r>
+    </w:p>
+    <w:bookmarkEnd w:id="34"/>
+    <w:bookmarkStart w:id="35" w:name="режимы-темы"/>
+    <w:p>
+      <w:pPr>
+        <w:pStyle w:val="Heading3"/>
+      </w:pPr>
+      <w:r>
+        <w:t xml:space="preserve">Режимы темы</w:t>
+      </w:r>
+    </w:p>
+    <w:p>
+      <w:pPr>
+        <w:pStyle w:val="FirstParagraph"/>
+      </w:pPr>
+      <w:r>
+        <w:t xml:space="preserve">Три режима:</w:t>
+      </w:r>
+      <w:r>
+        <w:t xml:space="preserve"> </w:t>
+      </w:r>
+      <w:r>
+        <w:rPr>
+          <w:rStyle w:val="VerbatimChar"/>
+        </w:rPr>
+        <w:t xml:space="preserve">system</w:t>
+      </w:r>
+      <w:r>
+        <w:t xml:space="preserve">,</w:t>
+      </w:r>
+      <w:r>
+        <w:t xml:space="preserve"> </w:t>
+      </w:r>
+      <w:r>
+        <w:rPr>
+          <w:rStyle w:val="VerbatimChar"/>
+        </w:rPr>
+        <w:t xml:space="preserve">light</w:t>
+      </w:r>
+      <w:r>
+        <w:t xml:space="preserve">,</w:t>
+      </w:r>
+      <w:r>
+        <w:t xml:space="preserve"> </w:t>
+      </w:r>
+      <w:r>
+        <w:rPr>
+          <w:rStyle w:val="VerbatimChar"/>
+        </w:rPr>
+        <w:t xml:space="preserve">dark</w:t>
+      </w:r>
+      <w:r>
+        <w:t xml:space="preserve">. Неизвестное значение и пустая строка</w:t>
+      </w:r>
+      <w:r>
+        <w:t xml:space="preserve"> </w:t>
+      </w:r>
+      <w:r>
+        <w:t xml:space="preserve">падают в</w:t>
+      </w:r>
+      <w:r>
+        <w:t xml:space="preserve"> </w:t>
+      </w:r>
+      <w:r>
+        <w:rPr>
+          <w:rStyle w:val="VerbatimChar"/>
+        </w:rPr>
+        <w:t xml:space="preserve">system</w:t>
+      </w:r>
+      <w:r>
+        <w:t xml:space="preserve">, а не в значение по умолчанию наугад.</w:t>
+      </w:r>
+    </w:p>
+    <w:bookmarkEnd w:id="35"/>
+    <w:bookmarkStart w:id="36" w:name="язык"/>
     <w:p>
       <w:pPr>
         <w:pStyle w:val="Heading3"/>
@@ -4677,7 +6351,7 @@
         <w:t xml:space="preserve"> </w:t>
       </w:r>
       <w:r>
-        <w:t xml:space="preserve">язык: в Молдове язык системы</w:t>
+        <w:t xml:space="preserve">язык. В Молдове язык системы</w:t>
       </w:r>
       <w:r>
         <w:t xml:space="preserve"> </w:t>
@@ -4704,13 +6378,54 @@
         <w:t xml:space="preserve"> </w:t>
       </w:r>
       <w:r>
-        <w:t xml:space="preserve">deprecated), и русский там ставится по региону. Регион проверяется отдельно от</w:t>
-      </w:r>
-      <w:r>
-        <w:t xml:space="preserve"> </w:t>
-      </w:r>
-      <w:r>
-        <w:t xml:space="preserve">языка, потому что</w:t>
+        <w:t xml:space="preserve">deprecated), и русский там ставится по региону</w:t>
+      </w:r>
+      <w:r>
+        <w:t xml:space="preserve"> </w:t>
+      </w:r>
+      <w:r>
+        <w:rPr>
+          <w:rStyle w:val="VerbatimChar"/>
+        </w:rPr>
+        <w:t xml:space="preserve">MD</w:t>
+      </w:r>
+      <w:r>
+        <w:t xml:space="preserve">. Раньше отдавался только</w:t>
+      </w:r>
+      <w:r>
+        <w:t xml:space="preserve"> </w:t>
+      </w:r>
+      <w:r>
+        <w:rPr>
+          <w:rStyle w:val="VerbatimChar"/>
+        </w:rPr>
+        <w:t xml:space="preserve">language</w:t>
+      </w:r>
+      <w:r>
+        <w:t xml:space="preserve">, и настоящий</w:t>
+      </w:r>
+      <w:r>
+        <w:t xml:space="preserve"> </w:t>
+      </w:r>
+      <w:r>
+        <w:rPr>
+          <w:rStyle w:val="VerbatimChar"/>
+        </w:rPr>
+        <w:t xml:space="preserve">ro-MD</w:t>
+      </w:r>
+      <w:r>
+        <w:t xml:space="preserve"> </w:t>
+      </w:r>
+      <w:r>
+        <w:t xml:space="preserve">уезжал в английский.</w:t>
+      </w:r>
+    </w:p>
+    <w:p>
+      <w:pPr>
+        <w:pStyle w:val="BodyText"/>
+      </w:pPr>
+      <w:r>
+        <w:t xml:space="preserve">Регион проверяется отдельно от языка, потому что</w:t>
       </w:r>
       <w:r>
         <w:t xml:space="preserve"> </w:t>
@@ -4725,7 +6440,25 @@
         <w:t xml:space="preserve"> </w:t>
       </w:r>
       <w:r>
-        <w:t xml:space="preserve">без региона – это просто румынский, а Румыния не в СНГ.</w:t>
+        <w:t xml:space="preserve">без региона -- это просто</w:t>
+      </w:r>
+      <w:r>
+        <w:t xml:space="preserve"> </w:t>
+      </w:r>
+      <w:r>
+        <w:t xml:space="preserve">румынский, а Румыния не в СНГ. Русским Молдова становится по</w:t>
+      </w:r>
+      <w:r>
+        <w:t xml:space="preserve"> </w:t>
+      </w:r>
+      <w:r>
+        <w:rPr>
+          <w:rStyle w:val="VerbatimChar"/>
+        </w:rPr>
+        <w:t xml:space="preserve">ro-MD</w:t>
+      </w:r>
+      <w:r>
+        <w:t xml:space="preserve">.</w:t>
       </w:r>
     </w:p>
     <w:p>
@@ -4733,7 +6466,7 @@
         <w:pStyle w:val="BodyText"/>
       </w:pPr>
       <w:r>
-        <w:t xml:space="preserve">Проверка региона берёт последний компонент длиной в две буквы, а не второй: в</w:t>
+        <w:t xml:space="preserve">Второй компонент кода брать нельзя: в</w:t>
       </w:r>
       <w:r>
         <w:t xml:space="preserve"> </w:t>
@@ -4760,7 +6493,13 @@
         <w:t xml:space="preserve">Hans</w:t>
       </w:r>
       <w:r>
-        <w:t xml:space="preserve">, а не страна.</w:t>
+        <w:t xml:space="preserve">, а не</w:t>
+      </w:r>
+      <w:r>
+        <w:t xml:space="preserve"> </w:t>
+      </w:r>
+      <w:r>
+        <w:t xml:space="preserve">страна. Поэтому берётся последний компонент длиной ровно в две буквы.</w:t>
       </w:r>
     </w:p>
     <w:p>
@@ -4768,7 +6507,7 @@
         <w:pStyle w:val="BodyText"/>
       </w:pPr>
       <w:r>
-        <w:t xml:space="preserve">Порядок важен: китайский проверяется раньше региона, иначе</w:t>
+        <w:t xml:space="preserve">Порядок проверок важен: китайский смотрится раньше региона, иначе</w:t>
       </w:r>
       <w:r>
         <w:t xml:space="preserve"> </w:t>
@@ -4801,8 +6540,306 @@
         <w:t xml:space="preserve">уехали бы в русский.</w:t>
       </w:r>
     </w:p>
-    <w:bookmarkEnd w:id="32"/>
-    <w:bookmarkStart w:id="33" w:name="строки-corestr.kt"/>
+    <w:p>
+      <w:pPr>
+        <w:pStyle w:val="BodyText"/>
+      </w:pPr>
+      <w:r>
+        <w:t xml:space="preserve">Языки СНГ, которые дают русский интерфейс:</w:t>
+      </w:r>
+      <w:r>
+        <w:t xml:space="preserve"> </w:t>
+      </w:r>
+      <w:r>
+        <w:rPr>
+          <w:rStyle w:val="VerbatimChar"/>
+        </w:rPr>
+        <w:t xml:space="preserve">ru</w:t>
+      </w:r>
+      <w:r>
+        <w:t xml:space="preserve">,</w:t>
+      </w:r>
+      <w:r>
+        <w:t xml:space="preserve"> </w:t>
+      </w:r>
+      <w:r>
+        <w:rPr>
+          <w:rStyle w:val="VerbatimChar"/>
+        </w:rPr>
+        <w:t xml:space="preserve">be</w:t>
+      </w:r>
+      <w:r>
+        <w:t xml:space="preserve">,</w:t>
+      </w:r>
+      <w:r>
+        <w:t xml:space="preserve"> </w:t>
+      </w:r>
+      <w:r>
+        <w:rPr>
+          <w:rStyle w:val="VerbatimChar"/>
+        </w:rPr>
+        <w:t xml:space="preserve">uk</w:t>
+      </w:r>
+      <w:r>
+        <w:t xml:space="preserve">,</w:t>
+      </w:r>
+      <w:r>
+        <w:t xml:space="preserve"> </w:t>
+      </w:r>
+      <w:r>
+        <w:rPr>
+          <w:rStyle w:val="VerbatimChar"/>
+        </w:rPr>
+        <w:t xml:space="preserve">kk</w:t>
+      </w:r>
+      <w:r>
+        <w:t xml:space="preserve">,</w:t>
+      </w:r>
+      <w:r>
+        <w:t xml:space="preserve"> </w:t>
+      </w:r>
+      <w:r>
+        <w:rPr>
+          <w:rStyle w:val="VerbatimChar"/>
+        </w:rPr>
+        <w:t xml:space="preserve">ky</w:t>
+      </w:r>
+      <w:r>
+        <w:t xml:space="preserve">,</w:t>
+      </w:r>
+      <w:r>
+        <w:t xml:space="preserve"> </w:t>
+      </w:r>
+      <w:r>
+        <w:rPr>
+          <w:rStyle w:val="VerbatimChar"/>
+        </w:rPr>
+        <w:t xml:space="preserve">tg</w:t>
+      </w:r>
+      <w:r>
+        <w:t xml:space="preserve">,</w:t>
+      </w:r>
+      <w:r>
+        <w:t xml:space="preserve"> </w:t>
+      </w:r>
+      <w:r>
+        <w:rPr>
+          <w:rStyle w:val="VerbatimChar"/>
+        </w:rPr>
+        <w:t xml:space="preserve">tk</w:t>
+      </w:r>
+      <w:r>
+        <w:t xml:space="preserve">,</w:t>
+      </w:r>
+      <w:r>
+        <w:t xml:space="preserve"> </w:t>
+      </w:r>
+      <w:r>
+        <w:rPr>
+          <w:rStyle w:val="VerbatimChar"/>
+        </w:rPr>
+        <w:t xml:space="preserve">uz</w:t>
+      </w:r>
+      <w:r>
+        <w:t xml:space="preserve">,</w:t>
+      </w:r>
+      <w:r>
+        <w:t xml:space="preserve"> </w:t>
+      </w:r>
+      <w:r>
+        <w:rPr>
+          <w:rStyle w:val="VerbatimChar"/>
+        </w:rPr>
+        <w:t xml:space="preserve">az</w:t>
+      </w:r>
+      <w:r>
+        <w:t xml:space="preserve">,</w:t>
+      </w:r>
+      <w:r>
+        <w:t xml:space="preserve"> </w:t>
+      </w:r>
+      <w:r>
+        <w:rPr>
+          <w:rStyle w:val="VerbatimChar"/>
+        </w:rPr>
+        <w:t xml:space="preserve">hy</w:t>
+      </w:r>
+      <w:r>
+        <w:t xml:space="preserve">,</w:t>
+      </w:r>
+      <w:r>
+        <w:t xml:space="preserve"> </w:t>
+      </w:r>
+      <w:r>
+        <w:rPr>
+          <w:rStyle w:val="VerbatimChar"/>
+        </w:rPr>
+        <w:t xml:space="preserve">ka</w:t>
+      </w:r>
+      <w:r>
+        <w:t xml:space="preserve">. Страны:</w:t>
+      </w:r>
+      <w:r>
+        <w:t xml:space="preserve"> </w:t>
+      </w:r>
+      <w:r>
+        <w:rPr>
+          <w:rStyle w:val="VerbatimChar"/>
+        </w:rPr>
+        <w:t xml:space="preserve">RU</w:t>
+      </w:r>
+      <w:r>
+        <w:t xml:space="preserve">,</w:t>
+      </w:r>
+      <w:r>
+        <w:t xml:space="preserve"> </w:t>
+      </w:r>
+      <w:r>
+        <w:rPr>
+          <w:rStyle w:val="VerbatimChar"/>
+        </w:rPr>
+        <w:t xml:space="preserve">BY</w:t>
+      </w:r>
+      <w:r>
+        <w:t xml:space="preserve">,</w:t>
+      </w:r>
+      <w:r>
+        <w:t xml:space="preserve"> </w:t>
+      </w:r>
+      <w:r>
+        <w:rPr>
+          <w:rStyle w:val="VerbatimChar"/>
+        </w:rPr>
+        <w:t xml:space="preserve">UA</w:t>
+      </w:r>
+      <w:r>
+        <w:t xml:space="preserve">,</w:t>
+      </w:r>
+      <w:r>
+        <w:t xml:space="preserve"> </w:t>
+      </w:r>
+      <w:r>
+        <w:rPr>
+          <w:rStyle w:val="VerbatimChar"/>
+        </w:rPr>
+        <w:t xml:space="preserve">KZ</w:t>
+      </w:r>
+      <w:r>
+        <w:t xml:space="preserve">,</w:t>
+      </w:r>
+      <w:r>
+        <w:t xml:space="preserve"> </w:t>
+      </w:r>
+      <w:r>
+        <w:rPr>
+          <w:rStyle w:val="VerbatimChar"/>
+        </w:rPr>
+        <w:t xml:space="preserve">KG</w:t>
+      </w:r>
+      <w:r>
+        <w:t xml:space="preserve">,</w:t>
+      </w:r>
+      <w:r>
+        <w:t xml:space="preserve"> </w:t>
+      </w:r>
+      <w:r>
+        <w:rPr>
+          <w:rStyle w:val="VerbatimChar"/>
+        </w:rPr>
+        <w:t xml:space="preserve">TJ</w:t>
+      </w:r>
+      <w:r>
+        <w:t xml:space="preserve">,</w:t>
+      </w:r>
+      <w:r>
+        <w:t xml:space="preserve"> </w:t>
+      </w:r>
+      <w:r>
+        <w:rPr>
+          <w:rStyle w:val="VerbatimChar"/>
+        </w:rPr>
+        <w:t xml:space="preserve">TM</w:t>
+      </w:r>
+      <w:r>
+        <w:t xml:space="preserve">,</w:t>
+      </w:r>
+      <w:r>
+        <w:t xml:space="preserve"> </w:t>
+      </w:r>
+      <w:r>
+        <w:rPr>
+          <w:rStyle w:val="VerbatimChar"/>
+        </w:rPr>
+        <w:t xml:space="preserve">UZ</w:t>
+      </w:r>
+      <w:r>
+        <w:t xml:space="preserve">,</w:t>
+      </w:r>
+      <w:r>
+        <w:t xml:space="preserve"> </w:t>
+      </w:r>
+      <w:r>
+        <w:rPr>
+          <w:rStyle w:val="VerbatimChar"/>
+        </w:rPr>
+        <w:t xml:space="preserve">AZ</w:t>
+      </w:r>
+      <w:r>
+        <w:t xml:space="preserve">,</w:t>
+      </w:r>
+      <w:r>
+        <w:t xml:space="preserve"> </w:t>
+      </w:r>
+      <w:r>
+        <w:rPr>
+          <w:rStyle w:val="VerbatimChar"/>
+        </w:rPr>
+        <w:t xml:space="preserve">AM</w:t>
+      </w:r>
+      <w:r>
+        <w:t xml:space="preserve">,</w:t>
+      </w:r>
+      <w:r>
+        <w:t xml:space="preserve"> </w:t>
+      </w:r>
+      <w:r>
+        <w:rPr>
+          <w:rStyle w:val="VerbatimChar"/>
+        </w:rPr>
+        <w:t xml:space="preserve">GE</w:t>
+      </w:r>
+      <w:r>
+        <w:t xml:space="preserve">,</w:t>
+      </w:r>
+      <w:r>
+        <w:t xml:space="preserve"> </w:t>
+      </w:r>
+      <w:r>
+        <w:rPr>
+          <w:rStyle w:val="VerbatimChar"/>
+        </w:rPr>
+        <w:t xml:space="preserve">MD</w:t>
+      </w:r>
+      <w:r>
+        <w:t xml:space="preserve">.</w:t>
+      </w:r>
+    </w:p>
+    <w:p>
+      <w:pPr>
+        <w:pStyle w:val="BodyText"/>
+      </w:pPr>
+      <w:r>
+        <w:t xml:space="preserve">Немецкий или турецкий по умолчанию дают английский: пользователь русский интерфейс</w:t>
+      </w:r>
+      <w:r>
+        <w:t xml:space="preserve"> </w:t>
+      </w:r>
+      <w:r>
+        <w:t xml:space="preserve">в Казахстане оценит, а в Германии или Турции -- нет.</w:t>
+      </w:r>
+    </w:p>
+    <w:bookmarkEnd w:id="36"/>
+    <w:bookmarkStart w:id="37" w:name="строки-corestrkt"/>
     <w:p>
       <w:pPr>
         <w:pStyle w:val="Heading3"/>
@@ -4825,7 +6862,7 @@
         <w:pStyle w:val="FirstParagraph"/>
       </w:pPr>
       <w:r>
-        <w:t xml:space="preserve">Ключи – элементы</w:t>
+        <w:t xml:space="preserve">Ключи -- элементы</w:t>
       </w:r>
       <w:r>
         <w:t xml:space="preserve"> </w:t>
@@ -4855,7 +6892,107 @@
         <w:t xml:space="preserve">CORE_START</w:t>
       </w:r>
       <w:r>
-        <w:t xml:space="preserve">. Значение</w:t>
+        <w:t xml:space="preserve">.</w:t>
+      </w:r>
+    </w:p>
+    <w:p>
+      <w:pPr>
+        <w:pStyle w:val="BodyText"/>
+      </w:pPr>
+      <w:r>
+        <w:t xml:space="preserve">Всего 20 ключей, и все двадцать переведены на три языка. Имена собственные</w:t>
+      </w:r>
+      <w:r>
+        <w:t xml:space="preserve"> </w:t>
+      </w:r>
+      <w:r>
+        <w:t xml:space="preserve">(</w:t>
+      </w:r>
+      <w:r>
+        <w:rPr>
+          <w:rStyle w:val="VerbatimChar"/>
+        </w:rPr>
+        <w:t xml:space="preserve">ZAPP</w:t>
+      </w:r>
+      <w:r>
+        <w:t xml:space="preserve">,</w:t>
+      </w:r>
+      <w:r>
+        <w:t xml:space="preserve"> </w:t>
+      </w:r>
+      <w:r>
+        <w:rPr>
+          <w:rStyle w:val="VerbatimChar"/>
+        </w:rPr>
+        <w:t xml:space="preserve">VPN</w:t>
+      </w:r>
+      <w:r>
+        <w:t xml:space="preserve">,</w:t>
+      </w:r>
+      <w:r>
+        <w:t xml:space="preserve"> </w:t>
+      </w:r>
+      <w:r>
+        <w:rPr>
+          <w:rStyle w:val="VerbatimChar"/>
+        </w:rPr>
+        <w:t xml:space="preserve">Zapret</w:t>
+      </w:r>
+      <w:r>
+        <w:t xml:space="preserve">,</w:t>
+      </w:r>
+      <w:r>
+        <w:t xml:space="preserve"> </w:t>
+      </w:r>
+      <w:r>
+        <w:rPr>
+          <w:rStyle w:val="VerbatimChar"/>
+        </w:rPr>
+        <w:t xml:space="preserve">GoodbyeDPI</w:t>
+      </w:r>
+      <w:r>
+        <w:t xml:space="preserve">,</w:t>
+      </w:r>
+      <w:r>
+        <w:t xml:space="preserve"> </w:t>
+      </w:r>
+      <w:r>
+        <w:rPr>
+          <w:rStyle w:val="VerbatimChar"/>
+        </w:rPr>
+        <w:t xml:space="preserve">GPS</w:t>
+      </w:r>
+      <w:r>
+        <w:t xml:space="preserve">) переведены одинаково во всех трёх</w:t>
+      </w:r>
+      <w:r>
+        <w:t xml:space="preserve"> </w:t>
+      </w:r>
+      <w:r>
+        <w:t xml:space="preserve">ветках -- так их и найти взглядом, а держать три одинаковые копии смысла нет.</w:t>
+      </w:r>
+    </w:p>
+    <w:p>
+      <w:pPr>
+        <w:pStyle w:val="BodyText"/>
+      </w:pPr>
+      <w:r>
+        <w:t xml:space="preserve">В</w:t>
+      </w:r>
+      <w:r>
+        <w:t xml:space="preserve"> </w:t>
+      </w:r>
+      <w:r>
+        <w:rPr>
+          <w:rStyle w:val="VerbatimChar"/>
+        </w:rPr>
+        <w:t xml:space="preserve">Str.of</w:t>
+      </w:r>
+      <w:r>
+        <w:t xml:space="preserve"> </w:t>
+      </w:r>
+      <w:r>
+        <w:t xml:space="preserve">задумана поддержка</w:t>
       </w:r>
       <w:r>
         <w:t xml:space="preserve"> </w:t>
@@ -4870,48 +7007,19 @@
         <w:t xml:space="preserve"> </w:t>
       </w:r>
       <w:r>
-        <w:t xml:space="preserve">означает «одинаково на всех</w:t>
-      </w:r>
-      <w:r>
-        <w:t xml:space="preserve"> </w:t>
-      </w:r>
-      <w:r>
-        <w:t xml:space="preserve">языках» и берётся сам ключ: так помечаются имена собственные.</w:t>
-      </w:r>
-    </w:p>
-    <w:p>
-      <w:pPr>
-        <w:pStyle w:val="BodyText"/>
-      </w:pPr>
-      <w:r>
-        <w:t xml:space="preserve">Тест</w:t>
-      </w:r>
-      <w:r>
-        <w:t xml:space="preserve"> </w:t>
-      </w:r>
-      <w:r>
-        <w:rPr>
-          <w:rStyle w:val="VerbatimChar"/>
-        </w:rPr>
-        <w:t xml:space="preserve">I18nTest</w:t>
-      </w:r>
-      <w:r>
-        <w:t xml:space="preserve"> </w:t>
-      </w:r>
-      <w:r>
-        <w:t xml:space="preserve">проверяет три вещи: каждый ключ переведён на каждый язык, наборы</w:t>
-      </w:r>
-      <w:r>
-        <w:t xml:space="preserve"> </w:t>
-      </w:r>
-      <w:r>
-        <w:t xml:space="preserve">EN/RU/ZH различаются (иначе переводы могли бы не подставиться), и разбор кода</w:t>
-      </w:r>
-      <w:r>
-        <w:t xml:space="preserve"> </w:t>
-      </w:r>
-      <w:r>
-        <w:t xml:space="preserve">не зависит от регистра и разделителя.</w:t>
+        <w:t xml:space="preserve">как «одинаково на всех языках», но сейчас</w:t>
+      </w:r>
+      <w:r>
+        <w:t xml:space="preserve"> </w:t>
+      </w:r>
+      <w:r>
+        <w:t xml:space="preserve">ею не пользуется ни один ключ: вырожденный случай разобрали вручную, и он виден</w:t>
+      </w:r>
+      <w:r>
+        <w:t xml:space="preserve"> </w:t>
+      </w:r>
+      <w:r>
+        <w:t xml:space="preserve">глазом. Если ключей станет много, этот случай стоит вернуть.</w:t>
       </w:r>
     </w:p>
     <w:p>
@@ -4921,9 +7029,9 @@
         </w:pict>
       </w:r>
     </w:p>
-    <w:bookmarkEnd w:id="33"/>
-    <w:bookmarkEnd w:id="34"/>
-    <w:bookmarkStart w:id="35" w:name="тесты"/>
+    <w:bookmarkEnd w:id="37"/>
+    <w:bookmarkEnd w:id="38"/>
+    <w:bookmarkStart w:id="39" w:name="X80baba7fa1014a018287e83c3f5dfe69a342ffb"/>
     <w:p>
       <w:pPr>
         <w:pStyle w:val="Heading2"/>
@@ -4950,964 +7058,6 @@
       </w:r>
       <w:r>
         <w:t xml:space="preserve">, 20 тестов.</w:t>
-      </w:r>
-    </w:p>
-    <w:tbl>
-      <w:tblPr>
-        <w:tblStyle w:val="Table"/>
-        <w:tblW w:type="pct" w:w="5000"/>
-        <w:tblLayout w:type="fixed"/>
-        <w:tblLook w:firstRow="1" w:lastRow="0" w:firstColumn="0" w:lastColumn="0" w:noHBand="0" w:noVBand="0" w:val="0020"/>
-      </w:tblPr>
-      <w:tblGrid>
-        <w:gridCol w:w="2640"/>
-        <w:gridCol w:w="2640"/>
-        <w:gridCol w:w="2640"/>
-      </w:tblGrid>
-      <w:tr>
-        <w:trPr>
-          <w:tblHeader w:val="on"/>
-        </w:trPr>
-        <w:tc>
-          <w:tcPr/>
-          <w:p>
-            <w:pPr>
-              <w:pStyle w:val="Compact"/>
-            </w:pPr>
-            <w:r>
-              <w:t xml:space="preserve">Файл</w:t>
-            </w:r>
-          </w:p>
-        </w:tc>
-        <w:tc>
-          <w:tcPr/>
-          <w:p>
-            <w:pPr>
-              <w:pStyle w:val="Compact"/>
-            </w:pPr>
-            <w:r>
-              <w:t xml:space="preserve">Тестов</w:t>
-            </w:r>
-          </w:p>
-        </w:tc>
-        <w:tc>
-          <w:tcPr/>
-          <w:p>
-            <w:pPr>
-              <w:pStyle w:val="Compact"/>
-            </w:pPr>
-            <w:r>
-              <w:t xml:space="preserve">Что проверяет</w:t>
-            </w:r>
-          </w:p>
-        </w:tc>
-      </w:tr>
-      <w:tr>
-        <w:tc>
-          <w:tcPr/>
-          <w:p>
-            <w:pPr>
-              <w:pStyle w:val="Compact"/>
-            </w:pPr>
-            <w:r>
-              <w:rPr>
-                <w:rStyle w:val="VerbatimChar"/>
-              </w:rPr>
-              <w:t xml:space="preserve">ui/theme/ThemeTest.kt</w:t>
-            </w:r>
-          </w:p>
-        </w:tc>
-        <w:tc>
-          <w:tcPr/>
-          <w:p>
-            <w:pPr>
-              <w:pStyle w:val="Compact"/>
-            </w:pPr>
-            <w:r>
-              <w:t xml:space="preserve">8</w:t>
-            </w:r>
-          </w:p>
-        </w:tc>
-        <w:tc>
-          <w:tcPr/>
-          <w:p>
-            <w:pPr>
-              <w:pStyle w:val="Compact"/>
-            </w:pPr>
-            <w:r>
-              <w:t xml:space="preserve">контраст каждой пары цветов в обеих схемах</w:t>
-            </w:r>
-          </w:p>
-        </w:tc>
-      </w:tr>
-      <w:tr>
-        <w:tc>
-          <w:tcPr/>
-          <w:p>
-            <w:pPr>
-              <w:pStyle w:val="Compact"/>
-            </w:pPr>
-            <w:r>
-              <w:rPr>
-                <w:rStyle w:val="VerbatimChar"/>
-              </w:rPr>
-              <w:t xml:space="preserve">ui/theme/Contrast.kt</w:t>
-            </w:r>
-          </w:p>
-        </w:tc>
-        <w:tc>
-          <w:tcPr/>
-          <w:p>
-            <w:pPr>
-              <w:pStyle w:val="Compact"/>
-            </w:pPr>
-            <w:r>
-              <w:t xml:space="preserve">–</w:t>
-            </w:r>
-          </w:p>
-        </w:tc>
-        <w:tc>
-          <w:tcPr/>
-          <w:p>
-            <w:pPr>
-              <w:pStyle w:val="Compact"/>
-            </w:pPr>
-            <w:r>
-              <w:t xml:space="preserve">сами формулы WCAG, без продублированных чисел</w:t>
-            </w:r>
-          </w:p>
-        </w:tc>
-      </w:tr>
-      <w:tr>
-        <w:tc>
-          <w:tcPr/>
-          <w:p>
-            <w:pPr>
-              <w:pStyle w:val="Compact"/>
-            </w:pPr>
-            <w:r>
-              <w:rPr>
-                <w:rStyle w:val="VerbatimChar"/>
-              </w:rPr>
-              <w:t xml:space="preserve">core/I18nTest.kt</w:t>
-            </w:r>
-          </w:p>
-        </w:tc>
-        <w:tc>
-          <w:tcPr/>
-          <w:p>
-            <w:pPr>
-              <w:pStyle w:val="Compact"/>
-            </w:pPr>
-            <w:r>
-              <w:t xml:space="preserve">12</w:t>
-            </w:r>
-          </w:p>
-        </w:tc>
-        <w:tc>
-          <w:tcPr/>
-          <w:p>
-            <w:pPr>
-              <w:pStyle w:val="Compact"/>
-            </w:pPr>
-            <w:r>
-              <w:t xml:space="preserve">разбор кода, правила языка, полнота переводов</w:t>
-            </w:r>
-          </w:p>
-        </w:tc>
-      </w:tr>
-    </w:tbl>
-    <w:p>
-      <w:pPr>
-        <w:pStyle w:val="BodyText"/>
-      </w:pPr>
-      <w:r>
-        <w:t xml:space="preserve">Запуск:</w:t>
-      </w:r>
-    </w:p>
-    <w:p>
-      <w:pPr>
-        <w:pStyle w:val="SourceCode"/>
-      </w:pPr>
-      <w:r>
-        <w:rPr>
-          <w:rStyle w:val="ExtensionTok"/>
-        </w:rPr>
-        <w:t xml:space="preserve">./gradlew</w:t>
-      </w:r>
-      <w:r>
-        <w:rPr>
-          <w:rStyle w:val="NormalTok"/>
-        </w:rPr>
-        <w:t xml:space="preserve"> :composeApp:desktopTest </w:t>
-      </w:r>
-      <w:r>
-        <w:rPr>
-          <w:rStyle w:val="AttributeTok"/>
-        </w:rPr>
-        <w:t xml:space="preserve">--rerun-tasks</w:t>
-      </w:r>
-    </w:p>
-    <w:p>
-      <w:pPr>
-        <w:pStyle w:val="FirstParagraph"/>
-      </w:pPr>
-      <w:r>
-        <w:rPr>
-          <w:rStyle w:val="VerbatimChar"/>
-        </w:rPr>
-        <w:t xml:space="preserve">--rerun-tasks</w:t>
-      </w:r>
-      <w:r>
-        <w:t xml:space="preserve"> </w:t>
-      </w:r>
-      <w:r>
-        <w:t xml:space="preserve">обязателен, иначе задача отдаст</w:t>
-      </w:r>
-      <w:r>
-        <w:t xml:space="preserve"> </w:t>
-      </w:r>
-      <w:r>
-        <w:rPr>
-          <w:rStyle w:val="VerbatimChar"/>
-        </w:rPr>
-        <w:t xml:space="preserve">UP-TO-DATE</w:t>
-      </w:r>
-      <w:r>
-        <w:t xml:space="preserve">.</w:t>
-      </w:r>
-    </w:p>
-    <w:p>
-      <w:pPr>
-        <w:pStyle w:val="BodyText"/>
-      </w:pPr>
-      <w:r>
-        <w:t xml:space="preserve">Тест палитры не декоративный: подстановка</w:t>
-      </w:r>
-      <w:r>
-        <w:t xml:space="preserve"> </w:t>
-      </w:r>
-      <w:r>
-        <w:rPr>
-          <w:rStyle w:val="VerbatimChar"/>
-        </w:rPr>
-        <w:t xml:space="preserve">#D4D4D8</w:t>
-      </w:r>
-      <w:r>
-        <w:t xml:space="preserve"> </w:t>
-      </w:r>
-      <w:r>
-        <w:t xml:space="preserve">вместо</w:t>
-      </w:r>
-      <w:r>
-        <w:t xml:space="preserve"> </w:t>
-      </w:r>
-      <w:r>
-        <w:rPr>
-          <w:rStyle w:val="VerbatimChar"/>
-        </w:rPr>
-        <w:t xml:space="preserve">outline</w:t>
-      </w:r>
-      <w:r>
-        <w:t xml:space="preserve"> </w:t>
-      </w:r>
-      <w:r>
-        <w:t xml:space="preserve">его роняет.</w:t>
-      </w:r>
-      <w:r>
-        <w:t xml:space="preserve"> </w:t>
-      </w:r>
-      <w:r>
-        <w:t xml:space="preserve">Проверено.</w:t>
-      </w:r>
-    </w:p>
-    <w:p>
-      <w:r>
-        <w:pict>
-          <v:rect style="width:0;height:1.5pt" o:hralign="center" o:hrstd="t" o:hr="t"/>
-        </w:pict>
-      </w:r>
-    </w:p>
-    <w:bookmarkEnd w:id="35"/>
-    <w:bookmarkStart w:id="40" w:name="сборка"/>
-    <w:p>
-      <w:pPr>
-        <w:pStyle w:val="Heading2"/>
-      </w:pPr>
-      <w:r>
-        <w:t xml:space="preserve">8. Сборка</w:t>
-      </w:r>
-    </w:p>
-    <w:bookmarkStart w:id="36" w:name="скрипт-appbuild-all.sh"/>
-    <w:p>
-      <w:pPr>
-        <w:pStyle w:val="Heading3"/>
-      </w:pPr>
-      <w:r>
-        <w:t xml:space="preserve">Скрипт</w:t>
-      </w:r>
-      <w:r>
-        <w:t xml:space="preserve"> </w:t>
-      </w:r>
-      <w:r>
-        <w:rPr>
-          <w:rStyle w:val="VerbatimChar"/>
-        </w:rPr>
-        <w:t xml:space="preserve">APP/build-all.sh</w:t>
-      </w:r>
-    </w:p>
-    <w:tbl>
-      <w:tblPr>
-        <w:tblStyle w:val="Table"/>
-        <w:tblW w:type="auto" w:w="0"/>
-        <w:tblLook w:firstRow="1" w:lastRow="0" w:firstColumn="0" w:lastColumn="0" w:noHBand="0" w:noVBand="0" w:val="0020"/>
-      </w:tblPr>
-      <w:tblGrid>
-        <w:gridCol w:w="3960"/>
-        <w:gridCol w:w="3960"/>
-      </w:tblGrid>
-      <w:tr>
-        <w:trPr>
-          <w:tblHeader w:val="on"/>
-        </w:trPr>
-        <w:tc>
-          <w:tcPr/>
-          <w:p>
-            <w:pPr>
-              <w:pStyle w:val="Compact"/>
-            </w:pPr>
-            <w:r>
-              <w:t xml:space="preserve">Режим</w:t>
-            </w:r>
-          </w:p>
-        </w:tc>
-        <w:tc>
-          <w:tcPr/>
-          <w:p>
-            <w:pPr>
-              <w:pStyle w:val="Compact"/>
-            </w:pPr>
-            <w:r>
-              <w:t xml:space="preserve">Что делает</w:t>
-            </w:r>
-          </w:p>
-        </w:tc>
-      </w:tr>
-      <w:tr>
-        <w:tc>
-          <w:tcPr/>
-          <w:p>
-            <w:pPr>
-              <w:pStyle w:val="Compact"/>
-            </w:pPr>
-            <w:r>
-              <w:rPr>
-                <w:rStyle w:val="VerbatimChar"/>
-              </w:rPr>
-              <w:t xml:space="preserve">dev</w:t>
-            </w:r>
-          </w:p>
-        </w:tc>
-        <w:tc>
-          <w:tcPr/>
-          <w:p>
-            <w:pPr>
-              <w:pStyle w:val="Compact"/>
-            </w:pPr>
-            <w:r>
-              <w:t xml:space="preserve">debug APK + uber-JAR</w:t>
-            </w:r>
-          </w:p>
-        </w:tc>
-      </w:tr>
-      <w:tr>
-        <w:tc>
-          <w:tcPr/>
-          <w:p>
-            <w:pPr>
-              <w:pStyle w:val="Compact"/>
-            </w:pPr>
-            <w:r>
-              <w:rPr>
-                <w:rStyle w:val="VerbatimChar"/>
-              </w:rPr>
-              <w:t xml:space="preserve">release</w:t>
-            </w:r>
-          </w:p>
-        </w:tc>
-        <w:tc>
-          <w:tcPr/>
-          <w:p>
-            <w:pPr>
-              <w:pStyle w:val="Compact"/>
-            </w:pPr>
-            <w:r>
-              <w:t xml:space="preserve">debug и release APK + дистрибутив текущей ОС + uber-JAR</w:t>
-            </w:r>
-          </w:p>
-        </w:tc>
-      </w:tr>
-      <w:tr>
-        <w:tc>
-          <w:tcPr/>
-          <w:p>
-            <w:pPr>
-              <w:pStyle w:val="Compact"/>
-            </w:pPr>
-            <w:r>
-              <w:rPr>
-                <w:rStyle w:val="VerbatimChar"/>
-              </w:rPr>
-              <w:t xml:space="preserve">linux</w:t>
-            </w:r>
-          </w:p>
-        </w:tc>
-        <w:tc>
-          <w:tcPr/>
-          <w:p>
-            <w:pPr>
-              <w:pStyle w:val="Compact"/>
-            </w:pPr>
-            <w:r>
-              <w:t xml:space="preserve">AppImage +</w:t>
-            </w:r>
-            <w:r>
-              <w:t xml:space="preserve"> </w:t>
-            </w:r>
-            <w:r>
-              <w:rPr>
-                <w:rStyle w:val="VerbatimChar"/>
-              </w:rPr>
-              <w:t xml:space="preserve">.deb</w:t>
-            </w:r>
-          </w:p>
-        </w:tc>
-      </w:tr>
-    </w:tbl>
-    <w:p>
-      <w:pPr>
-        <w:pStyle w:val="BodyText"/>
-      </w:pPr>
-      <w:r>
-        <w:t xml:space="preserve">Скрипт сам находит полный JDK с</w:t>
-      </w:r>
-      <w:r>
-        <w:t xml:space="preserve"> </w:t>
-      </w:r>
-      <w:r>
-        <w:rPr>
-          <w:rStyle w:val="VerbatimChar"/>
-        </w:rPr>
-        <w:t xml:space="preserve">jpackage</w:t>
-      </w:r>
-      <w:r>
-        <w:t xml:space="preserve"> </w:t>
-      </w:r>
-      <w:r>
-        <w:t xml:space="preserve">и</w:t>
-      </w:r>
-      <w:r>
-        <w:t xml:space="preserve"> </w:t>
-      </w:r>
-      <w:r>
-        <w:rPr>
-          <w:rStyle w:val="VerbatimChar"/>
-        </w:rPr>
-        <w:t xml:space="preserve">objcopy</w:t>
-      </w:r>
-      <w:r>
-        <w:t xml:space="preserve"> </w:t>
-      </w:r>
-      <w:r>
-        <w:t xml:space="preserve">в nix store, потому что в</w:t>
-      </w:r>
-      <w:r>
-        <w:t xml:space="preserve"> </w:t>
-      </w:r>
-      <w:r>
-        <w:rPr>
-          <w:rStyle w:val="VerbatimChar"/>
-        </w:rPr>
-        <w:t xml:space="preserve">PATH</w:t>
-      </w:r>
-      <w:r>
-        <w:t xml:space="preserve"> </w:t>
-      </w:r>
-      <w:r>
-        <w:t xml:space="preserve">их нет.</w:t>
-      </w:r>
-    </w:p>
-    <w:p>
-      <w:pPr>
-        <w:pStyle w:val="BodyText"/>
-      </w:pPr>
-      <w:r>
-        <w:t xml:space="preserve">Результаты складываются в</w:t>
-      </w:r>
-      <w:r>
-        <w:t xml:space="preserve"> </w:t>
-      </w:r>
-      <w:r>
-        <w:rPr>
-          <w:rStyle w:val="VerbatimChar"/>
-        </w:rPr>
-        <w:t xml:space="preserve">APP/build/dist/</w:t>
-      </w:r>
-      <w:r>
-        <w:t xml:space="preserve">.</w:t>
-      </w:r>
-    </w:p>
-    <w:bookmarkEnd w:id="36"/>
-    <w:bookmarkStart w:id="37" w:name="публикуемость-артефактов"/>
-    <w:p>
-      <w:pPr>
-        <w:pStyle w:val="Heading3"/>
-      </w:pPr>
-      <w:r>
-        <w:t xml:space="preserve">Публикуемость артефактов</w:t>
-      </w:r>
-    </w:p>
-    <w:p>
-      <w:pPr>
-        <w:pStyle w:val="FirstParagraph"/>
-      </w:pPr>
-      <w:r>
-        <w:t xml:space="preserve">NixOS-сборка вписывает</w:t>
-      </w:r>
-      <w:r>
-        <w:t xml:space="preserve"> </w:t>
-      </w:r>
-      <w:r>
-        <w:rPr>
-          <w:rStyle w:val="VerbatimChar"/>
-        </w:rPr>
-        <w:t xml:space="preserve">/nix/store</w:t>
-      </w:r>
-      <w:r>
-        <w:t xml:space="preserve"> </w:t>
-      </w:r>
-      <w:r>
-        <w:t xml:space="preserve">в интерпретатор launcher’а и в runtime jlink,</w:t>
-      </w:r>
-      <w:r>
-        <w:t xml:space="preserve"> </w:t>
-      </w:r>
-      <w:r>
-        <w:t xml:space="preserve">поэтому AppImage и</w:t>
-      </w:r>
-      <w:r>
-        <w:t xml:space="preserve"> </w:t>
-      </w:r>
-      <w:r>
-        <w:rPr>
-          <w:rStyle w:val="VerbatimChar"/>
-        </w:rPr>
-        <w:t xml:space="preserve">.deb</w:t>
-      </w:r>
-      <w:r>
-        <w:t xml:space="preserve"> </w:t>
-      </w:r>
-      <w:r>
-        <w:t xml:space="preserve">отсюда на Debian, Ubuntu и Windows не запустятся. Скрипт</w:t>
-      </w:r>
-      <w:r>
-        <w:t xml:space="preserve"> </w:t>
-      </w:r>
-      <w:r>
-        <w:t xml:space="preserve">распаковывает каждый артефакт и раскладывает их по спискам:</w:t>
-      </w:r>
-    </w:p>
-    <w:p>
-      <w:pPr>
-        <w:pStyle w:val="Compact"/>
-        <w:numPr>
-          <w:ilvl w:val="0"/>
-          <w:numId w:val="1004"/>
-        </w:numPr>
-      </w:pPr>
-      <w:r>
-        <w:rPr>
-          <w:rStyle w:val="VerbatimChar"/>
-        </w:rPr>
-        <w:t xml:space="preserve">PUBLISHABLE</w:t>
-      </w:r>
-      <w:r>
-        <w:t xml:space="preserve"> </w:t>
-      </w:r>
-      <w:r>
-        <w:t xml:space="preserve">– APK и uber-JAR, проверены;</w:t>
-      </w:r>
-    </w:p>
-    <w:p>
-      <w:pPr>
-        <w:pStyle w:val="Compact"/>
-        <w:numPr>
-          <w:ilvl w:val="0"/>
-          <w:numId w:val="1004"/>
-        </w:numPr>
-      </w:pPr>
-      <w:r>
-        <w:rPr>
-          <w:rStyle w:val="VerbatimChar"/>
-        </w:rPr>
-        <w:t xml:space="preserve">UNPUBLISHABLE</w:t>
-      </w:r>
-      <w:r>
-        <w:t xml:space="preserve"> </w:t>
-      </w:r>
-      <w:r>
-        <w:t xml:space="preserve">– AppImage и</w:t>
-      </w:r>
-      <w:r>
-        <w:t xml:space="preserve"> </w:t>
-      </w:r>
-      <w:r>
-        <w:rPr>
-          <w:rStyle w:val="VerbatimChar"/>
-        </w:rPr>
-        <w:t xml:space="preserve">.deb</w:t>
-      </w:r>
-      <w:r>
-        <w:t xml:space="preserve">.</w:t>
-      </w:r>
-    </w:p>
-    <w:p>
-      <w:pPr>
-        <w:pStyle w:val="FirstParagraph"/>
-      </w:pPr>
-      <w:r>
-        <w:t xml:space="preserve">Распаковка обязательна: AppImage – это squashfs,</w:t>
-      </w:r>
-      <w:r>
-        <w:t xml:space="preserve"> </w:t>
-      </w:r>
-      <w:r>
-        <w:rPr>
-          <w:rStyle w:val="VerbatimChar"/>
-        </w:rPr>
-        <w:t xml:space="preserve">.deb</w:t>
-      </w:r>
-      <w:r>
-        <w:t xml:space="preserve"> </w:t>
-      </w:r>
-      <w:r>
-        <w:t xml:space="preserve">– сжатый tar в ar,</w:t>
-      </w:r>
-      <w:r>
-        <w:t xml:space="preserve"> </w:t>
-      </w:r>
-      <w:r>
-        <w:rPr>
-          <w:rStyle w:val="VerbatimChar"/>
-        </w:rPr>
-        <w:t xml:space="preserve">.apk</w:t>
-      </w:r>
-      <w:r>
-        <w:t xml:space="preserve"> </w:t>
-      </w:r>
-      <w:r>
-        <w:t xml:space="preserve">и</w:t>
-      </w:r>
-      <w:r>
-        <w:t xml:space="preserve"> </w:t>
-      </w:r>
-      <w:r>
-        <w:rPr>
-          <w:rStyle w:val="VerbatimChar"/>
-        </w:rPr>
-        <w:t xml:space="preserve">.jar</w:t>
-      </w:r>
-      <w:r>
-        <w:t xml:space="preserve"> </w:t>
-      </w:r>
-      <w:r>
-        <w:t xml:space="preserve">– zip. Поиск байтов прямо в файле в сжатом контейнере ничего не</w:t>
-      </w:r>
-      <w:r>
-        <w:t xml:space="preserve"> </w:t>
-      </w:r>
-      <w:r>
-        <w:t xml:space="preserve">находит и объявляет NixOS-сборку годной к публикации. Поэтому</w:t>
-      </w:r>
-      <w:r>
-        <w:t xml:space="preserve"> </w:t>
-      </w:r>
-      <w:r>
-        <w:rPr>
-          <w:rStyle w:val="VerbatimChar"/>
-        </w:rPr>
-        <w:t xml:space="preserve">.deb</w:t>
-      </w:r>
-      <w:r>
-        <w:t xml:space="preserve"> </w:t>
-      </w:r>
-      <w:r>
-        <w:t xml:space="preserve">распаковывается</w:t>
-      </w:r>
-      <w:r>
-        <w:t xml:space="preserve"> </w:t>
-      </w:r>
-      <w:r>
-        <w:t xml:space="preserve">через</w:t>
-      </w:r>
-      <w:r>
-        <w:t xml:space="preserve"> </w:t>
-      </w:r>
-      <w:r>
-        <w:rPr>
-          <w:rStyle w:val="VerbatimChar"/>
-        </w:rPr>
-        <w:t xml:space="preserve">dpkg-deb -x</w:t>
-      </w:r>
-      <w:r>
-        <w:t xml:space="preserve">, zip – через</w:t>
-      </w:r>
-      <w:r>
-        <w:t xml:space="preserve"> </w:t>
-      </w:r>
-      <w:r>
-        <w:rPr>
-          <w:rStyle w:val="VerbatimChar"/>
-        </w:rPr>
-        <w:t xml:space="preserve">unzip -p</w:t>
-      </w:r>
-      <w:r>
-        <w:t xml:space="preserve">, AppImage проверяется по appdir.</w:t>
-      </w:r>
-    </w:p>
-    <w:p>
-      <w:pPr>
-        <w:pStyle w:val="BodyText"/>
-      </w:pPr>
-      <w:r>
-        <w:t xml:space="preserve">Полные публикуемые дистрибутивы собирает CI на</w:t>
-      </w:r>
-      <w:r>
-        <w:t xml:space="preserve"> </w:t>
-      </w:r>
-      <w:r>
-        <w:rPr>
-          <w:rStyle w:val="VerbatimChar"/>
-        </w:rPr>
-        <w:t xml:space="preserve">ubuntu</w:t>
-      </w:r>
-      <w:r>
-        <w:t xml:space="preserve"> </w:t>
-      </w:r>
-      <w:r>
-        <w:t xml:space="preserve">и</w:t>
-      </w:r>
-      <w:r>
-        <w:t xml:space="preserve"> </w:t>
-      </w:r>
-      <w:r>
-        <w:rPr>
-          <w:rStyle w:val="VerbatimChar"/>
-        </w:rPr>
-        <w:t xml:space="preserve">windows</w:t>
-      </w:r>
-      <w:r>
-        <w:t xml:space="preserve">.</w:t>
-      </w:r>
-    </w:p>
-    <w:bookmarkEnd w:id="37"/>
-    <w:bookmarkStart w:id="38" w:name="deb"/>
-    <w:p>
-      <w:pPr>
-        <w:pStyle w:val="Heading3"/>
-      </w:pPr>
-      <w:r>
-        <w:rPr>
-          <w:rStyle w:val="VerbatimChar"/>
-        </w:rPr>
-        <w:t xml:space="preserve">.deb</w:t>
-      </w:r>
-    </w:p>
-    <w:p>
-      <w:pPr>
-        <w:pStyle w:val="FirstParagraph"/>
-      </w:pPr>
-      <w:r>
-        <w:t xml:space="preserve">Сырой jpackage-пакет непригоден: в нём нет</w:t>
-      </w:r>
-      <w:r>
-        <w:t xml:space="preserve"> </w:t>
-      </w:r>
-      <w:r>
-        <w:rPr>
-          <w:rStyle w:val="VerbatimChar"/>
-        </w:rPr>
-        <w:t xml:space="preserve">Depends</w:t>
-      </w:r>
-      <w:r>
-        <w:t xml:space="preserve"> </w:t>
-      </w:r>
-      <w:r>
-        <w:t xml:space="preserve">на реальные библиотеки, нет</w:t>
-      </w:r>
-      <w:r>
-        <w:t xml:space="preserve"> </w:t>
-      </w:r>
-      <w:r>
-        <w:rPr>
-          <w:rStyle w:val="VerbatimChar"/>
-        </w:rPr>
-        <w:t xml:space="preserve">.desktop</w:t>
-      </w:r>
-      <w:r>
-        <w:t xml:space="preserve"> </w:t>
-      </w:r>
-      <w:r>
-        <w:t xml:space="preserve">и иконки.</w:t>
-      </w:r>
-      <w:r>
-        <w:t xml:space="preserve"> </w:t>
-      </w:r>
-      <w:r>
-        <w:rPr>
-          <w:rStyle w:val="VerbatimChar"/>
-        </w:rPr>
-        <w:t xml:space="preserve">scripts/finish-deb.sh</w:t>
-      </w:r>
-      <w:r>
-        <w:t xml:space="preserve"> </w:t>
-      </w:r>
-      <w:r>
-        <w:t xml:space="preserve">это дополняет. Вызывать нужно на</w:t>
-      </w:r>
-      <w:r>
-        <w:t xml:space="preserve"> </w:t>
-      </w:r>
-      <w:r>
-        <w:t xml:space="preserve">имени</w:t>
-      </w:r>
-      <w:r>
-        <w:t xml:space="preserve"> </w:t>
-      </w:r>
-      <w:r>
-        <w:rPr>
-          <w:rStyle w:val="VerbatimChar"/>
-        </w:rPr>
-        <w:t xml:space="preserve">*_amd64.deb</w:t>
-      </w:r>
-      <w:r>
-        <w:t xml:space="preserve"> </w:t>
-      </w:r>
-      <w:r>
-        <w:t xml:space="preserve">без суффикса</w:t>
-      </w:r>
-      <w:r>
-        <w:t xml:space="preserve"> </w:t>
-      </w:r>
-      <w:r>
-        <w:rPr>
-          <w:rStyle w:val="VerbatimChar"/>
-        </w:rPr>
-        <w:t xml:space="preserve">_zapp</w:t>
-      </w:r>
-      <w:r>
-        <w:t xml:space="preserve">, иначе получится</w:t>
-      </w:r>
-      <w:r>
-        <w:t xml:space="preserve"> </w:t>
-      </w:r>
-      <w:r>
-        <w:rPr>
-          <w:rStyle w:val="VerbatimChar"/>
-        </w:rPr>
-        <w:t xml:space="preserve">*_zapp_zapp.deb</w:t>
-      </w:r>
-      <w:r>
-        <w:t xml:space="preserve">.</w:t>
-      </w:r>
-    </w:p>
-    <w:bookmarkEnd w:id="38"/>
-    <w:bookmarkStart w:id="39" w:name="подпись"/>
-    <w:p>
-      <w:pPr>
-        <w:pStyle w:val="Heading3"/>
-      </w:pPr>
-      <w:r>
-        <w:t xml:space="preserve">Подпись</w:t>
-      </w:r>
-    </w:p>
-    <w:p>
-      <w:pPr>
-        <w:pStyle w:val="SourceCode"/>
-      </w:pPr>
-      <w:r>
-        <w:rPr>
-          <w:rStyle w:val="VerbatimChar"/>
-        </w:rPr>
-        <w:t xml:space="preserve"># signing/keystore.properties, в gitignore</w:t>
-      </w:r>
-      <w:r>
-        <w:br/>
-      </w:r>
-      <w:r>
-        <w:rPr>
-          <w:rStyle w:val="VerbatimChar"/>
-        </w:rPr>
-        <w:t xml:space="preserve">storeFile=/путь/к/keystore.jks</w:t>
-      </w:r>
-      <w:r>
-        <w:br/>
-      </w:r>
-      <w:r>
-        <w:rPr>
-          <w:rStyle w:val="VerbatimChar"/>
-        </w:rPr>
-        <w:t xml:space="preserve">storePassword=...</w:t>
-      </w:r>
-      <w:r>
-        <w:br/>
-      </w:r>
-      <w:r>
-        <w:rPr>
-          <w:rStyle w:val="VerbatimChar"/>
-        </w:rPr>
-        <w:t xml:space="preserve">keyAlias=...</w:t>
-      </w:r>
-      <w:r>
-        <w:br/>
-      </w:r>
-      <w:r>
-        <w:rPr>
-          <w:rStyle w:val="VerbatimChar"/>
-        </w:rPr>
-        <w:t xml:space="preserve">keyPassword=...</w:t>
-      </w:r>
-    </w:p>
-    <w:p>
-      <w:r>
-        <w:pict>
-          <v:rect style="width:0;height:1.5pt" o:hralign="center" o:hrstd="t" o:hr="t"/>
-        </w:pict>
-      </w:r>
-    </w:p>
-    <w:bookmarkEnd w:id="39"/>
-    <w:bookmarkEnd w:id="40"/>
-    <w:bookmarkStart w:id="41" w:name="ci"/>
-    <w:p>
-      <w:pPr>
-        <w:pStyle w:val="Heading2"/>
-      </w:pPr>
-      <w:r>
-        <w:t xml:space="preserve">9. CI</w:t>
-      </w:r>
-    </w:p>
-    <w:p>
-      <w:pPr>
-        <w:pStyle w:val="FirstParagraph"/>
-      </w:pPr>
-      <w:r>
-        <w:rPr>
-          <w:rStyle w:val="VerbatimChar"/>
-        </w:rPr>
-        <w:t xml:space="preserve">.github/workflows/build.yml</w:t>
-      </w:r>
-      <w:r>
-        <w:t xml:space="preserve">, четыре джобы:</w:t>
       </w:r>
     </w:p>
     <w:tbl>
@@ -5932,6 +7082,1722 @@
               <w:pStyle w:val="Compact"/>
             </w:pPr>
             <w:r>
+              <w:t xml:space="preserve">Файл</w:t>
+            </w:r>
+          </w:p>
+        </w:tc>
+        <w:tc>
+          <w:tcPr/>
+          <w:p>
+            <w:pPr>
+              <w:pStyle w:val="Compact"/>
+            </w:pPr>
+            <w:r>
+              <w:t xml:space="preserve">Тестов</w:t>
+            </w:r>
+          </w:p>
+        </w:tc>
+        <w:tc>
+          <w:tcPr/>
+          <w:p>
+            <w:pPr>
+              <w:pStyle w:val="Compact"/>
+            </w:pPr>
+            <w:r>
+              <w:t xml:space="preserve">Что проверяет</w:t>
+            </w:r>
+          </w:p>
+        </w:tc>
+      </w:tr>
+      <w:tr>
+        <w:tc>
+          <w:tcPr/>
+          <w:p>
+            <w:pPr>
+              <w:pStyle w:val="Compact"/>
+            </w:pPr>
+            <w:r>
+              <w:rPr>
+                <w:rStyle w:val="VerbatimChar"/>
+              </w:rPr>
+              <w:t xml:space="preserve">ui/theme/ThemeTest.kt</w:t>
+            </w:r>
+          </w:p>
+        </w:tc>
+        <w:tc>
+          <w:tcPr/>
+          <w:p>
+            <w:pPr>
+              <w:pStyle w:val="Compact"/>
+            </w:pPr>
+            <w:r>
+              <w:t xml:space="preserve">8</w:t>
+            </w:r>
+          </w:p>
+        </w:tc>
+        <w:tc>
+          <w:tcPr/>
+          <w:p>
+            <w:pPr>
+              <w:pStyle w:val="Compact"/>
+            </w:pPr>
+            <w:r>
+              <w:t xml:space="preserve">контраст каждой пары цветов в обеих схемах, разбор режима темы</w:t>
+            </w:r>
+          </w:p>
+        </w:tc>
+      </w:tr>
+      <w:tr>
+        <w:tc>
+          <w:tcPr/>
+          <w:p>
+            <w:pPr>
+              <w:pStyle w:val="Compact"/>
+            </w:pPr>
+            <w:r>
+              <w:rPr>
+                <w:rStyle w:val="VerbatimChar"/>
+              </w:rPr>
+              <w:t xml:space="preserve">ui/theme/Contrast.kt</w:t>
+            </w:r>
+          </w:p>
+        </w:tc>
+        <w:tc>
+          <w:tcPr/>
+          <w:p>
+            <w:pPr>
+              <w:pStyle w:val="Compact"/>
+            </w:pPr>
+            <w:r>
+              <w:t xml:space="preserve">--</w:t>
+            </w:r>
+          </w:p>
+        </w:tc>
+        <w:tc>
+          <w:tcPr/>
+          <w:p>
+            <w:pPr>
+              <w:pStyle w:val="Compact"/>
+            </w:pPr>
+            <w:r>
+              <w:t xml:space="preserve">сами формулы WCAG, без продублированных чисел</w:t>
+            </w:r>
+          </w:p>
+        </w:tc>
+      </w:tr>
+      <w:tr>
+        <w:tc>
+          <w:tcPr/>
+          <w:p>
+            <w:pPr>
+              <w:pStyle w:val="Compact"/>
+            </w:pPr>
+            <w:r>
+              <w:rPr>
+                <w:rStyle w:val="VerbatimChar"/>
+              </w:rPr>
+              <w:t xml:space="preserve">core/I18nTest.kt</w:t>
+            </w:r>
+          </w:p>
+        </w:tc>
+        <w:tc>
+          <w:tcPr/>
+          <w:p>
+            <w:pPr>
+              <w:pStyle w:val="Compact"/>
+            </w:pPr>
+            <w:r>
+              <w:t xml:space="preserve">12</w:t>
+            </w:r>
+          </w:p>
+        </w:tc>
+        <w:tc>
+          <w:tcPr/>
+          <w:p>
+            <w:pPr>
+              <w:pStyle w:val="Compact"/>
+            </w:pPr>
+            <w:r>
+              <w:t xml:space="preserve">разбор кода, правила языка, полнота переводов</w:t>
+            </w:r>
+          </w:p>
+        </w:tc>
+      </w:tr>
+    </w:tbl>
+    <w:p>
+      <w:pPr>
+        <w:pStyle w:val="BodyText"/>
+      </w:pPr>
+      <w:r>
+        <w:rPr>
+          <w:rStyle w:val="VerbatimChar"/>
+        </w:rPr>
+        <w:t xml:space="preserve">ThemeTest</w:t>
+      </w:r>
+      <w:r>
+        <w:t xml:space="preserve"> </w:t>
+      </w:r>
+      <w:r>
+        <w:t xml:space="preserve">проверяет восемь вещей: определение светлой и тёмной схемы по системному</w:t>
+      </w:r>
+      <w:r>
+        <w:t xml:space="preserve"> </w:t>
+      </w:r>
+      <w:r>
+        <w:t xml:space="preserve">значению, что режим</w:t>
+      </w:r>
+      <w:r>
+        <w:t xml:space="preserve"> </w:t>
+      </w:r>
+      <w:r>
+        <w:rPr>
+          <w:rStyle w:val="VerbatimChar"/>
+        </w:rPr>
+        <w:t xml:space="preserve">system</w:t>
+      </w:r>
+      <w:r>
+        <w:t xml:space="preserve"> </w:t>
+      </w:r>
+      <w:r>
+        <w:t xml:space="preserve">следует за системой, что явные режимы системное</w:t>
+      </w:r>
+      <w:r>
+        <w:t xml:space="preserve"> </w:t>
+      </w:r>
+      <w:r>
+        <w:t xml:space="preserve">значение игноририруют, что неизвестный код и пустая строка падают в</w:t>
+      </w:r>
+      <w:r>
+        <w:t xml:space="preserve"> </w:t>
+      </w:r>
+      <w:r>
+        <w:rPr>
+          <w:rStyle w:val="VerbatimChar"/>
+        </w:rPr>
+        <w:t xml:space="preserve">system</w:t>
+      </w:r>
+      <w:r>
+        <w:t xml:space="preserve">, что</w:t>
+      </w:r>
+      <w:r>
+        <w:t xml:space="preserve"> </w:t>
+      </w:r>
+      <w:r>
+        <w:t xml:space="preserve">известные коды читаются без учёта регистра и пробелов, что</w:t>
+      </w:r>
+      <w:r>
+        <w:t xml:space="preserve"> </w:t>
+      </w:r>
+      <w:r>
+        <w:rPr>
+          <w:rStyle w:val="VerbatimChar"/>
+        </w:rPr>
+        <w:t xml:space="preserve">outline</w:t>
+      </w:r>
+      <w:r>
+        <w:t xml:space="preserve"> </w:t>
+      </w:r>
+      <w:r>
+        <w:t xml:space="preserve">виден как</w:t>
+      </w:r>
+      <w:r>
+        <w:t xml:space="preserve"> </w:t>
+      </w:r>
+      <w:r>
+        <w:t xml:space="preserve">граница в обеих темах, что каждый слот схемы читается на своём фоне, что</w:t>
+      </w:r>
+      <w:r>
+        <w:t xml:space="preserve"> </w:t>
+      </w:r>
+      <w:r>
+        <w:t xml:space="preserve">полупрозрачные цвета измеряются после наложения на фон.</w:t>
+      </w:r>
+    </w:p>
+    <w:p>
+      <w:pPr>
+        <w:pStyle w:val="BodyText"/>
+      </w:pPr>
+      <w:r>
+        <w:t xml:space="preserve">Тест палитры не декоративный: подстановка</w:t>
+      </w:r>
+      <w:r>
+        <w:t xml:space="preserve"> </w:t>
+      </w:r>
+      <w:r>
+        <w:rPr>
+          <w:rStyle w:val="VerbatimChar"/>
+        </w:rPr>
+        <w:t xml:space="preserve">#D4D4D8</w:t>
+      </w:r>
+      <w:r>
+        <w:t xml:space="preserve"> </w:t>
+      </w:r>
+      <w:r>
+        <w:t xml:space="preserve">вместо</w:t>
+      </w:r>
+      <w:r>
+        <w:t xml:space="preserve"> </w:t>
+      </w:r>
+      <w:r>
+        <w:rPr>
+          <w:rStyle w:val="VerbatimChar"/>
+        </w:rPr>
+        <w:t xml:space="preserve">outline</w:t>
+      </w:r>
+      <w:r>
+        <w:t xml:space="preserve"> </w:t>
+      </w:r>
+      <w:r>
+        <w:t xml:space="preserve">его роняет.</w:t>
+      </w:r>
+      <w:r>
+        <w:t xml:space="preserve"> </w:t>
+      </w:r>
+      <w:r>
+        <w:t xml:space="preserve">Проверено вручную.</w:t>
+      </w:r>
+    </w:p>
+    <w:p>
+      <w:pPr>
+        <w:pStyle w:val="BodyText"/>
+      </w:pPr>
+      <w:r>
+        <w:t xml:space="preserve">Запуск:</w:t>
+      </w:r>
+    </w:p>
+    <w:p>
+      <w:pPr>
+        <w:pStyle w:val="SourceCode"/>
+      </w:pPr>
+      <w:r>
+        <w:rPr>
+          <w:rStyle w:val="ExtensionTok"/>
+        </w:rPr>
+        <w:t xml:space="preserve">./gradlew</w:t>
+      </w:r>
+      <w:r>
+        <w:rPr>
+          <w:rStyle w:val="NormalTok"/>
+        </w:rPr>
+        <w:t xml:space="preserve"> :composeApp:desktopTest </w:t>
+      </w:r>
+      <w:r>
+        <w:rPr>
+          <w:rStyle w:val="AttributeTok"/>
+        </w:rPr>
+        <w:t xml:space="preserve">--rerun-tasks</w:t>
+      </w:r>
+    </w:p>
+    <w:p>
+      <w:pPr>
+        <w:pStyle w:val="FirstParagraph"/>
+      </w:pPr>
+      <w:r>
+        <w:rPr>
+          <w:rStyle w:val="VerbatimChar"/>
+        </w:rPr>
+        <w:t xml:space="preserve">--rerun-tasks</w:t>
+      </w:r>
+      <w:r>
+        <w:t xml:space="preserve"> </w:t>
+      </w:r>
+      <w:r>
+        <w:t xml:space="preserve">обязателен, иначе задача отдаст</w:t>
+      </w:r>
+      <w:r>
+        <w:t xml:space="preserve"> </w:t>
+      </w:r>
+      <w:r>
+        <w:rPr>
+          <w:rStyle w:val="VerbatimChar"/>
+        </w:rPr>
+        <w:t xml:space="preserve">UP-TO-DATE</w:t>
+      </w:r>
+      <w:r>
+        <w:t xml:space="preserve"> </w:t>
+      </w:r>
+      <w:r>
+        <w:t xml:space="preserve">и счётчик не</w:t>
+      </w:r>
+      <w:r>
+        <w:t xml:space="preserve"> </w:t>
+      </w:r>
+      <w:r>
+        <w:t xml:space="preserve">пересчитается.</w:t>
+      </w:r>
+    </w:p>
+    <w:p>
+      <w:r>
+        <w:pict>
+          <v:rect style="width:0;height:1.5pt" o:hralign="center" o:hrstd="t" o:hr="t"/>
+        </w:pict>
+      </w:r>
+    </w:p>
+    <w:bookmarkEnd w:id="39"/>
+    <w:bookmarkStart w:id="44" w:name="X6f058097e33a70b26d8eba0800664e4912f1e62"/>
+    <w:p>
+      <w:pPr>
+        <w:pStyle w:val="Heading2"/>
+      </w:pPr>
+      <w:r>
+        <w:t xml:space="preserve">8. Сборка</w:t>
+      </w:r>
+    </w:p>
+    <w:bookmarkStart w:id="40" w:name="скрипт-appbuild-allsh"/>
+    <w:p>
+      <w:pPr>
+        <w:pStyle w:val="Heading3"/>
+      </w:pPr>
+      <w:r>
+        <w:t xml:space="preserve">Скрипт</w:t>
+      </w:r>
+      <w:r>
+        <w:t xml:space="preserve"> </w:t>
+      </w:r>
+      <w:r>
+        <w:rPr>
+          <w:rStyle w:val="VerbatimChar"/>
+        </w:rPr>
+        <w:t xml:space="preserve">APP/build-all.sh</w:t>
+      </w:r>
+    </w:p>
+    <w:tbl>
+      <w:tblPr>
+        <w:tblStyle w:val="Table"/>
+        <w:tblW w:type="auto" w:w="0"/>
+        <w:tblLook w:firstRow="1" w:lastRow="0" w:firstColumn="0" w:lastColumn="0" w:noHBand="0" w:noVBand="0" w:val="0020"/>
+      </w:tblPr>
+      <w:tblGrid>
+        <w:gridCol w:w="3960"/>
+        <w:gridCol w:w="3960"/>
+      </w:tblGrid>
+      <w:tr>
+        <w:trPr>
+          <w:tblHeader w:val="on"/>
+        </w:trPr>
+        <w:tc>
+          <w:tcPr/>
+          <w:p>
+            <w:pPr>
+              <w:pStyle w:val="Compact"/>
+            </w:pPr>
+            <w:r>
+              <w:t xml:space="preserve">Режим</w:t>
+            </w:r>
+          </w:p>
+        </w:tc>
+        <w:tc>
+          <w:tcPr/>
+          <w:p>
+            <w:pPr>
+              <w:pStyle w:val="Compact"/>
+            </w:pPr>
+            <w:r>
+              <w:t xml:space="preserve">Что делает</w:t>
+            </w:r>
+          </w:p>
+        </w:tc>
+      </w:tr>
+      <w:tr>
+        <w:tc>
+          <w:tcPr/>
+          <w:p>
+            <w:pPr>
+              <w:pStyle w:val="Compact"/>
+            </w:pPr>
+            <w:r>
+              <w:rPr>
+                <w:rStyle w:val="VerbatimChar"/>
+              </w:rPr>
+              <w:t xml:space="preserve">dev</w:t>
+            </w:r>
+          </w:p>
+        </w:tc>
+        <w:tc>
+          <w:tcPr/>
+          <w:p>
+            <w:pPr>
+              <w:pStyle w:val="Compact"/>
+            </w:pPr>
+            <w:r>
+              <w:t xml:space="preserve">debug APK + uber-JAR</w:t>
+            </w:r>
+          </w:p>
+        </w:tc>
+      </w:tr>
+      <w:tr>
+        <w:tc>
+          <w:tcPr/>
+          <w:p>
+            <w:pPr>
+              <w:pStyle w:val="Compact"/>
+            </w:pPr>
+            <w:r>
+              <w:rPr>
+                <w:rStyle w:val="VerbatimChar"/>
+              </w:rPr>
+              <w:t xml:space="preserve">release</w:t>
+            </w:r>
+          </w:p>
+        </w:tc>
+        <w:tc>
+          <w:tcPr/>
+          <w:p>
+            <w:pPr>
+              <w:pStyle w:val="Compact"/>
+            </w:pPr>
+            <w:r>
+              <w:t xml:space="preserve">debug и release APK + дистрибутив текущей ОС + uber-JAR</w:t>
+            </w:r>
+          </w:p>
+        </w:tc>
+      </w:tr>
+      <w:tr>
+        <w:tc>
+          <w:tcPr/>
+          <w:p>
+            <w:pPr>
+              <w:pStyle w:val="Compact"/>
+            </w:pPr>
+            <w:r>
+              <w:rPr>
+                <w:rStyle w:val="VerbatimChar"/>
+              </w:rPr>
+              <w:t xml:space="preserve">linux</w:t>
+            </w:r>
+          </w:p>
+        </w:tc>
+        <w:tc>
+          <w:tcPr/>
+          <w:p>
+            <w:pPr>
+              <w:pStyle w:val="Compact"/>
+            </w:pPr>
+            <w:r>
+              <w:t xml:space="preserve">AppImage +</w:t>
+            </w:r>
+            <w:r>
+              <w:t xml:space="preserve"> </w:t>
+            </w:r>
+            <w:r>
+              <w:rPr>
+                <w:rStyle w:val="VerbatimChar"/>
+              </w:rPr>
+              <w:t xml:space="preserve">.deb</w:t>
+            </w:r>
+          </w:p>
+        </w:tc>
+      </w:tr>
+    </w:tbl>
+    <w:p>
+      <w:pPr>
+        <w:pStyle w:val="BodyText"/>
+      </w:pPr>
+      <w:r>
+        <w:t xml:space="preserve">Скрипт сам находит полный JDK с</w:t>
+      </w:r>
+      <w:r>
+        <w:t xml:space="preserve"> </w:t>
+      </w:r>
+      <w:r>
+        <w:rPr>
+          <w:rStyle w:val="VerbatimChar"/>
+        </w:rPr>
+        <w:t xml:space="preserve">jpackage</w:t>
+      </w:r>
+      <w:r>
+        <w:t xml:space="preserve"> </w:t>
+      </w:r>
+      <w:r>
+        <w:t xml:space="preserve">и</w:t>
+      </w:r>
+      <w:r>
+        <w:t xml:space="preserve"> </w:t>
+      </w:r>
+      <w:r>
+        <w:rPr>
+          <w:rStyle w:val="VerbatimChar"/>
+        </w:rPr>
+        <w:t xml:space="preserve">objcopy</w:t>
+      </w:r>
+      <w:r>
+        <w:t xml:space="preserve"> </w:t>
+      </w:r>
+      <w:r>
+        <w:t xml:space="preserve">в nix store, потому что в</w:t>
+      </w:r>
+      <w:r>
+        <w:t xml:space="preserve"> </w:t>
+      </w:r>
+      <w:r>
+        <w:rPr>
+          <w:rStyle w:val="VerbatimChar"/>
+        </w:rPr>
+        <w:t xml:space="preserve">PATH</w:t>
+      </w:r>
+      <w:r>
+        <w:t xml:space="preserve"> </w:t>
+      </w:r>
+      <w:r>
+        <w:t xml:space="preserve">их нет. Результаты складываются в</w:t>
+      </w:r>
+      <w:r>
+        <w:t xml:space="preserve"> </w:t>
+      </w:r>
+      <w:r>
+        <w:rPr>
+          <w:rStyle w:val="VerbatimChar"/>
+        </w:rPr>
+        <w:t xml:space="preserve">APP/build/dist/</w:t>
+      </w:r>
+      <w:r>
+        <w:t xml:space="preserve">.</w:t>
+      </w:r>
+    </w:p>
+    <w:p>
+      <w:pPr>
+        <w:pStyle w:val="BodyText"/>
+      </w:pPr>
+      <w:r>
+        <w:t xml:space="preserve">Скрипт зовёт</w:t>
+      </w:r>
+      <w:r>
+        <w:t xml:space="preserve"> </w:t>
+      </w:r>
+      <w:r>
+        <w:rPr>
+          <w:rStyle w:val="VerbatimChar"/>
+        </w:rPr>
+        <w:t xml:space="preserve">scripts/finish-deb.sh</w:t>
+      </w:r>
+      <w:r>
+        <w:t xml:space="preserve">, а тот в репозиторий не входит. На чистой</w:t>
+      </w:r>
+      <w:r>
+        <w:t xml:space="preserve"> </w:t>
+      </w:r>
+      <w:r>
+        <w:t xml:space="preserve">машине его нет, и тогда</w:t>
+      </w:r>
+      <w:r>
+        <w:t xml:space="preserve"> </w:t>
+      </w:r>
+      <w:r>
+        <w:rPr>
+          <w:rStyle w:val="VerbatimChar"/>
+        </w:rPr>
+        <w:t xml:space="preserve">.deb</w:t>
+      </w:r>
+      <w:r>
+        <w:t xml:space="preserve"> </w:t>
+      </w:r>
+      <w:r>
+        <w:t xml:space="preserve">остаётся сырым и получает имя</w:t>
+      </w:r>
+      <w:r>
+        <w:t xml:space="preserve"> </w:t>
+      </w:r>
+      <w:r>
+        <w:rPr>
+          <w:rStyle w:val="VerbatimChar"/>
+        </w:rPr>
+        <w:t xml:space="preserve">zapp_UNFINISHED_amd64.deb</w:t>
+      </w:r>
+      <w:r>
+        <w:t xml:space="preserve"> </w:t>
+      </w:r>
+      <w:r>
+        <w:t xml:space="preserve">-- чтобы спутать дополненный пакет с сырым было нельзя.</w:t>
+      </w:r>
+    </w:p>
+    <w:bookmarkEnd w:id="40"/>
+    <w:bookmarkStart w:id="41" w:name="публикуемость-артефактов"/>
+    <w:p>
+      <w:pPr>
+        <w:pStyle w:val="Heading3"/>
+      </w:pPr>
+      <w:r>
+        <w:t xml:space="preserve">Публикуемость артефактов</w:t>
+      </w:r>
+    </w:p>
+    <w:p>
+      <w:pPr>
+        <w:pStyle w:val="FirstParagraph"/>
+      </w:pPr>
+      <w:r>
+        <w:t xml:space="preserve">NixOS-сборка вписывает</w:t>
+      </w:r>
+      <w:r>
+        <w:t xml:space="preserve"> </w:t>
+      </w:r>
+      <w:r>
+        <w:rPr>
+          <w:rStyle w:val="VerbatimChar"/>
+        </w:rPr>
+        <w:t xml:space="preserve">/nix/store</w:t>
+      </w:r>
+      <w:r>
+        <w:t xml:space="preserve"> </w:t>
+      </w:r>
+      <w:r>
+        <w:t xml:space="preserve">в интерпретатор launcher'а и в runtime jlink,</w:t>
+      </w:r>
+      <w:r>
+        <w:t xml:space="preserve"> </w:t>
+      </w:r>
+      <w:r>
+        <w:t xml:space="preserve">поэтому AppImage и</w:t>
+      </w:r>
+      <w:r>
+        <w:t xml:space="preserve"> </w:t>
+      </w:r>
+      <w:r>
+        <w:rPr>
+          <w:rStyle w:val="VerbatimChar"/>
+        </w:rPr>
+        <w:t xml:space="preserve">.deb</w:t>
+      </w:r>
+      <w:r>
+        <w:t xml:space="preserve"> </w:t>
+      </w:r>
+      <w:r>
+        <w:t xml:space="preserve">отсюда на Debian, Ubuntu и Windows не запустятся.</w:t>
+      </w:r>
+      <w:r>
+        <w:t xml:space="preserve"> </w:t>
+      </w:r>
+      <w:r>
+        <w:t xml:space="preserve">Проверено: у ELF-файла</w:t>
+      </w:r>
+      <w:r>
+        <w:t xml:space="preserve"> </w:t>
+      </w:r>
+      <w:r>
+        <w:rPr>
+          <w:rStyle w:val="VerbatimChar"/>
+        </w:rPr>
+        <w:t xml:space="preserve">bin/zapp</w:t>
+      </w:r>
+      <w:r>
+        <w:t xml:space="preserve"> </w:t>
+      </w:r>
+      <w:r>
+        <w:t xml:space="preserve">внутри пакета</w:t>
+      </w:r>
+      <w:r>
+        <w:t xml:space="preserve"> </w:t>
+      </w:r>
+      <w:r>
+        <w:rPr>
+          <w:rStyle w:val="VerbatimChar"/>
+        </w:rPr>
+        <w:t xml:space="preserve">interpreter</w:t>
+      </w:r>
+      <w:r>
+        <w:t xml:space="preserve"> </w:t>
+      </w:r>
+      <w:r>
+        <w:t xml:space="preserve">указывает на</w:t>
+      </w:r>
+      <w:r>
+        <w:t xml:space="preserve"> </w:t>
+      </w:r>
+      <w:r>
+        <w:rPr>
+          <w:rStyle w:val="VerbatimChar"/>
+        </w:rPr>
+        <w:t xml:space="preserve">/nix/store/...-glibc-2.42/lib/ld-linux-x86-64.so.2</w:t>
+      </w:r>
+      <w:r>
+        <w:t xml:space="preserve">, и то же в</w:t>
+      </w:r>
+      <w:r>
+        <w:t xml:space="preserve"> </w:t>
+      </w:r>
+      <w:r>
+        <w:rPr>
+          <w:rStyle w:val="VerbatimChar"/>
+        </w:rPr>
+        <w:t xml:space="preserve">libapplauncher.so</w:t>
+      </w:r>
+      <w:r>
+        <w:t xml:space="preserve"> </w:t>
+      </w:r>
+      <w:r>
+        <w:t xml:space="preserve">и в</w:t>
+      </w:r>
+      <w:r>
+        <w:t xml:space="preserve"> </w:t>
+      </w:r>
+      <w:r>
+        <w:rPr>
+          <w:rStyle w:val="VerbatimChar"/>
+        </w:rPr>
+        <w:t xml:space="preserve">lib/runtime/lib/*.so</w:t>
+      </w:r>
+      <w:r>
+        <w:t xml:space="preserve">.</w:t>
+      </w:r>
+    </w:p>
+    <w:p>
+      <w:pPr>
+        <w:pStyle w:val="BodyText"/>
+      </w:pPr>
+      <w:r>
+        <w:t xml:space="preserve">Скрипт распаковывает каждый артефакт и раскладывает их по спискам:</w:t>
+      </w:r>
+    </w:p>
+    <w:tbl>
+      <w:tblPr>
+        <w:tblStyle w:val="Table"/>
+        <w:tblW w:type="auto" w:w="0"/>
+        <w:tblLook w:firstRow="1" w:lastRow="0" w:firstColumn="0" w:lastColumn="0" w:noHBand="0" w:noVBand="0" w:val="0020"/>
+      </w:tblPr>
+      <w:tblGrid>
+        <w:gridCol w:w="3960"/>
+        <w:gridCol w:w="3960"/>
+      </w:tblGrid>
+      <w:tr>
+        <w:trPr>
+          <w:tblHeader w:val="on"/>
+        </w:trPr>
+        <w:tc>
+          <w:tcPr/>
+          <w:p>
+            <w:pPr>
+              <w:pStyle w:val="Compact"/>
+            </w:pPr>
+            <w:r>
+              <w:t xml:space="preserve">Список</w:t>
+            </w:r>
+          </w:p>
+        </w:tc>
+        <w:tc>
+          <w:tcPr/>
+          <w:p>
+            <w:pPr>
+              <w:pStyle w:val="Compact"/>
+            </w:pPr>
+            <w:r>
+              <w:t xml:space="preserve">Что попадает</w:t>
+            </w:r>
+          </w:p>
+        </w:tc>
+      </w:tr>
+      <w:tr>
+        <w:tc>
+          <w:tcPr/>
+          <w:p>
+            <w:pPr>
+              <w:pStyle w:val="Compact"/>
+            </w:pPr>
+            <w:r>
+              <w:rPr>
+                <w:rStyle w:val="VerbatimChar"/>
+              </w:rPr>
+              <w:t xml:space="preserve">PUBLISHABLE</w:t>
+            </w:r>
+          </w:p>
+        </w:tc>
+        <w:tc>
+          <w:tcPr/>
+          <w:p>
+            <w:pPr>
+              <w:pStyle w:val="Compact"/>
+            </w:pPr>
+            <w:r>
+              <w:t xml:space="preserve">APK и uber-JAR</w:t>
+            </w:r>
+          </w:p>
+        </w:tc>
+      </w:tr>
+      <w:tr>
+        <w:tc>
+          <w:tcPr/>
+          <w:p>
+            <w:pPr>
+              <w:pStyle w:val="Compact"/>
+            </w:pPr>
+            <w:r>
+              <w:rPr>
+                <w:rStyle w:val="VerbatimChar"/>
+              </w:rPr>
+              <w:t xml:space="preserve">UNPUBLISHABLE</w:t>
+            </w:r>
+          </w:p>
+        </w:tc>
+        <w:tc>
+          <w:tcPr/>
+          <w:p>
+            <w:pPr>
+              <w:pStyle w:val="Compact"/>
+            </w:pPr>
+            <w:r>
+              <w:t xml:space="preserve">AppImage и</w:t>
+            </w:r>
+            <w:r>
+              <w:t xml:space="preserve"> </w:t>
+            </w:r>
+            <w:r>
+              <w:rPr>
+                <w:rStyle w:val="VerbatimChar"/>
+              </w:rPr>
+              <w:t xml:space="preserve">.deb</w:t>
+            </w:r>
+          </w:p>
+        </w:tc>
+      </w:tr>
+    </w:tbl>
+    <w:p>
+      <w:pPr>
+        <w:pStyle w:val="BodyText"/>
+      </w:pPr>
+      <w:r>
+        <w:t xml:space="preserve">Распаковка обязательна. AppImage -- это squashfs,</w:t>
+      </w:r>
+      <w:r>
+        <w:t xml:space="preserve"> </w:t>
+      </w:r>
+      <w:r>
+        <w:rPr>
+          <w:rStyle w:val="VerbatimChar"/>
+        </w:rPr>
+        <w:t xml:space="preserve">.deb</w:t>
+      </w:r>
+      <w:r>
+        <w:t xml:space="preserve"> </w:t>
+      </w:r>
+      <w:r>
+        <w:t xml:space="preserve">-- сжатый tar в ar,</w:t>
+      </w:r>
+      <w:r>
+        <w:t xml:space="preserve"> </w:t>
+      </w:r>
+      <w:r>
+        <w:rPr>
+          <w:rStyle w:val="VerbatimChar"/>
+        </w:rPr>
+        <w:t xml:space="preserve">.apk</w:t>
+      </w:r>
+      <w:r>
+        <w:t xml:space="preserve"> </w:t>
+      </w:r>
+      <w:r>
+        <w:t xml:space="preserve">и</w:t>
+      </w:r>
+      <w:r>
+        <w:t xml:space="preserve"> </w:t>
+      </w:r>
+      <w:r>
+        <w:rPr>
+          <w:rStyle w:val="VerbatimChar"/>
+        </w:rPr>
+        <w:t xml:space="preserve">.jar</w:t>
+      </w:r>
+      <w:r>
+        <w:t xml:space="preserve"> </w:t>
+      </w:r>
+      <w:r>
+        <w:t xml:space="preserve">-- zip. Поиск байтов прямо в файле в сжатом контейнере ничего не</w:t>
+      </w:r>
+      <w:r>
+        <w:t xml:space="preserve"> </w:t>
+      </w:r>
+      <w:r>
+        <w:t xml:space="preserve">находит и объявляет NixOS-сборку годной к публикации. Поэтому</w:t>
+      </w:r>
+      <w:r>
+        <w:t xml:space="preserve"> </w:t>
+      </w:r>
+      <w:r>
+        <w:rPr>
+          <w:rStyle w:val="VerbatimChar"/>
+        </w:rPr>
+        <w:t xml:space="preserve">.deb</w:t>
+      </w:r>
+      <w:r>
+        <w:t xml:space="preserve"> </w:t>
+      </w:r>
+      <w:r>
+        <w:t xml:space="preserve">распаковывается через</w:t>
+      </w:r>
+      <w:r>
+        <w:t xml:space="preserve"> </w:t>
+      </w:r>
+      <w:r>
+        <w:rPr>
+          <w:rStyle w:val="VerbatimChar"/>
+        </w:rPr>
+        <w:t xml:space="preserve">dpkg-deb -x</w:t>
+      </w:r>
+      <w:r>
+        <w:t xml:space="preserve">, zip -- через</w:t>
+      </w:r>
+      <w:r>
+        <w:t xml:space="preserve"> </w:t>
+      </w:r>
+      <w:r>
+        <w:rPr>
+          <w:rStyle w:val="VerbatimChar"/>
+        </w:rPr>
+        <w:t xml:space="preserve">unzip -p</w:t>
+      </w:r>
+      <w:r>
+        <w:t xml:space="preserve">, а AppImage</w:t>
+      </w:r>
+      <w:r>
+        <w:t xml:space="preserve"> </w:t>
+      </w:r>
+      <w:r>
+        <w:t xml:space="preserve">проверяется по appdir, из которого он собран.</w:t>
+      </w:r>
+    </w:p>
+    <w:p>
+      <w:pPr>
+        <w:pStyle w:val="BodyText"/>
+      </w:pPr>
+      <w:r>
+        <w:t xml:space="preserve">Полные публикуемые дистрибутивы собирает CI на</w:t>
+      </w:r>
+      <w:r>
+        <w:t xml:space="preserve"> </w:t>
+      </w:r>
+      <w:r>
+        <w:rPr>
+          <w:rStyle w:val="VerbatimChar"/>
+        </w:rPr>
+        <w:t xml:space="preserve">ubuntu</w:t>
+      </w:r>
+      <w:r>
+        <w:t xml:space="preserve"> </w:t>
+      </w:r>
+      <w:r>
+        <w:t xml:space="preserve">и</w:t>
+      </w:r>
+      <w:r>
+        <w:t xml:space="preserve"> </w:t>
+      </w:r>
+      <w:r>
+        <w:rPr>
+          <w:rStyle w:val="VerbatimChar"/>
+        </w:rPr>
+        <w:t xml:space="preserve">windows</w:t>
+      </w:r>
+      <w:r>
+        <w:t xml:space="preserve">.</w:t>
+      </w:r>
+    </w:p>
+    <w:p>
+      <w:pPr>
+        <w:pStyle w:val="BodyText"/>
+      </w:pPr>
+      <w:r>
+        <w:t xml:space="preserve">Размеры собранного на этой машине: APK 58.6 МБ, uber-JAR 74.6 МБ, дополненный</w:t>
+      </w:r>
+      <w:r>
+        <w:t xml:space="preserve"> </w:t>
+      </w:r>
+      <w:r>
+        <w:rPr>
+          <w:rStyle w:val="VerbatimChar"/>
+        </w:rPr>
+        <w:t xml:space="preserve">.deb</w:t>
+      </w:r>
+      <w:r>
+        <w:t xml:space="preserve"> </w:t>
+      </w:r>
+      <w:r>
+        <w:t xml:space="preserve">85.7 МБ, AppImage 100.9 МБ. Uber-JAR проверен запуском: процесс живёт и</w:t>
+      </w:r>
+      <w:r>
+        <w:t xml:space="preserve"> </w:t>
+      </w:r>
+      <w:r>
+        <w:t xml:space="preserve">не падает.</w:t>
+      </w:r>
+    </w:p>
+    <w:bookmarkEnd w:id="41"/>
+    <w:bookmarkStart w:id="42" w:name="deb"/>
+    <w:p>
+      <w:pPr>
+        <w:pStyle w:val="Heading3"/>
+      </w:pPr>
+      <w:r>
+        <w:rPr>
+          <w:rStyle w:val="VerbatimChar"/>
+        </w:rPr>
+        <w:t xml:space="preserve">.deb</w:t>
+      </w:r>
+    </w:p>
+    <w:p>
+      <w:pPr>
+        <w:pStyle w:val="FirstParagraph"/>
+      </w:pPr>
+      <w:r>
+        <w:t xml:space="preserve">Сырой jpackage-пакет непригоден по пяти причинам, и</w:t>
+      </w:r>
+      <w:r>
+        <w:t xml:space="preserve"> </w:t>
+      </w:r>
+      <w:r>
+        <w:rPr>
+          <w:rStyle w:val="VerbatimChar"/>
+        </w:rPr>
+        <w:t xml:space="preserve">finish-deb.sh</w:t>
+      </w:r>
+      <w:r>
+        <w:t xml:space="preserve"> </w:t>
+      </w:r>
+      <w:r>
+        <w:t xml:space="preserve">их закрывает:</w:t>
+      </w:r>
+    </w:p>
+    <w:p>
+      <w:pPr>
+        <w:pStyle w:val="Compact"/>
+        <w:numPr>
+          <w:ilvl w:val="0"/>
+          <w:numId w:val="1004"/>
+        </w:numPr>
+      </w:pPr>
+      <w:r>
+        <w:rPr>
+          <w:rStyle w:val="VerbatimChar"/>
+        </w:rPr>
+        <w:t xml:space="preserve">/usr/bin/zapp</w:t>
+      </w:r>
+      <w:r>
+        <w:t xml:space="preserve"> </w:t>
+      </w:r>
+      <w:r>
+        <w:t xml:space="preserve">-- симлинк-лаунчер. jpackage кладёт исполняемый файл только в</w:t>
+      </w:r>
+      <w:r>
+        <w:t xml:space="preserve"> </w:t>
+      </w:r>
+      <w:r>
+        <w:rPr>
+          <w:rStyle w:val="VerbatimChar"/>
+        </w:rPr>
+        <w:t xml:space="preserve">/opt/&lt;pkg&gt;/bin/</w:t>
+      </w:r>
+      <w:r>
+        <w:t xml:space="preserve"> </w:t>
+      </w:r>
+      <w:r>
+        <w:t xml:space="preserve">и в</w:t>
+      </w:r>
+      <w:r>
+        <w:t xml:space="preserve"> </w:t>
+      </w:r>
+      <w:r>
+        <w:rPr>
+          <w:rStyle w:val="VerbatimChar"/>
+        </w:rPr>
+        <w:t xml:space="preserve">/usr/bin</w:t>
+      </w:r>
+      <w:r>
+        <w:t xml:space="preserve"> </w:t>
+      </w:r>
+      <w:r>
+        <w:t xml:space="preserve">не делает ничего, поэтому после установки</w:t>
+      </w:r>
+      <w:r>
+        <w:t xml:space="preserve"> </w:t>
+      </w:r>
+      <w:r>
+        <w:t xml:space="preserve">команду нельзя набрать в терминале, только мышкой через меню;</w:t>
+      </w:r>
+    </w:p>
+    <w:p>
+      <w:pPr>
+        <w:pStyle w:val="Compact"/>
+        <w:numPr>
+          <w:ilvl w:val="0"/>
+          <w:numId w:val="1004"/>
+        </w:numPr>
+      </w:pPr>
+      <w:r>
+        <w:rPr>
+          <w:rStyle w:val="VerbatimChar"/>
+        </w:rPr>
+        <w:t xml:space="preserve">/usr/share/applications/zapp.desktop</w:t>
+      </w:r>
+      <w:r>
+        <w:t xml:space="preserve"> </w:t>
+      </w:r>
+      <w:r>
+        <w:t xml:space="preserve">-- jpackage регистрирует</w:t>
+      </w:r>
+      <w:r>
+        <w:t xml:space="preserve"> </w:t>
+      </w:r>
+      <w:r>
+        <w:rPr>
+          <w:rStyle w:val="VerbatimChar"/>
+        </w:rPr>
+        <w:t xml:space="preserve">.desktop</w:t>
+      </w:r>
+      <w:r>
+        <w:t xml:space="preserve"> </w:t>
+      </w:r>
+      <w:r>
+        <w:t xml:space="preserve">только</w:t>
+      </w:r>
+      <w:r>
+        <w:t xml:space="preserve"> </w:t>
+      </w:r>
+      <w:r>
+        <w:t xml:space="preserve">вызовом</w:t>
+      </w:r>
+      <w:r>
+        <w:t xml:space="preserve"> </w:t>
+      </w:r>
+      <w:r>
+        <w:rPr>
+          <w:rStyle w:val="VerbatimChar"/>
+        </w:rPr>
+        <w:t xml:space="preserve">xdg-desktop-menu install</w:t>
+      </w:r>
+      <w:r>
+        <w:t xml:space="preserve"> </w:t>
+      </w:r>
+      <w:r>
+        <w:t xml:space="preserve">из</w:t>
+      </w:r>
+      <w:r>
+        <w:t xml:space="preserve"> </w:t>
+      </w:r>
+      <w:r>
+        <w:rPr>
+          <w:rStyle w:val="VerbatimChar"/>
+        </w:rPr>
+        <w:t xml:space="preserve">postinst</w:t>
+      </w:r>
+      <w:r>
+        <w:t xml:space="preserve">, и без</w:t>
+      </w:r>
+      <w:r>
+        <w:t xml:space="preserve"> </w:t>
+      </w:r>
+      <w:r>
+        <w:rPr>
+          <w:rStyle w:val="VerbatimChar"/>
+        </w:rPr>
+        <w:t xml:space="preserve">xdg-utils</w:t>
+      </w:r>
+      <w:r>
+        <w:t xml:space="preserve"> </w:t>
+      </w:r>
+      <w:r>
+        <w:t xml:space="preserve">запись в</w:t>
+      </w:r>
+      <w:r>
+        <w:t xml:space="preserve"> </w:t>
+      </w:r>
+      <w:r>
+        <w:t xml:space="preserve">меню просто не появляется;</w:t>
+      </w:r>
+    </w:p>
+    <w:p>
+      <w:pPr>
+        <w:pStyle w:val="Compact"/>
+        <w:numPr>
+          <w:ilvl w:val="0"/>
+          <w:numId w:val="1004"/>
+        </w:numPr>
+      </w:pPr>
+      <w:r>
+        <w:rPr>
+          <w:rStyle w:val="VerbatimChar"/>
+        </w:rPr>
+        <w:t xml:space="preserve">/usr/share/icons/hicolor/512x512/apps/zapp.png</w:t>
+      </w:r>
+      <w:r>
+        <w:t xml:space="preserve"> </w:t>
+      </w:r>
+      <w:r>
+        <w:t xml:space="preserve">-- чтобы иконка нашлась по</w:t>
+      </w:r>
+      <w:r>
+        <w:t xml:space="preserve"> </w:t>
+      </w:r>
+      <w:r>
+        <w:t xml:space="preserve">стандарту, а не абсолютным путём в</w:t>
+      </w:r>
+      <w:r>
+        <w:t xml:space="preserve"> </w:t>
+      </w:r>
+      <w:r>
+        <w:rPr>
+          <w:rStyle w:val="VerbatimChar"/>
+        </w:rPr>
+        <w:t xml:space="preserve">/opt</w:t>
+      </w:r>
+      <w:r>
+        <w:t xml:space="preserve">;</w:t>
+      </w:r>
+    </w:p>
+    <w:p>
+      <w:pPr>
+        <w:pStyle w:val="Compact"/>
+        <w:numPr>
+          <w:ilvl w:val="0"/>
+          <w:numId w:val="1004"/>
+        </w:numPr>
+      </w:pPr>
+      <w:r>
+        <w:rPr>
+          <w:rStyle w:val="VerbatimChar"/>
+        </w:rPr>
+        <w:t xml:space="preserve">Depends</w:t>
+      </w:r>
+      <w:r>
+        <w:t xml:space="preserve"> </w:t>
+      </w:r>
+      <w:r>
+        <w:t xml:space="preserve">в</w:t>
+      </w:r>
+      <w:r>
+        <w:t xml:space="preserve"> </w:t>
+      </w:r>
+      <w:r>
+        <w:rPr>
+          <w:rStyle w:val="VerbatimChar"/>
+        </w:rPr>
+        <w:t xml:space="preserve">control</w:t>
+      </w:r>
+      <w:r>
+        <w:t xml:space="preserve"> </w:t>
+      </w:r>
+      <w:r>
+        <w:t xml:space="preserve">заменяется целиком. jpackage считает зависимости через</w:t>
+      </w:r>
+      <w:r>
+        <w:t xml:space="preserve"> </w:t>
+      </w:r>
+      <w:r>
+        <w:rPr>
+          <w:rStyle w:val="VerbatimChar"/>
+        </w:rPr>
+        <w:t xml:space="preserve">jdeps</w:t>
+      </w:r>
+      <w:r>
+        <w:t xml:space="preserve">, а на NixOS тот не находит библиотеки вне</w:t>
+      </w:r>
+      <w:r>
+        <w:t xml:space="preserve"> </w:t>
+      </w:r>
+      <w:r>
+        <w:rPr>
+          <w:rStyle w:val="VerbatimChar"/>
+        </w:rPr>
+        <w:t xml:space="preserve">/usr/lib</w:t>
+      </w:r>
+      <w:r>
+        <w:t xml:space="preserve">, и в</w:t>
+      </w:r>
+      <w:r>
+        <w:t xml:space="preserve"> </w:t>
+      </w:r>
+      <w:r>
+        <w:rPr>
+          <w:rStyle w:val="VerbatimChar"/>
+        </w:rPr>
+        <w:t xml:space="preserve">control</w:t>
+      </w:r>
+      <w:r>
+        <w:t xml:space="preserve"> </w:t>
+      </w:r>
+      <w:r>
+        <w:t xml:space="preserve">попадает одинокая</w:t>
+      </w:r>
+      <w:r>
+        <w:t xml:space="preserve"> </w:t>
+      </w:r>
+      <w:r>
+        <w:rPr>
+          <w:rStyle w:val="VerbatimChar"/>
+        </w:rPr>
+        <w:t xml:space="preserve">xdg-utils</w:t>
+      </w:r>
+      <w:r>
+        <w:t xml:space="preserve"> </w:t>
+      </w:r>
+      <w:r>
+        <w:t xml:space="preserve">без</w:t>
+      </w:r>
+      <w:r>
+        <w:t xml:space="preserve"> </w:t>
+      </w:r>
+      <w:r>
+        <w:rPr>
+          <w:rStyle w:val="VerbatimChar"/>
+        </w:rPr>
+        <w:t xml:space="preserve">libstdc++6</w:t>
+      </w:r>
+      <w:r>
+        <w:t xml:space="preserve"> </w:t>
+      </w:r>
+      <w:r>
+        <w:t xml:space="preserve">и</w:t>
+      </w:r>
+      <w:r>
+        <w:t xml:space="preserve"> </w:t>
+      </w:r>
+      <w:r>
+        <w:rPr>
+          <w:rStyle w:val="VerbatimChar"/>
+        </w:rPr>
+        <w:t xml:space="preserve">libx11-6</w:t>
+      </w:r>
+      <w:r>
+        <w:t xml:space="preserve">. На реальной</w:t>
+      </w:r>
+      <w:r>
+        <w:t xml:space="preserve"> </w:t>
+      </w:r>
+      <w:r>
+        <w:t xml:space="preserve">Debian-машине пакет встал бы и упал бы при запуске;</w:t>
+      </w:r>
+    </w:p>
+    <w:p>
+      <w:pPr>
+        <w:pStyle w:val="Compact"/>
+        <w:numPr>
+          <w:ilvl w:val="0"/>
+          <w:numId w:val="1004"/>
+        </w:numPr>
+      </w:pPr>
+      <w:r>
+        <w:rPr>
+          <w:rStyle w:val="VerbatimChar"/>
+        </w:rPr>
+        <w:t xml:space="preserve">prerm</w:t>
+      </w:r>
+      <w:r>
+        <w:t xml:space="preserve"> </w:t>
+      </w:r>
+      <w:r>
+        <w:t xml:space="preserve">от jpackage снимает меню голым</w:t>
+      </w:r>
+      <w:r>
+        <w:t xml:space="preserve"> </w:t>
+      </w:r>
+      <w:r>
+        <w:rPr>
+          <w:rStyle w:val="VerbatimChar"/>
+        </w:rPr>
+        <w:t xml:space="preserve">xdg-desktop-menu uninstall</w:t>
+      </w:r>
+      <w:r>
+        <w:t xml:space="preserve"> </w:t>
+      </w:r>
+      <w:r>
+        <w:t xml:space="preserve">без</w:t>
+      </w:r>
+      <w:r>
+        <w:t xml:space="preserve"> </w:t>
+      </w:r>
+      <w:r>
+        <w:rPr>
+          <w:rStyle w:val="VerbatimChar"/>
+        </w:rPr>
+        <w:t xml:space="preserve">command -v</w:t>
+      </w:r>
+      <w:r>
+        <w:t xml:space="preserve"> </w:t>
+      </w:r>
+      <w:r>
+        <w:t xml:space="preserve">и без</w:t>
+      </w:r>
+      <w:r>
+        <w:t xml:space="preserve"> </w:t>
+      </w:r>
+      <w:r>
+        <w:rPr>
+          <w:rStyle w:val="VerbatimChar"/>
+        </w:rPr>
+        <w:t xml:space="preserve">|| true</w:t>
+      </w:r>
+      <w:r>
+        <w:t xml:space="preserve"> </w:t>
+      </w:r>
+      <w:r>
+        <w:t xml:space="preserve">при</w:t>
+      </w:r>
+      <w:r>
+        <w:t xml:space="preserve"> </w:t>
+      </w:r>
+      <w:r>
+        <w:rPr>
+          <w:rStyle w:val="VerbatimChar"/>
+        </w:rPr>
+        <w:t xml:space="preserve">set -e</w:t>
+      </w:r>
+      <w:r>
+        <w:t xml:space="preserve">, из-за чего</w:t>
+      </w:r>
+      <w:r>
+        <w:t xml:space="preserve"> </w:t>
+      </w:r>
+      <w:r>
+        <w:rPr>
+          <w:rStyle w:val="VerbatimChar"/>
+        </w:rPr>
+        <w:t xml:space="preserve">apt remove</w:t>
+      </w:r>
+      <w:r>
+        <w:t xml:space="preserve"> </w:t>
+      </w:r>
+      <w:r>
+        <w:t xml:space="preserve">падал бы</w:t>
+      </w:r>
+      <w:r>
+        <w:t xml:space="preserve"> </w:t>
+      </w:r>
+      <w:r>
+        <w:t xml:space="preserve">с кодом 1.</w:t>
+      </w:r>
+    </w:p>
+    <w:p>
+      <w:pPr>
+        <w:pStyle w:val="FirstParagraph"/>
+      </w:pPr>
+      <w:r>
+        <w:rPr>
+          <w:rStyle w:val="VerbatimChar"/>
+        </w:rPr>
+        <w:t xml:space="preserve">libasound2</w:t>
+      </w:r>
+      <w:r>
+        <w:t xml:space="preserve"> </w:t>
+      </w:r>
+      <w:r>
+        <w:t xml:space="preserve">записывается как</w:t>
+      </w:r>
+      <w:r>
+        <w:t xml:space="preserve"> </w:t>
+      </w:r>
+      <w:r>
+        <w:rPr>
+          <w:rStyle w:val="VerbatimChar"/>
+        </w:rPr>
+        <w:t xml:space="preserve">libasound2 | libasound2t64</w:t>
+      </w:r>
+      <w:r>
+        <w:t xml:space="preserve">: на Debian 13 (trixie)</w:t>
+      </w:r>
+      <w:r>
+        <w:t xml:space="preserve"> </w:t>
+      </w:r>
+      <w:r>
+        <w:t xml:space="preserve">пакет называется</w:t>
+      </w:r>
+      <w:r>
+        <w:t xml:space="preserve"> </w:t>
+      </w:r>
+      <w:r>
+        <w:rPr>
+          <w:rStyle w:val="VerbatimChar"/>
+        </w:rPr>
+        <w:t xml:space="preserve">libasound2t64</w:t>
+      </w:r>
+      <w:r>
+        <w:t xml:space="preserve">, на bookworm --</w:t>
+      </w:r>
+      <w:r>
+        <w:t xml:space="preserve"> </w:t>
+      </w:r>
+      <w:r>
+        <w:rPr>
+          <w:rStyle w:val="VerbatimChar"/>
+        </w:rPr>
+        <w:t xml:space="preserve">libasound2</w:t>
+      </w:r>
+      <w:r>
+        <w:t xml:space="preserve">.</w:t>
+      </w:r>
+    </w:p>
+    <w:p>
+      <w:pPr>
+        <w:pStyle w:val="BodyText"/>
+      </w:pPr>
+      <w:r>
+        <w:t xml:space="preserve">Собирать</w:t>
+      </w:r>
+      <w:r>
+        <w:t xml:space="preserve"> </w:t>
+      </w:r>
+      <w:r>
+        <w:rPr>
+          <w:rStyle w:val="VerbatimChar"/>
+        </w:rPr>
+        <w:t xml:space="preserve">finish-deb.sh</w:t>
+      </w:r>
+      <w:r>
+        <w:t xml:space="preserve"> </w:t>
+      </w:r>
+      <w:r>
+        <w:t xml:space="preserve">нужно на файле</w:t>
+      </w:r>
+      <w:r>
+        <w:t xml:space="preserve"> </w:t>
+      </w:r>
+      <w:r>
+        <w:rPr>
+          <w:rStyle w:val="VerbatimChar"/>
+        </w:rPr>
+        <w:t xml:space="preserve">*_amd64.deb</w:t>
+      </w:r>
+      <w:r>
+        <w:t xml:space="preserve"> </w:t>
+      </w:r>
+      <w:r>
+        <w:t xml:space="preserve">без суффикса</w:t>
+      </w:r>
+      <w:r>
+        <w:t xml:space="preserve"> </w:t>
+      </w:r>
+      <w:r>
+        <w:rPr>
+          <w:rStyle w:val="VerbatimChar"/>
+        </w:rPr>
+        <w:t xml:space="preserve">_zapp</w:t>
+      </w:r>
+      <w:r>
+        <w:t xml:space="preserve">,</w:t>
+      </w:r>
+      <w:r>
+        <w:t xml:space="preserve"> </w:t>
+      </w:r>
+      <w:r>
+        <w:t xml:space="preserve">иначе получится</w:t>
+      </w:r>
+      <w:r>
+        <w:t xml:space="preserve"> </w:t>
+      </w:r>
+      <w:r>
+        <w:rPr>
+          <w:rStyle w:val="VerbatimChar"/>
+        </w:rPr>
+        <w:t xml:space="preserve">*_zapp_zapp.deb</w:t>
+      </w:r>
+      <w:r>
+        <w:t xml:space="preserve">.</w:t>
+      </w:r>
+    </w:p>
+    <w:bookmarkEnd w:id="42"/>
+    <w:bookmarkStart w:id="43" w:name="подпись"/>
+    <w:p>
+      <w:pPr>
+        <w:pStyle w:val="Heading3"/>
+      </w:pPr>
+      <w:r>
+        <w:t xml:space="preserve">Подпись</w:t>
+      </w:r>
+    </w:p>
+    <w:p>
+      <w:pPr>
+        <w:pStyle w:val="SourceCode"/>
+      </w:pPr>
+      <w:r>
+        <w:rPr>
+          <w:rStyle w:val="VerbatimChar"/>
+        </w:rPr>
+        <w:t xml:space="preserve"># signing/keystore.properties, в .gitignore</w:t>
+      </w:r>
+      <w:r>
+        <w:br/>
+      </w:r>
+      <w:r>
+        <w:rPr>
+          <w:rStyle w:val="VerbatimChar"/>
+        </w:rPr>
+        <w:t xml:space="preserve">storeFile=/путь/к/keystore.jks</w:t>
+      </w:r>
+      <w:r>
+        <w:br/>
+      </w:r>
+      <w:r>
+        <w:rPr>
+          <w:rStyle w:val="VerbatimChar"/>
+        </w:rPr>
+        <w:t xml:space="preserve">storePassword=...</w:t>
+      </w:r>
+      <w:r>
+        <w:br/>
+      </w:r>
+      <w:r>
+        <w:rPr>
+          <w:rStyle w:val="VerbatimChar"/>
+        </w:rPr>
+        <w:t xml:space="preserve">keyAlias=...</w:t>
+      </w:r>
+      <w:r>
+        <w:br/>
+      </w:r>
+      <w:r>
+        <w:rPr>
+          <w:rStyle w:val="VerbatimChar"/>
+        </w:rPr>
+        <w:t xml:space="preserve">keyPassword=...</w:t>
+      </w:r>
+    </w:p>
+    <w:p>
+      <w:r>
+        <w:pict>
+          <v:rect style="width:0;height:1.5pt" o:hralign="center" o:hrstd="t" o:hr="t"/>
+        </w:pict>
+      </w:r>
+    </w:p>
+    <w:bookmarkEnd w:id="43"/>
+    <w:bookmarkEnd w:id="44"/>
+    <w:bookmarkStart w:id="45" w:name="X8f77beb661d7d8feac2247f2a06b4c5acd18ee4"/>
+    <w:p>
+      <w:pPr>
+        <w:pStyle w:val="Heading2"/>
+      </w:pPr>
+      <w:r>
+        <w:t xml:space="preserve">9. CI</w:t>
+      </w:r>
+    </w:p>
+    <w:p>
+      <w:pPr>
+        <w:pStyle w:val="FirstParagraph"/>
+      </w:pPr>
+      <w:r>
+        <w:rPr>
+          <w:rStyle w:val="VerbatimChar"/>
+        </w:rPr>
+        <w:t xml:space="preserve">.github/workflows/build.yml</w:t>
+      </w:r>
+      <w:r>
+        <w:t xml:space="preserve">, четыре джобы:</w:t>
+      </w:r>
+    </w:p>
+    <w:tbl>
+      <w:tblPr>
+        <w:tblStyle w:val="Table"/>
+        <w:tblW w:type="auto" w:w="0"/>
+        <w:tblLook w:firstRow="1" w:lastRow="0" w:firstColumn="0" w:lastColumn="0" w:noHBand="0" w:noVBand="0" w:val="0020"/>
+      </w:tblPr>
+      <w:tblGrid>
+        <w:gridCol w:w="2640"/>
+        <w:gridCol w:w="2640"/>
+        <w:gridCol w:w="2640"/>
+      </w:tblGrid>
+      <w:tr>
+        <w:trPr>
+          <w:tblHeader w:val="on"/>
+        </w:trPr>
+        <w:tc>
+          <w:tcPr/>
+          <w:p>
+            <w:pPr>
+              <w:pStyle w:val="Compact"/>
+            </w:pPr>
+            <w:r>
               <w:t xml:space="preserve">Джоба</w:t>
             </w:r>
           </w:p>
@@ -6185,6 +9051,12 @@
       <w:r>
         <w:t xml:space="preserve">, ручной запуск.</w:t>
       </w:r>
+      <w:r>
+        <w:t xml:space="preserve"> </w:t>
+      </w:r>
+      <w:r>
+        <w:t xml:space="preserve">Параллельные прогоны отменяются по группе ветки.</w:t>
+      </w:r>
     </w:p>
     <w:p>
       <w:pPr>
@@ -6203,16 +9075,22 @@
         <w:t xml:space="preserve">APP/</w:t>
       </w:r>
       <w:r>
-        <w:t xml:space="preserve">, потому что в корне репозитория лежат ещё</w:t>
-      </w:r>
-      <w:r>
-        <w:t xml:space="preserve"> </w:t>
-      </w:r>
-      <w:r>
-        <w:rPr>
-          <w:rStyle w:val="VerbatimChar"/>
-        </w:rPr>
-        <w:t xml:space="preserve">docs/</w:t>
+        <w:t xml:space="preserve">, потому что в корне репозитория лежат</w:t>
+      </w:r>
+      <w:r>
+        <w:t xml:space="preserve"> </w:t>
+      </w:r>
+      <w:r>
+        <w:t xml:space="preserve">ещё</w:t>
+      </w:r>
+      <w:r>
+        <w:t xml:space="preserve"> </w:t>
+      </w:r>
+      <w:r>
+        <w:rPr>
+          <w:rStyle w:val="VerbatimChar"/>
+        </w:rPr>
+        <w:t xml:space="preserve">ABOUT.md</w:t>
       </w:r>
       <w:r>
         <w:t xml:space="preserve"> </w:t>
@@ -6227,7 +9105,7 @@
         <w:rPr>
           <w:rStyle w:val="VerbatimChar"/>
         </w:rPr>
-        <w:t xml:space="preserve">ABOUT.md</w:t>
+        <w:t xml:space="preserve">DOCX.docx</w:t>
       </w:r>
       <w:r>
         <w:t xml:space="preserve">.</w:t>
@@ -6259,13 +9137,45 @@
         <w:t xml:space="preserve"> </w:t>
       </w:r>
       <w:r>
-        <w:t xml:space="preserve">нет keystore, и неподписанный APK в релиз выкладывать нельзя. Если десктоп-артефактов</w:t>
-      </w:r>
-      <w:r>
-        <w:t xml:space="preserve"> </w:t>
-      </w:r>
-      <w:r>
-        <w:t xml:space="preserve">не найдено, релиз не создаётся вовсе, а не создаётся пустой.</w:t>
+        <w:t xml:space="preserve">нет keystore, а неподписанный APK в релиз выкладывать нельзя. Если десктопных</w:t>
+      </w:r>
+      <w:r>
+        <w:t xml:space="preserve"> </w:t>
+      </w:r>
+      <w:r>
+        <w:t xml:space="preserve">артефактов не найдено, релиз не создаётся вовсе, а не создаётся пустой.</w:t>
+      </w:r>
+    </w:p>
+    <w:p>
+      <w:pPr>
+        <w:pStyle w:val="BodyText"/>
+      </w:pPr>
+      <w:r>
+        <w:t xml:space="preserve">На момент написания файл workflow лежит локально и не запушен: токен доступа</w:t>
+      </w:r>
+      <w:r>
+        <w:t xml:space="preserve"> </w:t>
+      </w:r>
+      <w:r>
+        <w:t xml:space="preserve">репозитория не имеет области</w:t>
+      </w:r>
+      <w:r>
+        <w:t xml:space="preserve"> </w:t>
+      </w:r>
+      <w:r>
+        <w:rPr>
+          <w:rStyle w:val="VerbatimChar"/>
+        </w:rPr>
+        <w:t xml:space="preserve">workflow</w:t>
+      </w:r>
+      <w:r>
+        <w:t xml:space="preserve">, а GitHub не даёт записать такой файл ни</w:t>
+      </w:r>
+      <w:r>
+        <w:t xml:space="preserve"> </w:t>
+      </w:r>
+      <w:r>
+        <w:t xml:space="preserve">через push, ни через API. Все остальные файлы в репозитории.</w:t>
       </w:r>
     </w:p>
     <w:p>
@@ -6275,8 +9185,8 @@
         </w:pict>
       </w:r>
     </w:p>
-    <w:bookmarkEnd w:id="41"/>
-    <w:bookmarkStart w:id="42" w:name="карта-файлов"/>
+    <w:bookmarkEnd w:id="45"/>
+    <w:bookmarkStart w:id="46" w:name="X0a2c190454aacfecab624715110afd538b3fea7"/>
     <w:p>
       <w:pPr>
         <w:pStyle w:val="Heading2"/>
@@ -6311,7 +9221,7 @@
         <w:rPr>
           <w:rStyle w:val="VerbatimChar"/>
         </w:rPr>
-        <w:t xml:space="preserve">├── DOC.md                       этот файл</w:t>
+        <w:t xml:space="preserve">├── DOCX.docx                    этот документ</w:t>
       </w:r>
       <w:r>
         <w:br/>
@@ -6320,6 +9230,15 @@
         <w:rPr>
           <w:rStyle w:val="VerbatimChar"/>
         </w:rPr>
+        <w:t xml:space="preserve">├── DOC.md                       тот же текст в markdown</w:t>
+      </w:r>
+      <w:r>
+        <w:br/>
+      </w:r>
+      <w:r>
+        <w:rPr>
+          <w:rStyle w:val="VerbatimChar"/>
+        </w:rPr>
         <w:t xml:space="preserve">├── LICENSE</w:t>
       </w:r>
       <w:r>
@@ -6338,7 +9257,7 @@
         <w:rPr>
           <w:rStyle w:val="VerbatimChar"/>
         </w:rPr>
-        <w:t xml:space="preserve">├── scripts/finish-deb.sh        доводка .deb</w:t>
+        <w:t xml:space="preserve">└── APP/</w:t>
       </w:r>
       <w:r>
         <w:br/>
@@ -6347,7 +9266,7 @@
         <w:rPr>
           <w:rStyle w:val="VerbatimChar"/>
         </w:rPr>
-        <w:t xml:space="preserve">├── .github/workflows/build.yml  CI</w:t>
+        <w:t xml:space="preserve">    ├── gradle/libs.versions.toml   версии всех библиотек</w:t>
       </w:r>
       <w:r>
         <w:br/>
@@ -6356,7 +9275,7 @@
         <w:rPr>
           <w:rStyle w:val="VerbatimChar"/>
         </w:rPr>
-        <w:t xml:space="preserve">└── APP/</w:t>
+        <w:t xml:space="preserve">    ├── gradle.properties            версия приложения</w:t>
       </w:r>
       <w:r>
         <w:br/>
@@ -6365,7 +9284,7 @@
         <w:rPr>
           <w:rStyle w:val="VerbatimChar"/>
         </w:rPr>
-        <w:t xml:space="preserve">    ├── gradle/libs.versions.toml   версии всех библиотек</w:t>
+        <w:t xml:space="preserve">    ├── build.gradle.kts             плагины с apply false, autoBuild</w:t>
       </w:r>
       <w:r>
         <w:br/>
@@ -6374,7 +9293,7 @@
         <w:rPr>
           <w:rStyle w:val="VerbatimChar"/>
         </w:rPr>
-        <w:t xml:space="preserve">    ├── gradle.properties            версия приложения</w:t>
+        <w:t xml:space="preserve">    ├── build-all.sh                 сборка всех платформ</w:t>
       </w:r>
       <w:r>
         <w:br/>
@@ -6383,7 +9302,7 @@
         <w:rPr>
           <w:rStyle w:val="VerbatimChar"/>
         </w:rPr>
-        <w:t xml:space="preserve">    ├── build.gradle.kts             все плагины с apply false, autoBuild</w:t>
+        <w:t xml:space="preserve">    ├── app/                         Android-приложение</w:t>
       </w:r>
       <w:r>
         <w:br/>
@@ -6392,7 +9311,7 @@
         <w:rPr>
           <w:rStyle w:val="VerbatimChar"/>
         </w:rPr>
-        <w:t xml:space="preserve">    ├── build-all.sh                 сборка всех платформ</w:t>
+        <w:t xml:space="preserve">    │   ├── .gitignore</w:t>
       </w:r>
       <w:r>
         <w:br/>
@@ -6401,7 +9320,7 @@
         <w:rPr>
           <w:rStyle w:val="VerbatimChar"/>
         </w:rPr>
-        <w:t xml:space="preserve">    ├── app/                         Android-приложение</w:t>
+        <w:t xml:space="preserve">    │   ├── proguard-rules.pro</w:t>
       </w:r>
       <w:r>
         <w:br/>
@@ -6437,7 +9356,7 @@
         <w:rPr>
           <w:rStyle w:val="VerbatimChar"/>
         </w:rPr>
-        <w:t xml:space="preserve">    │       └── res/                  иконки, темы, строки</w:t>
+        <w:t xml:space="preserve">    │       └── res/                  иконки, темы, строки, backup-правила</w:t>
       </w:r>
       <w:r>
         <w:br/>
@@ -6455,6 +9374,15 @@
         <w:rPr>
           <w:rStyle w:val="VerbatimChar"/>
         </w:rPr>
+        <w:t xml:space="preserve">    │   ├── .gitignore</w:t>
+      </w:r>
+      <w:r>
+        <w:br/>
+      </w:r>
+      <w:r>
+        <w:rPr>
+          <w:rStyle w:val="VerbatimChar"/>
+        </w:rPr>
         <w:t xml:space="preserve">    │   └── src/</w:t>
       </w:r>
       <w:r>
@@ -6491,7 +9419,7 @@
         <w:rPr>
           <w:rStyle w:val="VerbatimChar"/>
         </w:rPr>
-        <w:t xml:space="preserve">    │       │   │   ├── AppLang.kt        expect + правила выбора языка</w:t>
+        <w:t xml:space="preserve">    │       │   │   ├── AppLang.kt        expect, правила выбора языка</w:t>
       </w:r>
       <w:r>
         <w:br/>
@@ -6509,7 +9437,7 @@
         <w:rPr>
           <w:rStyle w:val="VerbatimChar"/>
         </w:rPr>
-        <w:t xml:space="preserve">    │       │   │   └── Str.kt            все строки, три языка</w:t>
+        <w:t xml:space="preserve">    │       │   │   └── Str.kt            строки, три языка</w:t>
       </w:r>
       <w:r>
         <w:br/>
@@ -6591,6 +9519,15 @@
           <w:rStyle w:val="VerbatimChar"/>
         </w:rPr>
         <w:t xml:space="preserve">    └── desktopApp/                 десктоп-приложение</w:t>
+      </w:r>
+      <w:r>
+        <w:br/>
+      </w:r>
+      <w:r>
+        <w:rPr>
+          <w:rStyle w:val="VerbatimChar"/>
+        </w:rPr>
+        <w:t xml:space="preserve">        ├── .gitignore</w:t>
       </w:r>
       <w:r>
         <w:br/>
@@ -6609,8 +9546,8 @@
         </w:pict>
       </w:r>
     </w:p>
-    <w:bookmarkEnd w:id="42"/>
-    <w:bookmarkStart w:id="43" w:name="проверки-после-изменений"/>
+    <w:bookmarkEnd w:id="46"/>
+    <w:bookmarkStart w:id="47" w:name="X1d978bce2bb08cb67af101e5d671b6b6ff4c4c7"/>
     <w:p>
       <w:pPr>
         <w:pStyle w:val="Heading2"/>
@@ -6651,7 +9588,7 @@
         <w:rPr>
           <w:rStyle w:val="NormalTok"/>
         </w:rPr>
-        <w:t xml:space="preserve">/nix/store/qqngq35hqpiqm5g5w4wgjj2aam09qxif-openjdk-21.0.12+8</w:t>
+        <w:t xml:space="preserve">/path/to/jdk-21</w:t>
       </w:r>
       <w:r>
         <w:br/>
@@ -6682,9 +9619,15 @@
       </w:r>
       <w:r>
         <w:rPr>
-          <w:rStyle w:val="NormalTok"/>
-        </w:rPr>
-        <w:t xml:space="preserve">/home/azrael/Android/Sdk</w:t>
+          <w:rStyle w:val="VariableTok"/>
+        </w:rPr>
+        <w:t xml:space="preserve">$HOME</w:t>
+      </w:r>
+      <w:r>
+        <w:rPr>
+          <w:rStyle w:val="NormalTok"/>
+        </w:rPr>
+        <w:t xml:space="preserve">/Android/Sdk</w:t>
       </w:r>
       <w:r>
         <w:br/>
@@ -6715,9 +9658,9 @@
       </w:r>
       <w:r>
         <w:rPr>
-          <w:rStyle w:val="NormalTok"/>
-        </w:rPr>
-        <w:t xml:space="preserve">/home/azrael/Android/Sdk</w:t>
+          <w:rStyle w:val="VariableTok"/>
+        </w:rPr>
+        <w:t xml:space="preserve">$ANDROID_HOME</w:t>
       </w:r>
       <w:r>
         <w:br/>
@@ -6841,8 +9784,691 @@
         <w:t xml:space="preserve"> azrael:users .</w:t>
       </w:r>
     </w:p>
-    <w:bookmarkEnd w:id="43"/>
-    <w:bookmarkEnd w:id="44"/>
+    <w:p>
+      <w:pPr>
+        <w:pStyle w:val="FirstParagraph"/>
+      </w:pPr>
+      <w:r>
+        <w:t xml:space="preserve">Проверка, что приложение не падает на устройстве:</w:t>
+      </w:r>
+    </w:p>
+    <w:p>
+      <w:pPr>
+        <w:pStyle w:val="SourceCode"/>
+      </w:pPr>
+      <w:r>
+        <w:rPr>
+          <w:rStyle w:val="ExtensionTok"/>
+        </w:rPr>
+        <w:t xml:space="preserve">adb</w:t>
+      </w:r>
+      <w:r>
+        <w:rPr>
+          <w:rStyle w:val="NormalTok"/>
+        </w:rPr>
+        <w:t xml:space="preserve"> install </w:t>
+      </w:r>
+      <w:r>
+        <w:rPr>
+          <w:rStyle w:val="AttributeTok"/>
+        </w:rPr>
+        <w:t xml:space="preserve">-r</w:t>
+      </w:r>
+      <w:r>
+        <w:rPr>
+          <w:rStyle w:val="NormalTok"/>
+        </w:rPr>
+        <w:t xml:space="preserve"> app/build/outputs/apk/debug/app-debug.apk</w:t>
+      </w:r>
+      <w:r>
+        <w:br/>
+      </w:r>
+      <w:r>
+        <w:rPr>
+          <w:rStyle w:val="ExtensionTok"/>
+        </w:rPr>
+        <w:t xml:space="preserve">adb</w:t>
+      </w:r>
+      <w:r>
+        <w:rPr>
+          <w:rStyle w:val="NormalTok"/>
+        </w:rPr>
+        <w:t xml:space="preserve"> shell am start </w:t>
+      </w:r>
+      <w:r>
+        <w:rPr>
+          <w:rStyle w:val="AttributeTok"/>
+        </w:rPr>
+        <w:t xml:space="preserve">-n</w:t>
+      </w:r>
+      <w:r>
+        <w:rPr>
+          <w:rStyle w:val="NormalTok"/>
+        </w:rPr>
+        <w:t xml:space="preserve"> xyz.azraellab.zapp/.MainActivity</w:t>
+      </w:r>
+      <w:r>
+        <w:br/>
+      </w:r>
+      <w:r>
+        <w:rPr>
+          <w:rStyle w:val="ExtensionTok"/>
+        </w:rPr>
+        <w:t xml:space="preserve">adb</w:t>
+      </w:r>
+      <w:r>
+        <w:rPr>
+          <w:rStyle w:val="NormalTok"/>
+        </w:rPr>
+        <w:t xml:space="preserve"> logcat </w:t>
+      </w:r>
+      <w:r>
+        <w:rPr>
+          <w:rStyle w:val="AttributeTok"/>
+        </w:rPr>
+        <w:t xml:space="preserve">-d</w:t>
+      </w:r>
+      <w:r>
+        <w:rPr>
+          <w:rStyle w:val="NormalTok"/>
+        </w:rPr>
+        <w:t xml:space="preserve"> </w:t>
+      </w:r>
+      <w:r>
+        <w:rPr>
+          <w:rStyle w:val="KeywordTok"/>
+        </w:rPr>
+        <w:t xml:space="preserve">|</w:t>
+      </w:r>
+      <w:r>
+        <w:rPr>
+          <w:rStyle w:val="NormalTok"/>
+        </w:rPr>
+        <w:t xml:space="preserve"> </w:t>
+      </w:r>
+      <w:r>
+        <w:rPr>
+          <w:rStyle w:val="FunctionTok"/>
+        </w:rPr>
+        <w:t xml:space="preserve">grep</w:t>
+      </w:r>
+      <w:r>
+        <w:rPr>
+          <w:rStyle w:val="NormalTok"/>
+        </w:rPr>
+        <w:t xml:space="preserve"> </w:t>
+      </w:r>
+      <w:r>
+        <w:rPr>
+          <w:rStyle w:val="AttributeTok"/>
+        </w:rPr>
+        <w:t xml:space="preserve">-iE</w:t>
+      </w:r>
+      <w:r>
+        <w:rPr>
+          <w:rStyle w:val="NormalTok"/>
+        </w:rPr>
+        <w:t xml:space="preserve"> </w:t>
+      </w:r>
+      <w:r>
+        <w:rPr>
+          <w:rStyle w:val="StringTok"/>
+        </w:rPr>
+        <w:t xml:space="preserve">"FATAL|AndroidRuntime"</w:t>
+      </w:r>
+    </w:p>
+    <w:p>
+      <w:r>
+        <w:pict>
+          <v:rect style="width:0;height:1.5pt" o:hralign="center" o:hrstd="t" o:hr="t"/>
+        </w:pict>
+      </w:r>
+    </w:p>
+    <w:bookmarkEnd w:id="47"/>
+    <w:bookmarkStart w:id="48" w:name="X5ed8c36449c831c581a59727266c39258175549"/>
+    <w:p>
+      <w:pPr>
+        <w:pStyle w:val="Heading2"/>
+      </w:pPr>
+      <w:r>
+        <w:t xml:space="preserve">12. Что ещё предстоит</w:t>
+      </w:r>
+    </w:p>
+    <w:p>
+      <w:pPr>
+        <w:pStyle w:val="FirstParagraph"/>
+      </w:pPr>
+      <w:r>
+        <w:t xml:space="preserve">Основа сделана: общий код собирается под обе платформы, дизайн-система закончена,</w:t>
+      </w:r>
+      <w:r>
+        <w:t xml:space="preserve"> </w:t>
+      </w:r>
+      <w:r>
+        <w:t xml:space="preserve">тесты палитры и языка проходят. Экраны функций не написаны, приложение открывает</w:t>
+      </w:r>
+      <w:r>
+        <w:t xml:space="preserve"> </w:t>
+      </w:r>
+      <w:r>
+        <w:t xml:space="preserve">оформленное окно и на этом всё.</w:t>
+      </w:r>
+    </w:p>
+    <w:p>
+      <w:pPr>
+        <w:pStyle w:val="BodyText"/>
+      </w:pPr>
+      <w:r>
+        <w:t xml:space="preserve">Очередь по этапам без буквенных префиксов, как в README:</w:t>
+      </w:r>
+    </w:p>
+    <w:tbl>
+      <w:tblPr>
+        <w:tblStyle w:val="Table"/>
+        <w:tblW w:type="auto" w:w="0"/>
+        <w:tblLook w:firstRow="1" w:lastRow="0" w:firstColumn="0" w:lastColumn="0" w:noHBand="0" w:noVBand="0" w:val="0020"/>
+      </w:tblPr>
+      <w:tblGrid>
+        <w:gridCol w:w="2640"/>
+        <w:gridCol w:w="2640"/>
+        <w:gridCol w:w="2640"/>
+      </w:tblGrid>
+      <w:tr>
+        <w:trPr>
+          <w:tblHeader w:val="on"/>
+        </w:trPr>
+        <w:tc>
+          <w:tcPr/>
+          <w:p>
+            <w:pPr>
+              <w:pStyle w:val="Compact"/>
+            </w:pPr>
+            <w:r>
+              <w:t xml:space="preserve">Этап</w:t>
+            </w:r>
+          </w:p>
+        </w:tc>
+        <w:tc>
+          <w:tcPr/>
+          <w:p>
+            <w:pPr>
+              <w:pStyle w:val="Compact"/>
+            </w:pPr>
+            <w:r>
+              <w:t xml:space="preserve">Содержание</w:t>
+            </w:r>
+          </w:p>
+        </w:tc>
+        <w:tc>
+          <w:tcPr/>
+          <w:p>
+            <w:pPr>
+              <w:pStyle w:val="Compact"/>
+            </w:pPr>
+            <w:r>
+              <w:t xml:space="preserve">Критерий</w:t>
+            </w:r>
+          </w:p>
+        </w:tc>
+      </w:tr>
+      <w:tr>
+        <w:tc>
+          <w:tcPr/>
+          <w:p>
+            <w:pPr>
+              <w:pStyle w:val="Compact"/>
+            </w:pPr>
+            <w:r>
+              <w:t xml:space="preserve">1</w:t>
+            </w:r>
+          </w:p>
+        </w:tc>
+        <w:tc>
+          <w:tcPr/>
+          <w:p>
+            <w:pPr>
+              <w:pStyle w:val="Compact"/>
+            </w:pPr>
+            <w:r>
+              <w:t xml:space="preserve">компоненты дизайн-системы</w:t>
+            </w:r>
+          </w:p>
+        </w:tc>
+        <w:tc>
+          <w:tcPr/>
+          <w:p>
+            <w:pPr>
+              <w:pStyle w:val="Compact"/>
+            </w:pPr>
+            <w:r>
+              <w:t xml:space="preserve">каждый компонент покрыт тестом контраста</w:t>
+            </w:r>
+          </w:p>
+        </w:tc>
+      </w:tr>
+      <w:tr>
+        <w:tc>
+          <w:tcPr/>
+          <w:p>
+            <w:pPr>
+              <w:pStyle w:val="Compact"/>
+            </w:pPr>
+            <w:r>
+              <w:t xml:space="preserve">2</w:t>
+            </w:r>
+          </w:p>
+        </w:tc>
+        <w:tc>
+          <w:tcPr/>
+          <w:p>
+            <w:pPr>
+              <w:pStyle w:val="Compact"/>
+            </w:pPr>
+            <w:r>
+              <w:t xml:space="preserve">навигация, каркас экранов</w:t>
+            </w:r>
+          </w:p>
+        </w:tc>
+        <w:tc>
+          <w:tcPr/>
+          <w:p>
+            <w:pPr>
+              <w:pStyle w:val="Compact"/>
+            </w:pPr>
+            <w:r>
+              <w:t xml:space="preserve">работающий back-stack, две панели на широком экране</w:t>
+            </w:r>
+          </w:p>
+        </w:tc>
+      </w:tr>
+      <w:tr>
+        <w:tc>
+          <w:tcPr/>
+          <w:p>
+            <w:pPr>
+              <w:pStyle w:val="Compact"/>
+            </w:pPr>
+            <w:r>
+              <w:t xml:space="preserve">3</w:t>
+            </w:r>
+          </w:p>
+        </w:tc>
+        <w:tc>
+          <w:tcPr/>
+          <w:p>
+            <w:pPr>
+              <w:pStyle w:val="Compact"/>
+            </w:pPr>
+            <w:r>
+              <w:t xml:space="preserve">слой данных</w:t>
+            </w:r>
+          </w:p>
+        </w:tc>
+        <w:tc>
+          <w:tcPr/>
+          <w:p>
+            <w:pPr>
+              <w:pStyle w:val="Compact"/>
+            </w:pPr>
+            <w:r>
+              <w:t xml:space="preserve">ни один экран не знает про системные вызовы</w:t>
+            </w:r>
+          </w:p>
+        </w:tc>
+      </w:tr>
+      <w:tr>
+        <w:tc>
+          <w:tcPr/>
+          <w:p>
+            <w:pPr>
+              <w:pStyle w:val="Compact"/>
+            </w:pPr>
+            <w:r>
+              <w:t xml:space="preserve">4</w:t>
+            </w:r>
+          </w:p>
+        </w:tc>
+        <w:tc>
+          <w:tcPr/>
+          <w:p>
+            <w:pPr>
+              <w:pStyle w:val="Compact"/>
+            </w:pPr>
+            <w:r>
+              <w:t xml:space="preserve">разведка устройства и права</w:t>
+            </w:r>
+          </w:p>
+        </w:tc>
+        <w:tc>
+          <w:tcPr/>
+          <w:p>
+            <w:pPr>
+              <w:pStyle w:val="Compact"/>
+            </w:pPr>
+            <w:r>
+              <w:t xml:space="preserve">честный отчёт о том, что доступно, без лишних запросов</w:t>
+            </w:r>
+          </w:p>
+        </w:tc>
+      </w:tr>
+      <w:tr>
+        <w:tc>
+          <w:tcPr/>
+          <w:p>
+            <w:pPr>
+              <w:pStyle w:val="Compact"/>
+            </w:pPr>
+            <w:r>
+              <w:t xml:space="preserve">5</w:t>
+            </w:r>
+          </w:p>
+        </w:tc>
+        <w:tc>
+          <w:tcPr/>
+          <w:p>
+            <w:pPr>
+              <w:pStyle w:val="Compact"/>
+            </w:pPr>
+            <w:r>
+              <w:t xml:space="preserve">парсеры форматов подключения</w:t>
+            </w:r>
+          </w:p>
+        </w:tc>
+        <w:tc>
+          <w:tcPr/>
+          <w:p>
+            <w:pPr>
+              <w:pStyle w:val="Compact"/>
+            </w:pPr>
+            <w:r>
+              <w:t xml:space="preserve">битый вход отбрасывается, а не роняет разбор</w:t>
+            </w:r>
+          </w:p>
+        </w:tc>
+      </w:tr>
+      <w:tr>
+        <w:tc>
+          <w:tcPr/>
+          <w:p>
+            <w:pPr>
+              <w:pStyle w:val="Compact"/>
+            </w:pPr>
+            <w:r>
+              <w:t xml:space="preserve">6</w:t>
+            </w:r>
+          </w:p>
+        </w:tc>
+        <w:tc>
+          <w:tcPr/>
+          <w:p>
+            <w:pPr>
+              <w:pStyle w:val="Compact"/>
+            </w:pPr>
+            <w:r>
+              <w:t xml:space="preserve">сбор конфигов</w:t>
+            </w:r>
+          </w:p>
+        </w:tc>
+        <w:tc>
+          <w:tcPr/>
+          <w:p>
+            <w:pPr>
+              <w:pStyle w:val="Compact"/>
+            </w:pPr>
+            <w:r>
+              <w:t xml:space="preserve">список наполняется, дубликаты убираются</w:t>
+            </w:r>
+          </w:p>
+        </w:tc>
+      </w:tr>
+      <w:tr>
+        <w:tc>
+          <w:tcPr/>
+          <w:p>
+            <w:pPr>
+              <w:pStyle w:val="Compact"/>
+            </w:pPr>
+            <w:r>
+              <w:t xml:space="preserve">7</w:t>
+            </w:r>
+          </w:p>
+        </w:tc>
+        <w:tc>
+          <w:tcPr/>
+          <w:p>
+            <w:pPr>
+              <w:pStyle w:val="Compact"/>
+            </w:pPr>
+            <w:r>
+              <w:t xml:space="preserve">проверка живости</w:t>
+            </w:r>
+          </w:p>
+        </w:tc>
+        <w:tc>
+          <w:tcPr/>
+          <w:p>
+            <w:pPr>
+              <w:pStyle w:val="Compact"/>
+            </w:pPr>
+            <w:r>
+              <w:t xml:space="preserve">три состояния, никаких ложных «живых»</w:t>
+            </w:r>
+          </w:p>
+        </w:tc>
+      </w:tr>
+      <w:tr>
+        <w:tc>
+          <w:tcPr/>
+          <w:p>
+            <w:pPr>
+              <w:pStyle w:val="Compact"/>
+            </w:pPr>
+            <w:r>
+              <w:t xml:space="preserve">8</w:t>
+            </w:r>
+          </w:p>
+        </w:tc>
+        <w:tc>
+          <w:tcPr/>
+          <w:p>
+            <w:pPr>
+              <w:pStyle w:val="Compact"/>
+            </w:pPr>
+            <w:r>
+              <w:t xml:space="preserve">подключение</w:t>
+            </w:r>
+          </w:p>
+        </w:tc>
+        <w:tc>
+          <w:tcPr/>
+          <w:p>
+            <w:pPr>
+              <w:pStyle w:val="Compact"/>
+            </w:pPr>
+            <w:r>
+              <w:t xml:space="preserve">туннель поднимается, трафик идёт через ноду</w:t>
+            </w:r>
+          </w:p>
+        </w:tc>
+      </w:tr>
+      <w:tr>
+        <w:tc>
+          <w:tcPr/>
+          <w:p>
+            <w:pPr>
+              <w:pStyle w:val="Compact"/>
+            </w:pPr>
+            <w:r>
+              <w:t xml:space="preserve">9</w:t>
+            </w:r>
+          </w:p>
+        </w:tc>
+        <w:tc>
+          <w:tcPr/>
+          <w:p>
+            <w:pPr>
+              <w:pStyle w:val="Compact"/>
+            </w:pPr>
+            <w:r>
+              <w:t xml:space="preserve">обход на уровне сети</w:t>
+            </w:r>
+          </w:p>
+        </w:tc>
+        <w:tc>
+          <w:tcPr/>
+          <w:p>
+            <w:pPr>
+              <w:pStyle w:val="Compact"/>
+            </w:pPr>
+            <w:r>
+              <w:t xml:space="preserve">с повышенными правами реальные правила, без них честный экран</w:t>
+            </w:r>
+          </w:p>
+        </w:tc>
+      </w:tr>
+      <w:tr>
+        <w:tc>
+          <w:tcPr/>
+          <w:p>
+            <w:pPr>
+              <w:pStyle w:val="Compact"/>
+            </w:pPr>
+            <w:r>
+              <w:t xml:space="preserve">10</w:t>
+            </w:r>
+          </w:p>
+        </w:tc>
+        <w:tc>
+          <w:tcPr/>
+          <w:p>
+            <w:pPr>
+              <w:pStyle w:val="Compact"/>
+            </w:pPr>
+            <w:r>
+              <w:t xml:space="preserve">обход в рукопожатии</w:t>
+            </w:r>
+          </w:p>
+        </w:tc>
+        <w:tc>
+          <w:tcPr/>
+          <w:p>
+            <w:pPr>
+              <w:pStyle w:val="Compact"/>
+            </w:pPr>
+            <w:r>
+              <w:t xml:space="preserve">проверка домена даёт вердикт</w:t>
+            </w:r>
+          </w:p>
+        </w:tc>
+      </w:tr>
+      <w:tr>
+        <w:tc>
+          <w:tcPr/>
+          <w:p>
+            <w:pPr>
+              <w:pStyle w:val="Compact"/>
+            </w:pPr>
+            <w:r>
+              <w:t xml:space="preserve">11</w:t>
+            </w:r>
+          </w:p>
+        </w:tc>
+        <w:tc>
+          <w:tcPr/>
+          <w:p>
+            <w:pPr>
+              <w:pStyle w:val="Compact"/>
+            </w:pPr>
+            <w:r>
+              <w:t xml:space="preserve">подмена координат</w:t>
+            </w:r>
+          </w:p>
+        </w:tc>
+        <w:tc>
+          <w:tcPr/>
+          <w:p>
+            <w:pPr>
+              <w:pStyle w:val="Compact"/>
+            </w:pPr>
+            <w:r>
+              <w:t xml:space="preserve">подмена видна в стороннем приложении</w:t>
+            </w:r>
+          </w:p>
+        </w:tc>
+      </w:tr>
+      <w:tr>
+        <w:tc>
+          <w:tcPr/>
+          <w:p>
+            <w:pPr>
+              <w:pStyle w:val="Compact"/>
+            </w:pPr>
+            <w:r>
+              <w:t xml:space="preserve">12</w:t>
+            </w:r>
+          </w:p>
+        </w:tc>
+        <w:tc>
+          <w:tcPr/>
+          <w:p>
+            <w:pPr>
+              <w:pStyle w:val="Compact"/>
+            </w:pPr>
+            <w:r>
+              <w:t xml:space="preserve">упаковка</w:t>
+            </w:r>
+          </w:p>
+        </w:tc>
+        <w:tc>
+          <w:tcPr/>
+          <w:p>
+            <w:pPr>
+              <w:pStyle w:val="Compact"/>
+            </w:pPr>
+            <w:r>
+              <w:t xml:space="preserve">все четыре формата собираются</w:t>
+            </w:r>
+          </w:p>
+        </w:tc>
+      </w:tr>
+      <w:tr>
+        <w:tc>
+          <w:tcPr/>
+          <w:p>
+            <w:pPr>
+              <w:pStyle w:val="Compact"/>
+            </w:pPr>
+            <w:r>
+              <w:t xml:space="preserve">13</w:t>
+            </w:r>
+          </w:p>
+        </w:tc>
+        <w:tc>
+          <w:tcPr/>
+          <w:p>
+            <w:pPr>
+              <w:pStyle w:val="Compact"/>
+            </w:pPr>
+            <w:r>
+              <w:t xml:space="preserve">полировка</w:t>
+            </w:r>
+          </w:p>
+        </w:tc>
+        <w:tc>
+          <w:tcPr/>
+          <w:p>
+            <w:pPr>
+              <w:pStyle w:val="Compact"/>
+            </w:pPr>
+            <w:r>
+              <w:t xml:space="preserve">контраст от 3:1, подписанный APK</w:t>
+            </w:r>
+          </w:p>
+        </w:tc>
+      </w:tr>
+    </w:tbl>
+    <w:bookmarkEnd w:id="48"/>
+    <w:bookmarkEnd w:id="49"/>
     <w:sectPr>
       <w:footnotePr>
         <w:numRestart w:val="eachSect"/>
@@ -7181,7 +10807,34 @@
     </w:lvlOverride>
   </w:num>
   <w:num w:numId="1004">
-    <w:abstractNumId w:val="991"/>
+    <w:abstractNumId w:val="99411"/>
+    <w:lvlOverride w:ilvl="0">
+      <w:startOverride w:val="1"/>
+    </w:lvlOverride>
+    <w:lvlOverride w:ilvl="1">
+      <w:startOverride w:val="1"/>
+    </w:lvlOverride>
+    <w:lvlOverride w:ilvl="2">
+      <w:startOverride w:val="1"/>
+    </w:lvlOverride>
+    <w:lvlOverride w:ilvl="3">
+      <w:startOverride w:val="1"/>
+    </w:lvlOverride>
+    <w:lvlOverride w:ilvl="4">
+      <w:startOverride w:val="1"/>
+    </w:lvlOverride>
+    <w:lvlOverride w:ilvl="5">
+      <w:startOverride w:val="1"/>
+    </w:lvlOverride>
+    <w:lvlOverride w:ilvl="6">
+      <w:startOverride w:val="1"/>
+    </w:lvlOverride>
+    <w:lvlOverride w:ilvl="7">
+      <w:startOverride w:val="1"/>
+    </w:lvlOverride>
+    <w:lvlOverride w:ilvl="8">
+      <w:startOverride w:val="1"/>
+    </w:lvlOverride>
   </w:num>
 </w:numbering>
 </file>
@@ -7855,7 +11508,6 @@
     <w:link w:val="VerbatimChar"/>
     <w:pPr>
       <w:wordWrap w:val="off"/>
-      <w:shd w:val="clear" w:fill="f8f8f8"/>
     </w:pPr>
   </w:style>
   <w:style w:type="character" w:customStyle="1" w:styleId="KeywordTok">
@@ -7863,96 +11515,85 @@
     <w:basedOn w:val="VerbatimChar"/>
     <w:rPr>
       <w:b/>
-      <w:color w:val="204a87"/>
-      <w:shd w:val="clear" w:fill="f8f8f8"/>
+      <w:color w:val="007020"/>
     </w:rPr>
   </w:style>
   <w:style w:type="character" w:customStyle="1" w:styleId="DataTypeTok">
     <w:name w:val="DataTypeTok"/>
     <w:basedOn w:val="VerbatimChar"/>
     <w:rPr>
-      <w:color w:val="204a87"/>
-      <w:shd w:val="clear" w:fill="f8f8f8"/>
+      <w:color w:val="902000"/>
     </w:rPr>
   </w:style>
   <w:style w:type="character" w:customStyle="1" w:styleId="DecValTok">
     <w:name w:val="DecValTok"/>
     <w:basedOn w:val="VerbatimChar"/>
     <w:rPr>
-      <w:color w:val="0000cf"/>
-      <w:shd w:val="clear" w:fill="f8f8f8"/>
+      <w:color w:val="40a070"/>
     </w:rPr>
   </w:style>
   <w:style w:type="character" w:customStyle="1" w:styleId="BaseNTok">
     <w:name w:val="BaseNTok"/>
     <w:basedOn w:val="VerbatimChar"/>
     <w:rPr>
-      <w:color w:val="0000cf"/>
-      <w:shd w:val="clear" w:fill="f8f8f8"/>
+      <w:color w:val="40a070"/>
     </w:rPr>
   </w:style>
   <w:style w:type="character" w:customStyle="1" w:styleId="FloatTok">
     <w:name w:val="FloatTok"/>
     <w:basedOn w:val="VerbatimChar"/>
     <w:rPr>
-      <w:color w:val="0000cf"/>
-      <w:shd w:val="clear" w:fill="f8f8f8"/>
+      <w:color w:val="40a070"/>
     </w:rPr>
   </w:style>
   <w:style w:type="character" w:customStyle="1" w:styleId="ConstantTok">
     <w:name w:val="ConstantTok"/>
     <w:basedOn w:val="VerbatimChar"/>
     <w:rPr>
-      <w:color w:val="8f5902"/>
-      <w:shd w:val="clear" w:fill="f8f8f8"/>
+      <w:color w:val="880000"/>
     </w:rPr>
   </w:style>
   <w:style w:type="character" w:customStyle="1" w:styleId="CharTok">
     <w:name w:val="CharTok"/>
     <w:basedOn w:val="VerbatimChar"/>
     <w:rPr>
-      <w:color w:val="4e9a06"/>
-      <w:shd w:val="clear" w:fill="f8f8f8"/>
+      <w:color w:val="4070a0"/>
     </w:rPr>
   </w:style>
   <w:style w:type="character" w:customStyle="1" w:styleId="SpecialCharTok">
     <w:name w:val="SpecialCharTok"/>
     <w:basedOn w:val="VerbatimChar"/>
     <w:rPr>
-      <w:b/>
-      <w:color w:val="ce5c00"/>
-      <w:shd w:val="clear" w:fill="f8f8f8"/>
+      <w:color w:val="4070a0"/>
     </w:rPr>
   </w:style>
   <w:style w:type="character" w:customStyle="1" w:styleId="StringTok">
     <w:name w:val="StringTok"/>
     <w:basedOn w:val="VerbatimChar"/>
     <w:rPr>
-      <w:color w:val="4e9a06"/>
-      <w:shd w:val="clear" w:fill="f8f8f8"/>
+      <w:color w:val="4070a0"/>
     </w:rPr>
   </w:style>
   <w:style w:type="character" w:customStyle="1" w:styleId="VerbatimStringTok">
     <w:name w:val="VerbatimStringTok"/>
     <w:basedOn w:val="VerbatimChar"/>
     <w:rPr>
-      <w:color w:val="4e9a06"/>
-      <w:shd w:val="clear" w:fill="f8f8f8"/>
+      <w:color w:val="4070a0"/>
     </w:rPr>
   </w:style>
   <w:style w:type="character" w:customStyle="1" w:styleId="SpecialStringTok">
     <w:name w:val="SpecialStringTok"/>
     <w:basedOn w:val="VerbatimChar"/>
     <w:rPr>
-      <w:color w:val="4e9a06"/>
-      <w:shd w:val="clear" w:fill="f8f8f8"/>
+      <w:color w:val="bb6688"/>
     </w:rPr>
   </w:style>
   <w:style w:type="character" w:customStyle="1" w:styleId="ImportTok">
     <w:name w:val="ImportTok"/>
     <w:basedOn w:val="VerbatimChar"/>
     <w:rPr>
-      <w:shd w:val="clear" w:fill="f8f8f8"/>
+      <w:b/>
+      <w:color w:val="008000"/>
     </w:rPr>
   </w:style>
   <w:style w:type="character" w:customStyle="1" w:styleId="CommentTok">
@@ -7960,18 +11601,15 @@
     <w:basedOn w:val="VerbatimChar"/>
     <w:rPr>
       <w:i/>
-      <w:color w:val="8f5902"/>
-      <w:shd w:val="clear" w:fill="f8f8f8"/>
+      <w:color w:val="60a0b0"/>
     </w:rPr>
   </w:style>
   <w:style w:type="character" w:customStyle="1" w:styleId="DocumentationTok">
     <w:name w:val="DocumentationTok"/>
     <w:basedOn w:val="VerbatimChar"/>
     <w:rPr>
-      <w:b/>
       <w:i/>
-      <w:color w:val="8f5902"/>
-      <w:shd w:val="clear" w:fill="f8f8f8"/>
+      <w:color w:val="ba2121"/>
     </w:rPr>
   </w:style>
   <w:style w:type="character" w:customStyle="1" w:styleId="AnnotationTok">
@@ -7980,8 +11618,7 @@
     <w:rPr>
       <w:b/>
       <w:i/>
-      <w:color w:val="8f5902"/>
-      <w:shd w:val="clear" w:fill="f8f8f8"/>
+      <w:color w:val="60a0b0"/>
     </w:rPr>
   </w:style>
   <w:style w:type="character" w:customStyle="1" w:styleId="CommentVarTok">
@@ -7990,33 +11627,28 @@
     <w:rPr>
       <w:b/>
       <w:i/>
-      <w:color w:val="8f5902"/>
-      <w:shd w:val="clear" w:fill="f8f8f8"/>
+      <w:color w:val="60a0b0"/>
     </w:rPr>
   </w:style>
   <w:style w:type="character" w:customStyle="1" w:styleId="OtherTok">
     <w:name w:val="OtherTok"/>
     <w:basedOn w:val="VerbatimChar"/>
     <w:rPr>
-      <w:color w:val="8f5902"/>
-      <w:shd w:val="clear" w:fill="f8f8f8"/>
+      <w:color w:val="007020"/>
     </w:rPr>
   </w:style>
   <w:style w:type="character" w:customStyle="1" w:styleId="FunctionTok">
     <w:name w:val="FunctionTok"/>
     <w:basedOn w:val="VerbatimChar"/>
     <w:rPr>
-      <w:b/>
-      <w:color w:val="204a87"/>
-      <w:shd w:val="clear" w:fill="f8f8f8"/>
+      <w:color w:val="06287e"/>
     </w:rPr>
   </w:style>
   <w:style w:type="character" w:customStyle="1" w:styleId="VariableTok">
     <w:name w:val="VariableTok"/>
     <w:basedOn w:val="VerbatimChar"/>
     <w:rPr>
-      <w:color w:val="000000"/>
-      <w:shd w:val="clear" w:fill="f8f8f8"/>
+      <w:color w:val="19177c"/>
     </w:rPr>
   </w:style>
   <w:style w:type="character" w:customStyle="1" w:styleId="ControlFlowTok">
@@ -8024,56 +11656,46 @@
     <w:basedOn w:val="VerbatimChar"/>
     <w:rPr>
       <w:b/>
-      <w:color w:val="204a87"/>
-      <w:shd w:val="clear" w:fill="f8f8f8"/>
+      <w:color w:val="007020"/>
     </w:rPr>
   </w:style>
   <w:style w:type="character" w:customStyle="1" w:styleId="OperatorTok">
     <w:name w:val="OperatorTok"/>
     <w:basedOn w:val="VerbatimChar"/>
     <w:rPr>
-      <w:b/>
-      <w:color w:val="ce5c00"/>
-      <w:shd w:val="clear" w:fill="f8f8f8"/>
+      <w:color w:val="666666"/>
     </w:rPr>
   </w:style>
   <w:style w:type="character" w:customStyle="1" w:styleId="BuiltInTok">
     <w:name w:val="BuiltInTok"/>
     <w:basedOn w:val="VerbatimChar"/>
     <w:rPr>
-      <w:shd w:val="clear" w:fill="f8f8f8"/>
+      <w:color w:val="008000"/>
     </w:rPr>
   </w:style>
   <w:style w:type="character" w:customStyle="1" w:styleId="ExtensionTok">
     <w:name w:val="ExtensionTok"/>
     <w:basedOn w:val="VerbatimChar"/>
-    <w:rPr>
-      <w:shd w:val="clear" w:fill="f8f8f8"/>
-    </w:rPr>
+    <w:rPr/>
   </w:style>
   <w:style w:type="character" w:customStyle="1" w:styleId="PreprocessorTok">
     <w:name w:val="PreprocessorTok"/>
     <w:basedOn w:val="VerbatimChar"/>
     <w:rPr>
-      <w:i/>
-      <w:color w:val="8f5902"/>
-      <w:shd w:val="clear" w:fill="f8f8f8"/>
+      <w:color w:val="bc7a00"/>
     </w:rPr>
   </w:style>
   <w:style w:type="character" w:customStyle="1" w:styleId="AttributeTok">
     <w:name w:val="AttributeTok"/>
     <w:basedOn w:val="VerbatimChar"/>
     <w:rPr>
-      <w:color w:val="204a87"/>
-      <w:shd w:val="clear" w:fill="f8f8f8"/>
+      <w:color w:val="7d9029"/>
     </w:rPr>
   </w:style>
   <w:style w:type="character" w:customStyle="1" w:styleId="RegionMarkerTok">
     <w:name w:val="RegionMarkerTok"/>
     <w:basedOn w:val="VerbatimChar"/>
-    <w:rPr>
-      <w:shd w:val="clear" w:fill="f8f8f8"/>
-    </w:rPr>
+    <w:rPr/>
   </w:style>
   <w:style w:type="character" w:customStyle="1" w:styleId="InformationTok">
     <w:name w:val="InformationTok"/>
@@ -8081,8 +11703,7 @@
     <w:rPr>
       <w:b/>
       <w:i/>
-      <w:color w:val="8f5902"/>
-      <w:shd w:val="clear" w:fill="f8f8f8"/>
+      <w:color w:val="60a0b0"/>
     </w:rPr>
   </w:style>
   <w:style w:type="character" w:customStyle="1" w:styleId="WarningTok">
@@ -8091,16 +11712,15 @@
     <w:rPr>
       <w:b/>
       <w:i/>
-      <w:color w:val="8f5902"/>
-      <w:shd w:val="clear" w:fill="f8f8f8"/>
+      <w:color w:val="60a0b0"/>
     </w:rPr>
   </w:style>
   <w:style w:type="character" w:customStyle="1" w:styleId="AlertTok">
     <w:name w:val="AlertTok"/>
     <w:basedOn w:val="VerbatimChar"/>
     <w:rPr>
-      <w:color w:val="ef2929"/>
-      <w:shd w:val="clear" w:fill="f8f8f8"/>
+      <w:b/>
+      <w:color w:val="ff0000"/>
     </w:rPr>
   </w:style>
   <w:style w:type="character" w:customStyle="1" w:styleId="ErrorTok">
@@ -8108,16 +11728,13 @@
     <w:basedOn w:val="VerbatimChar"/>
     <w:rPr>
       <w:b/>
-      <w:color w:val="a40000"/>
-      <w:shd w:val="clear" w:fill="f8f8f8"/>
+      <w:color w:val="ff0000"/>
     </w:rPr>
   </w:style>
   <w:style w:type="character" w:customStyle="1" w:styleId="NormalTok">
     <w:name w:val="NormalTok"/>
     <w:basedOn w:val="VerbatimChar"/>
-    <w:rPr>
-      <w:shd w:val="clear" w:fill="f8f8f8"/>
-    </w:rPr>
+    <w:rPr/>
   </w:style>
 </w:styles>
 </file>
